--- a/fuentes/63110200_CF02_DU.docx
+++ b/fuentes/63110200_CF02_DU.docx
@@ -557,7 +557,7 @@
           <w:r>
             <w:fldChar w:fldCharType="separate"/>
           </w:r>
-          <w:hyperlink w:anchor="_Toc238017679" w:history="1">
+          <w:hyperlink w:anchor="_Toc240296524" w:history="1">
             <w:r>
               <w:rPr>
                 <w:rStyle w:val="Hipervnculo"/>
@@ -584,7 +584,7 @@
                 <w:noProof/>
                 <w:webHidden/>
               </w:rPr>
-              <w:instrText xml:space="preserve"> PAGEREF _Toc238017679 \h </w:instrText>
+              <w:instrText xml:space="preserve"> PAGEREF _Toc240296524 \h </w:instrText>
             </w:r>
             <w:r>
               <w:rPr>
@@ -630,7 +630,7 @@
               <w14:ligatures w14:val="none"/>
             </w:rPr>
           </w:pPr>
-          <w:hyperlink w:anchor="_Toc238017680" w:history="1">
+          <w:hyperlink w:anchor="_Toc240296525" w:history="1">
             <w:r>
               <w:rPr>
                 <w:rStyle w:val="Hipervnculo"/>
@@ -663,7 +663,7 @@
                 <w:noProof/>
                 <w:webHidden/>
               </w:rPr>
-              <w:instrText xml:space="preserve"> PAGEREF _Toc238017680 \h </w:instrText>
+              <w:instrText xml:space="preserve"> PAGEREF _Toc240296525 \h </w:instrText>
             </w:r>
             <w:r>
               <w:rPr>
@@ -709,7 +709,7 @@
               <w14:ligatures w14:val="none"/>
             </w:rPr>
           </w:pPr>
-          <w:hyperlink w:anchor="_Toc238017681" w:history="1">
+          <w:hyperlink w:anchor="_Toc240296526" w:history="1">
             <w:r>
               <w:rPr>
                 <w:rStyle w:val="Hipervnculo"/>
@@ -736,7 +736,7 @@
                 <w:noProof/>
                 <w:webHidden/>
               </w:rPr>
-              <w:instrText xml:space="preserve"> PAGEREF _Toc238017681 \h </w:instrText>
+              <w:instrText xml:space="preserve"> PAGEREF _Toc240296526 \h </w:instrText>
             </w:r>
             <w:r>
               <w:rPr>
@@ -782,7 +782,7 @@
               <w14:ligatures w14:val="none"/>
             </w:rPr>
           </w:pPr>
-          <w:hyperlink w:anchor="_Toc238017682" w:history="1">
+          <w:hyperlink w:anchor="_Toc240296527" w:history="1">
             <w:r>
               <w:rPr>
                 <w:rStyle w:val="Hipervnculo"/>
@@ -809,7 +809,7 @@
                 <w:noProof/>
                 <w:webHidden/>
               </w:rPr>
-              <w:instrText xml:space="preserve"> PAGEREF _Toc238017682 \h </w:instrText>
+              <w:instrText xml:space="preserve"> PAGEREF _Toc240296527 \h </w:instrText>
             </w:r>
             <w:r>
               <w:rPr>
@@ -855,7 +855,7 @@
               <w14:ligatures w14:val="none"/>
             </w:rPr>
           </w:pPr>
-          <w:hyperlink w:anchor="_Toc238017683" w:history="1">
+          <w:hyperlink w:anchor="_Toc240296528" w:history="1">
             <w:r>
               <w:rPr>
                 <w:rStyle w:val="Hipervnculo"/>
@@ -882,7 +882,7 @@
                 <w:noProof/>
                 <w:webHidden/>
               </w:rPr>
-              <w:instrText xml:space="preserve"> PAGEREF _Toc238017683 \h </w:instrText>
+              <w:instrText xml:space="preserve"> PAGEREF _Toc240296528 \h </w:instrText>
             </w:r>
             <w:r>
               <w:rPr>
@@ -928,7 +928,7 @@
               <w14:ligatures w14:val="none"/>
             </w:rPr>
           </w:pPr>
-          <w:hyperlink w:anchor="_Toc238017684" w:history="1">
+          <w:hyperlink w:anchor="_Toc240296529" w:history="1">
             <w:r>
               <w:rPr>
                 <w:rStyle w:val="Hipervnculo"/>
@@ -963,7 +963,7 @@
                 <w:noProof/>
                 <w:webHidden/>
               </w:rPr>
-              <w:instrText xml:space="preserve"> PAGEREF _Toc238017684 \h </w:instrText>
+              <w:instrText xml:space="preserve"> PAGEREF _Toc240296529 \h </w:instrText>
             </w:r>
             <w:r>
               <w:rPr>
@@ -1009,7 +1009,7 @@
               <w14:ligatures w14:val="none"/>
             </w:rPr>
           </w:pPr>
-          <w:hyperlink w:anchor="_Toc238017685" w:history="1">
+          <w:hyperlink w:anchor="_Toc240296530" w:history="1">
             <w:r>
               <w:rPr>
                 <w:rStyle w:val="Hipervnculo"/>
@@ -1036,7 +1036,7 @@
                 <w:noProof/>
                 <w:webHidden/>
               </w:rPr>
-              <w:instrText xml:space="preserve"> PAGEREF _Toc238017685 \h </w:instrText>
+              <w:instrText xml:space="preserve"> PAGEREF _Toc240296530 \h </w:instrText>
             </w:r>
             <w:r>
               <w:rPr>
@@ -1082,7 +1082,7 @@
               <w14:ligatures w14:val="none"/>
             </w:rPr>
           </w:pPr>
-          <w:hyperlink w:anchor="_Toc238017686" w:history="1">
+          <w:hyperlink w:anchor="_Toc240296531" w:history="1">
             <w:r>
               <w:rPr>
                 <w:rStyle w:val="Hipervnculo"/>
@@ -1115,7 +1115,7 @@
                 <w:noProof/>
                 <w:webHidden/>
               </w:rPr>
-              <w:instrText xml:space="preserve"> PAGEREF _Toc238017686 \h </w:instrText>
+              <w:instrText xml:space="preserve"> PAGEREF _Toc240296531 \h </w:instrText>
             </w:r>
             <w:r>
               <w:rPr>
@@ -1135,7 +1135,7 @@
                 <w:noProof/>
                 <w:webHidden/>
               </w:rPr>
-              <w:t>14</w:t>
+              <w:t>15</w:t>
             </w:r>
             <w:r>
               <w:rPr>
@@ -1161,7 +1161,7 @@
               <w14:ligatures w14:val="none"/>
             </w:rPr>
           </w:pPr>
-          <w:hyperlink w:anchor="_Toc238017687" w:history="1">
+          <w:hyperlink w:anchor="_Toc240296532" w:history="1">
             <w:r>
               <w:rPr>
                 <w:rStyle w:val="Hipervnculo"/>
@@ -1188,7 +1188,7 @@
                 <w:noProof/>
                 <w:webHidden/>
               </w:rPr>
-              <w:instrText xml:space="preserve"> PAGEREF _Toc238017687 \h </w:instrText>
+              <w:instrText xml:space="preserve"> PAGEREF _Toc240296532 \h </w:instrText>
             </w:r>
             <w:r>
               <w:rPr>
@@ -1234,7 +1234,7 @@
               <w14:ligatures w14:val="none"/>
             </w:rPr>
           </w:pPr>
-          <w:hyperlink w:anchor="_Toc238017688" w:history="1">
+          <w:hyperlink w:anchor="_Toc240296533" w:history="1">
             <w:r>
               <w:rPr>
                 <w:rStyle w:val="Hipervnculo"/>
@@ -1261,7 +1261,7 @@
                 <w:noProof/>
                 <w:webHidden/>
               </w:rPr>
-              <w:instrText xml:space="preserve"> PAGEREF _Toc238017688 \h </w:instrText>
+              <w:instrText xml:space="preserve"> PAGEREF _Toc240296533 \h </w:instrText>
             </w:r>
             <w:r>
               <w:rPr>
@@ -1307,7 +1307,7 @@
               <w14:ligatures w14:val="none"/>
             </w:rPr>
           </w:pPr>
-          <w:hyperlink w:anchor="_Toc238017689" w:history="1">
+          <w:hyperlink w:anchor="_Toc240296534" w:history="1">
             <w:r>
               <w:rPr>
                 <w:rStyle w:val="Hipervnculo"/>
@@ -1334,7 +1334,7 @@
                 <w:noProof/>
                 <w:webHidden/>
               </w:rPr>
-              <w:instrText xml:space="preserve"> PAGEREF _Toc238017689 \h </w:instrText>
+              <w:instrText xml:space="preserve"> PAGEREF _Toc240296534 \h </w:instrText>
             </w:r>
             <w:r>
               <w:rPr>
@@ -1380,7 +1380,7 @@
               <w14:ligatures w14:val="none"/>
             </w:rPr>
           </w:pPr>
-          <w:hyperlink w:anchor="_Toc238017690" w:history="1">
+          <w:hyperlink w:anchor="_Toc240296535" w:history="1">
             <w:r>
               <w:rPr>
                 <w:rStyle w:val="Hipervnculo"/>
@@ -1388,13 +1388,13 @@
                 <w:spacing w:val="20"/>
                 <w:lang w:val="en-US"/>
               </w:rPr>
-              <w:t>2.3.</w:t>
+              <w:t xml:space="preserve">2.3. </w:t>
             </w:r>
             <w:r>
               <w:rPr>
                 <w:rStyle w:val="Extranjerismo"/>
               </w:rPr>
-              <w:t xml:space="preserve"> Lead magnet</w:t>
+              <w:t>Lead magnet</w:t>
             </w:r>
             <w:r>
               <w:rPr>
@@ -1415,7 +1415,7 @@
                 <w:noProof/>
                 <w:webHidden/>
               </w:rPr>
-              <w:instrText xml:space="preserve"> PAGEREF _Toc238017690 \h </w:instrText>
+              <w:instrText xml:space="preserve"> PAGEREF _Toc240296535 \h </w:instrText>
             </w:r>
             <w:r>
               <w:rPr>
@@ -1461,7 +1461,7 @@
               <w14:ligatures w14:val="none"/>
             </w:rPr>
           </w:pPr>
-          <w:hyperlink w:anchor="_Toc238017691" w:history="1">
+          <w:hyperlink w:anchor="_Toc240296536" w:history="1">
             <w:r>
               <w:rPr>
                 <w:rStyle w:val="Hipervnculo"/>
@@ -1488,7 +1488,7 @@
                 <w:noProof/>
                 <w:webHidden/>
               </w:rPr>
-              <w:instrText xml:space="preserve"> PAGEREF _Toc238017691 \h </w:instrText>
+              <w:instrText xml:space="preserve"> PAGEREF _Toc240296536 \h </w:instrText>
             </w:r>
             <w:r>
               <w:rPr>
@@ -1534,7 +1534,7 @@
               <w14:ligatures w14:val="none"/>
             </w:rPr>
           </w:pPr>
-          <w:hyperlink w:anchor="_Toc238017692" w:history="1">
+          <w:hyperlink w:anchor="_Toc240296537" w:history="1">
             <w:r>
               <w:rPr>
                 <w:rStyle w:val="Hipervnculo"/>
@@ -1569,7 +1569,7 @@
                 <w:noProof/>
                 <w:webHidden/>
               </w:rPr>
-              <w:instrText xml:space="preserve"> PAGEREF _Toc238017692 \h </w:instrText>
+              <w:instrText xml:space="preserve"> PAGEREF _Toc240296537 \h </w:instrText>
             </w:r>
             <w:r>
               <w:rPr>
@@ -1615,7 +1615,7 @@
               <w14:ligatures w14:val="none"/>
             </w:rPr>
           </w:pPr>
-          <w:hyperlink w:anchor="_Toc238017693" w:history="1">
+          <w:hyperlink w:anchor="_Toc240296538" w:history="1">
             <w:r>
               <w:rPr>
                 <w:rStyle w:val="Hipervnculo"/>
@@ -1642,7 +1642,7 @@
                 <w:noProof/>
                 <w:webHidden/>
               </w:rPr>
-              <w:instrText xml:space="preserve"> PAGEREF _Toc238017693 \h </w:instrText>
+              <w:instrText xml:space="preserve"> PAGEREF _Toc240296538 \h </w:instrText>
             </w:r>
             <w:r>
               <w:rPr>
@@ -1688,7 +1688,7 @@
               <w14:ligatures w14:val="none"/>
             </w:rPr>
           </w:pPr>
-          <w:hyperlink w:anchor="_Toc238017694" w:history="1">
+          <w:hyperlink w:anchor="_Toc240296539" w:history="1">
             <w:r>
               <w:rPr>
                 <w:rStyle w:val="Hipervnculo"/>
@@ -1723,7 +1723,7 @@
                 <w:noProof/>
                 <w:webHidden/>
               </w:rPr>
-              <w:instrText xml:space="preserve"> PAGEREF _Toc238017694 \h </w:instrText>
+              <w:instrText xml:space="preserve"> PAGEREF _Toc240296539 \h </w:instrText>
             </w:r>
             <w:r>
               <w:rPr>
@@ -1769,7 +1769,7 @@
               <w14:ligatures w14:val="none"/>
             </w:rPr>
           </w:pPr>
-          <w:hyperlink w:anchor="_Toc238017695" w:history="1">
+          <w:hyperlink w:anchor="_Toc240296540" w:history="1">
             <w:r>
               <w:rPr>
                 <w:rStyle w:val="Hipervnculo"/>
@@ -1796,7 +1796,7 @@
                 <w:noProof/>
                 <w:webHidden/>
               </w:rPr>
-              <w:instrText xml:space="preserve"> PAGEREF _Toc238017695 \h </w:instrText>
+              <w:instrText xml:space="preserve"> PAGEREF _Toc240296540 \h </w:instrText>
             </w:r>
             <w:r>
               <w:rPr>
@@ -1842,7 +1842,7 @@
               <w14:ligatures w14:val="none"/>
             </w:rPr>
           </w:pPr>
-          <w:hyperlink w:anchor="_Toc238017696" w:history="1">
+          <w:hyperlink w:anchor="_Toc240296541" w:history="1">
             <w:r>
               <w:rPr>
                 <w:rStyle w:val="Hipervnculo"/>
@@ -1869,7 +1869,7 @@
                 <w:noProof/>
                 <w:webHidden/>
               </w:rPr>
-              <w:instrText xml:space="preserve"> PAGEREF _Toc238017696 \h </w:instrText>
+              <w:instrText xml:space="preserve"> PAGEREF _Toc240296541 \h </w:instrText>
             </w:r>
             <w:r>
               <w:rPr>
@@ -1915,7 +1915,7 @@
               <w14:ligatures w14:val="none"/>
             </w:rPr>
           </w:pPr>
-          <w:hyperlink w:anchor="_Toc238017697" w:history="1">
+          <w:hyperlink w:anchor="_Toc240296542" w:history="1">
             <w:r>
               <w:rPr>
                 <w:rStyle w:val="Hipervnculo"/>
@@ -1942,7 +1942,7 @@
                 <w:noProof/>
                 <w:webHidden/>
               </w:rPr>
-              <w:instrText xml:space="preserve"> PAGEREF _Toc238017697 \h </w:instrText>
+              <w:instrText xml:space="preserve"> PAGEREF _Toc240296542 \h </w:instrText>
             </w:r>
             <w:r>
               <w:rPr>
@@ -1988,7 +1988,7 @@
               <w14:ligatures w14:val="none"/>
             </w:rPr>
           </w:pPr>
-          <w:hyperlink w:anchor="_Toc238017698" w:history="1">
+          <w:hyperlink w:anchor="_Toc240296543" w:history="1">
             <w:r>
               <w:rPr>
                 <w:rStyle w:val="Hipervnculo"/>
@@ -2015,7 +2015,7 @@
                 <w:noProof/>
                 <w:webHidden/>
               </w:rPr>
-              <w:instrText xml:space="preserve"> PAGEREF _Toc238017698 \h </w:instrText>
+              <w:instrText xml:space="preserve"> PAGEREF _Toc240296543 \h </w:instrText>
             </w:r>
             <w:r>
               <w:rPr>
@@ -2061,7 +2061,7 @@
               <w14:ligatures w14:val="none"/>
             </w:rPr>
           </w:pPr>
-          <w:hyperlink w:anchor="_Toc238017699" w:history="1">
+          <w:hyperlink w:anchor="_Toc240296544" w:history="1">
             <w:r>
               <w:rPr>
                 <w:rStyle w:val="Hipervnculo"/>
@@ -2088,7 +2088,7 @@
                 <w:noProof/>
                 <w:webHidden/>
               </w:rPr>
-              <w:instrText xml:space="preserve"> PAGEREF _Toc238017699 \h </w:instrText>
+              <w:instrText xml:space="preserve"> PAGEREF _Toc240296544 \h </w:instrText>
             </w:r>
             <w:r>
               <w:rPr>
@@ -2134,7 +2134,7 @@
               <w14:ligatures w14:val="none"/>
             </w:rPr>
           </w:pPr>
-          <w:hyperlink w:anchor="_Toc238017700" w:history="1">
+          <w:hyperlink w:anchor="_Toc240296545" w:history="1">
             <w:r>
               <w:rPr>
                 <w:rStyle w:val="Hipervnculo"/>
@@ -2161,7 +2161,7 @@
                 <w:noProof/>
                 <w:webHidden/>
               </w:rPr>
-              <w:instrText xml:space="preserve"> PAGEREF _Toc238017700 \h </w:instrText>
+              <w:instrText xml:space="preserve"> PAGEREF _Toc240296545 \h </w:instrText>
             </w:r>
             <w:r>
               <w:rPr>
@@ -2207,7 +2207,7 @@
               <w14:ligatures w14:val="none"/>
             </w:rPr>
           </w:pPr>
-          <w:hyperlink w:anchor="_Toc238017701" w:history="1">
+          <w:hyperlink w:anchor="_Toc240296546" w:history="1">
             <w:r>
               <w:rPr>
                 <w:rStyle w:val="Hipervnculo"/>
@@ -2234,7 +2234,7 @@
                 <w:noProof/>
                 <w:webHidden/>
               </w:rPr>
-              <w:instrText xml:space="preserve"> PAGEREF _Toc238017701 \h </w:instrText>
+              <w:instrText xml:space="preserve"> PAGEREF _Toc240296546 \h </w:instrText>
             </w:r>
             <w:r>
               <w:rPr>
@@ -2280,7 +2280,7 @@
               <w14:ligatures w14:val="none"/>
             </w:rPr>
           </w:pPr>
-          <w:hyperlink w:anchor="_Toc238017702" w:history="1">
+          <w:hyperlink w:anchor="_Toc240296547" w:history="1">
             <w:r>
               <w:rPr>
                 <w:rStyle w:val="Hipervnculo"/>
@@ -2307,7 +2307,7 @@
                 <w:noProof/>
                 <w:webHidden/>
               </w:rPr>
-              <w:instrText xml:space="preserve"> PAGEREF _Toc238017702 \h </w:instrText>
+              <w:instrText xml:space="preserve"> PAGEREF _Toc240296547 \h </w:instrText>
             </w:r>
             <w:r>
               <w:rPr>
@@ -2353,7 +2353,7 @@
               <w14:ligatures w14:val="none"/>
             </w:rPr>
           </w:pPr>
-          <w:hyperlink w:anchor="_Toc238017703" w:history="1">
+          <w:hyperlink w:anchor="_Toc240296548" w:history="1">
             <w:r>
               <w:rPr>
                 <w:rStyle w:val="Hipervnculo"/>
@@ -2380,7 +2380,7 @@
                 <w:noProof/>
                 <w:webHidden/>
               </w:rPr>
-              <w:instrText xml:space="preserve"> PAGEREF _Toc238017703 \h </w:instrText>
+              <w:instrText xml:space="preserve"> PAGEREF _Toc240296548 \h </w:instrText>
             </w:r>
             <w:r>
               <w:rPr>
@@ -2426,7 +2426,7 @@
               <w14:ligatures w14:val="none"/>
             </w:rPr>
           </w:pPr>
-          <w:hyperlink w:anchor="_Toc238017704" w:history="1">
+          <w:hyperlink w:anchor="_Toc240296549" w:history="1">
             <w:r>
               <w:rPr>
                 <w:rStyle w:val="Hipervnculo"/>
@@ -2453,7 +2453,7 @@
                 <w:noProof/>
                 <w:webHidden/>
               </w:rPr>
-              <w:instrText xml:space="preserve"> PAGEREF _Toc238017704 \h </w:instrText>
+              <w:instrText xml:space="preserve"> PAGEREF _Toc240296549 \h </w:instrText>
             </w:r>
             <w:r>
               <w:rPr>
@@ -2499,7 +2499,7 @@
               <w14:ligatures w14:val="none"/>
             </w:rPr>
           </w:pPr>
-          <w:hyperlink w:anchor="_Toc238017705" w:history="1">
+          <w:hyperlink w:anchor="_Toc240296550" w:history="1">
             <w:r>
               <w:rPr>
                 <w:rStyle w:val="Hipervnculo"/>
@@ -2526,7 +2526,7 @@
                 <w:noProof/>
                 <w:webHidden/>
               </w:rPr>
-              <w:instrText xml:space="preserve"> PAGEREF _Toc238017705 \h </w:instrText>
+              <w:instrText xml:space="preserve"> PAGEREF _Toc240296550 \h </w:instrText>
             </w:r>
             <w:r>
               <w:rPr>
@@ -2572,7 +2572,7 @@
               <w14:ligatures w14:val="none"/>
             </w:rPr>
           </w:pPr>
-          <w:hyperlink w:anchor="_Toc238017706" w:history="1">
+          <w:hyperlink w:anchor="_Toc240296551" w:history="1">
             <w:r>
               <w:rPr>
                 <w:rStyle w:val="Hipervnculo"/>
@@ -2599,7 +2599,7 @@
                 <w:noProof/>
                 <w:webHidden/>
               </w:rPr>
-              <w:instrText xml:space="preserve"> PAGEREF _Toc238017706 \h </w:instrText>
+              <w:instrText xml:space="preserve"> PAGEREF _Toc240296551 \h </w:instrText>
             </w:r>
             <w:r>
               <w:rPr>
@@ -2645,7 +2645,7 @@
               <w14:ligatures w14:val="none"/>
             </w:rPr>
           </w:pPr>
-          <w:hyperlink w:anchor="_Toc238017707" w:history="1">
+          <w:hyperlink w:anchor="_Toc240296552" w:history="1">
             <w:r>
               <w:rPr>
                 <w:rStyle w:val="Hipervnculo"/>
@@ -2672,7 +2672,7 @@
                 <w:noProof/>
                 <w:webHidden/>
               </w:rPr>
-              <w:instrText xml:space="preserve"> PAGEREF _Toc238017707 \h </w:instrText>
+              <w:instrText xml:space="preserve"> PAGEREF _Toc240296552 \h </w:instrText>
             </w:r>
             <w:r>
               <w:rPr>
@@ -2718,7 +2718,7 @@
               <w14:ligatures w14:val="none"/>
             </w:rPr>
           </w:pPr>
-          <w:hyperlink w:anchor="_Toc238017708" w:history="1">
+          <w:hyperlink w:anchor="_Toc240296553" w:history="1">
             <w:r>
               <w:rPr>
                 <w:rStyle w:val="Hipervnculo"/>
@@ -2745,7 +2745,7 @@
                 <w:noProof/>
                 <w:webHidden/>
               </w:rPr>
-              <w:instrText xml:space="preserve"> PAGEREF _Toc238017708 \h </w:instrText>
+              <w:instrText xml:space="preserve"> PAGEREF _Toc240296553 \h </w:instrText>
             </w:r>
             <w:r>
               <w:rPr>
@@ -2791,7 +2791,7 @@
               <w14:ligatures w14:val="none"/>
             </w:rPr>
           </w:pPr>
-          <w:hyperlink w:anchor="_Toc238017709" w:history="1">
+          <w:hyperlink w:anchor="_Toc240296554" w:history="1">
             <w:r>
               <w:rPr>
                 <w:rStyle w:val="Hipervnculo"/>
@@ -2818,7 +2818,7 @@
                 <w:noProof/>
                 <w:webHidden/>
               </w:rPr>
-              <w:instrText xml:space="preserve"> PAGEREF _Toc238017709 \h </w:instrText>
+              <w:instrText xml:space="preserve"> PAGEREF _Toc240296554 \h </w:instrText>
             </w:r>
             <w:r>
               <w:rPr>
@@ -2864,7 +2864,7 @@
               <w14:ligatures w14:val="none"/>
             </w:rPr>
           </w:pPr>
-          <w:hyperlink w:anchor="_Toc238017710" w:history="1">
+          <w:hyperlink w:anchor="_Toc240296555" w:history="1">
             <w:r>
               <w:rPr>
                 <w:rStyle w:val="Hipervnculo"/>
@@ -2891,7 +2891,7 @@
                 <w:noProof/>
                 <w:webHidden/>
               </w:rPr>
-              <w:instrText xml:space="preserve"> PAGEREF _Toc238017710 \h </w:instrText>
+              <w:instrText xml:space="preserve"> PAGEREF _Toc240296555 \h </w:instrText>
             </w:r>
             <w:r>
               <w:rPr>
@@ -2937,7 +2937,7 @@
               <w14:ligatures w14:val="none"/>
             </w:rPr>
           </w:pPr>
-          <w:hyperlink w:anchor="_Toc238017711" w:history="1">
+          <w:hyperlink w:anchor="_Toc240296556" w:history="1">
             <w:r>
               <w:rPr>
                 <w:rStyle w:val="Hipervnculo"/>
@@ -2964,7 +2964,7 @@
                 <w:noProof/>
                 <w:webHidden/>
               </w:rPr>
-              <w:instrText xml:space="preserve"> PAGEREF _Toc238017711 \h </w:instrText>
+              <w:instrText xml:space="preserve"> PAGEREF _Toc240296556 \h </w:instrText>
             </w:r>
             <w:r>
               <w:rPr>
@@ -3010,7 +3010,7 @@
               <w14:ligatures w14:val="none"/>
             </w:rPr>
           </w:pPr>
-          <w:hyperlink w:anchor="_Toc238017712" w:history="1">
+          <w:hyperlink w:anchor="_Toc240296557" w:history="1">
             <w:r>
               <w:rPr>
                 <w:rStyle w:val="Hipervnculo"/>
@@ -3037,7 +3037,7 @@
                 <w:noProof/>
                 <w:webHidden/>
               </w:rPr>
-              <w:instrText xml:space="preserve"> PAGEREF _Toc238017712 \h </w:instrText>
+              <w:instrText xml:space="preserve"> PAGEREF _Toc240296557 \h </w:instrText>
             </w:r>
             <w:r>
               <w:rPr>
@@ -3083,7 +3083,7 @@
               <w14:ligatures w14:val="none"/>
             </w:rPr>
           </w:pPr>
-          <w:hyperlink w:anchor="_Toc238017713" w:history="1">
+          <w:hyperlink w:anchor="_Toc240296558" w:history="1">
             <w:r>
               <w:rPr>
                 <w:rStyle w:val="Hipervnculo"/>
@@ -3110,7 +3110,7 @@
                 <w:noProof/>
                 <w:webHidden/>
               </w:rPr>
-              <w:instrText xml:space="preserve"> PAGEREF _Toc238017713 \h </w:instrText>
+              <w:instrText xml:space="preserve"> PAGEREF _Toc240296558 \h </w:instrText>
             </w:r>
             <w:r>
               <w:rPr>
@@ -3156,7 +3156,7 @@
               <w14:ligatures w14:val="none"/>
             </w:rPr>
           </w:pPr>
-          <w:hyperlink w:anchor="_Toc238017714" w:history="1">
+          <w:hyperlink w:anchor="_Toc240296559" w:history="1">
             <w:r>
               <w:rPr>
                 <w:rStyle w:val="Hipervnculo"/>
@@ -3183,7 +3183,7 @@
                 <w:noProof/>
                 <w:webHidden/>
               </w:rPr>
-              <w:instrText xml:space="preserve"> PAGEREF _Toc238017714 \h </w:instrText>
+              <w:instrText xml:space="preserve"> PAGEREF _Toc240296559 \h </w:instrText>
             </w:r>
             <w:r>
               <w:rPr>
@@ -3229,7 +3229,7 @@
               <w14:ligatures w14:val="none"/>
             </w:rPr>
           </w:pPr>
-          <w:hyperlink w:anchor="_Toc238017715" w:history="1">
+          <w:hyperlink w:anchor="_Toc240296560" w:history="1">
             <w:r>
               <w:rPr>
                 <w:rStyle w:val="Hipervnculo"/>
@@ -3256,7 +3256,7 @@
                 <w:noProof/>
                 <w:webHidden/>
               </w:rPr>
-              <w:instrText xml:space="preserve"> PAGEREF _Toc238017715 \h </w:instrText>
+              <w:instrText xml:space="preserve"> PAGEREF _Toc240296560 \h </w:instrText>
             </w:r>
             <w:r>
               <w:rPr>
@@ -3276,7 +3276,7 @@
                 <w:noProof/>
                 <w:webHidden/>
               </w:rPr>
-              <w:t>73</w:t>
+              <w:t>74</w:t>
             </w:r>
             <w:r>
               <w:rPr>
@@ -3302,7 +3302,7 @@
               <w14:ligatures w14:val="none"/>
             </w:rPr>
           </w:pPr>
-          <w:hyperlink w:anchor="_Toc238017716" w:history="1">
+          <w:hyperlink w:anchor="_Toc240296561" w:history="1">
             <w:r>
               <w:rPr>
                 <w:rStyle w:val="Hipervnculo"/>
@@ -3329,7 +3329,7 @@
                 <w:noProof/>
                 <w:webHidden/>
               </w:rPr>
-              <w:instrText xml:space="preserve"> PAGEREF _Toc238017716 \h </w:instrText>
+              <w:instrText xml:space="preserve"> PAGEREF _Toc240296561 \h </w:instrText>
             </w:r>
             <w:r>
               <w:rPr>
@@ -3349,7 +3349,7 @@
                 <w:noProof/>
                 <w:webHidden/>
               </w:rPr>
-              <w:t>73</w:t>
+              <w:t>74</w:t>
             </w:r>
             <w:r>
               <w:rPr>
@@ -3375,7 +3375,7 @@
               <w14:ligatures w14:val="none"/>
             </w:rPr>
           </w:pPr>
-          <w:hyperlink w:anchor="_Toc238017717" w:history="1">
+          <w:hyperlink w:anchor="_Toc240296562" w:history="1">
             <w:r>
               <w:rPr>
                 <w:rStyle w:val="Hipervnculo"/>
@@ -3402,7 +3402,7 @@
                 <w:noProof/>
                 <w:webHidden/>
               </w:rPr>
-              <w:instrText xml:space="preserve"> PAGEREF _Toc238017717 \h </w:instrText>
+              <w:instrText xml:space="preserve"> PAGEREF _Toc240296562 \h </w:instrText>
             </w:r>
             <w:r>
               <w:rPr>
@@ -3422,7 +3422,7 @@
                 <w:noProof/>
                 <w:webHidden/>
               </w:rPr>
-              <w:t>75</w:t>
+              <w:t>76</w:t>
             </w:r>
             <w:r>
               <w:rPr>
@@ -3448,7 +3448,7 @@
               <w14:ligatures w14:val="none"/>
             </w:rPr>
           </w:pPr>
-          <w:hyperlink w:anchor="_Toc238017718" w:history="1">
+          <w:hyperlink w:anchor="_Toc240296563" w:history="1">
             <w:r>
               <w:rPr>
                 <w:rStyle w:val="Hipervnculo"/>
@@ -3475,7 +3475,7 @@
                 <w:noProof/>
                 <w:webHidden/>
               </w:rPr>
-              <w:instrText xml:space="preserve"> PAGEREF _Toc238017718 \h </w:instrText>
+              <w:instrText xml:space="preserve"> PAGEREF _Toc240296563 \h </w:instrText>
             </w:r>
             <w:r>
               <w:rPr>
@@ -3495,7 +3495,7 @@
                 <w:noProof/>
                 <w:webHidden/>
               </w:rPr>
-              <w:t>78</w:t>
+              <w:t>79</w:t>
             </w:r>
             <w:r>
               <w:rPr>
@@ -3521,7 +3521,7 @@
               <w14:ligatures w14:val="none"/>
             </w:rPr>
           </w:pPr>
-          <w:hyperlink w:anchor="_Toc238017719" w:history="1">
+          <w:hyperlink w:anchor="_Toc240296564" w:history="1">
             <w:r>
               <w:rPr>
                 <w:rStyle w:val="Hipervnculo"/>
@@ -3548,7 +3548,7 @@
                 <w:noProof/>
                 <w:webHidden/>
               </w:rPr>
-              <w:instrText xml:space="preserve"> PAGEREF _Toc238017719 \h </w:instrText>
+              <w:instrText xml:space="preserve"> PAGEREF _Toc240296564 \h </w:instrText>
             </w:r>
             <w:r>
               <w:rPr>
@@ -3568,7 +3568,7 @@
                 <w:noProof/>
                 <w:webHidden/>
               </w:rPr>
-              <w:t>78</w:t>
+              <w:t>79</w:t>
             </w:r>
             <w:r>
               <w:rPr>
@@ -3594,7 +3594,7 @@
               <w14:ligatures w14:val="none"/>
             </w:rPr>
           </w:pPr>
-          <w:hyperlink w:anchor="_Toc238017720" w:history="1">
+          <w:hyperlink w:anchor="_Toc240296565" w:history="1">
             <w:r>
               <w:rPr>
                 <w:rStyle w:val="Hipervnculo"/>
@@ -3621,7 +3621,7 @@
                 <w:noProof/>
                 <w:webHidden/>
               </w:rPr>
-              <w:instrText xml:space="preserve"> PAGEREF _Toc238017720 \h </w:instrText>
+              <w:instrText xml:space="preserve"> PAGEREF _Toc240296565 \h </w:instrText>
             </w:r>
             <w:r>
               <w:rPr>
@@ -3641,7 +3641,7 @@
                 <w:noProof/>
                 <w:webHidden/>
               </w:rPr>
-              <w:t>81</w:t>
+              <w:t>82</w:t>
             </w:r>
             <w:r>
               <w:rPr>
@@ -3667,7 +3667,7 @@
               <w14:ligatures w14:val="none"/>
             </w:rPr>
           </w:pPr>
-          <w:hyperlink w:anchor="_Toc238017721" w:history="1">
+          <w:hyperlink w:anchor="_Toc240296566" w:history="1">
             <w:r>
               <w:rPr>
                 <w:rStyle w:val="Hipervnculo"/>
@@ -3694,7 +3694,7 @@
                 <w:noProof/>
                 <w:webHidden/>
               </w:rPr>
-              <w:instrText xml:space="preserve"> PAGEREF _Toc238017721 \h </w:instrText>
+              <w:instrText xml:space="preserve"> PAGEREF _Toc240296566 \h </w:instrText>
             </w:r>
             <w:r>
               <w:rPr>
@@ -3714,7 +3714,7 @@
                 <w:noProof/>
                 <w:webHidden/>
               </w:rPr>
-              <w:t>83</w:t>
+              <w:t>84</w:t>
             </w:r>
             <w:r>
               <w:rPr>
@@ -3740,7 +3740,7 @@
               <w14:ligatures w14:val="none"/>
             </w:rPr>
           </w:pPr>
-          <w:hyperlink w:anchor="_Toc238017722" w:history="1">
+          <w:hyperlink w:anchor="_Toc240296567" w:history="1">
             <w:r>
               <w:rPr>
                 <w:rStyle w:val="Hipervnculo"/>
@@ -3767,7 +3767,7 @@
                 <w:noProof/>
                 <w:webHidden/>
               </w:rPr>
-              <w:instrText xml:space="preserve"> PAGEREF _Toc238017722 \h </w:instrText>
+              <w:instrText xml:space="preserve"> PAGEREF _Toc240296567 \h </w:instrText>
             </w:r>
             <w:r>
               <w:rPr>
@@ -3787,7 +3787,7 @@
                 <w:noProof/>
                 <w:webHidden/>
               </w:rPr>
-              <w:t>89</w:t>
+              <w:t>91</w:t>
             </w:r>
             <w:r>
               <w:rPr>
@@ -3813,7 +3813,7 @@
               <w14:ligatures w14:val="none"/>
             </w:rPr>
           </w:pPr>
-          <w:hyperlink w:anchor="_Toc238017723" w:history="1">
+          <w:hyperlink w:anchor="_Toc240296568" w:history="1">
             <w:r>
               <w:rPr>
                 <w:rStyle w:val="Hipervnculo"/>
@@ -3840,7 +3840,7 @@
                 <w:noProof/>
                 <w:webHidden/>
               </w:rPr>
-              <w:instrText xml:space="preserve"> PAGEREF _Toc238017723 \h </w:instrText>
+              <w:instrText xml:space="preserve"> PAGEREF _Toc240296568 \h </w:instrText>
             </w:r>
             <w:r>
               <w:rPr>
@@ -3860,7 +3860,7 @@
                 <w:noProof/>
                 <w:webHidden/>
               </w:rPr>
-              <w:t>91</w:t>
+              <w:t>93</w:t>
             </w:r>
             <w:r>
               <w:rPr>
@@ -3886,7 +3886,7 @@
               <w14:ligatures w14:val="none"/>
             </w:rPr>
           </w:pPr>
-          <w:hyperlink w:anchor="_Toc238017724" w:history="1">
+          <w:hyperlink w:anchor="_Toc240296569" w:history="1">
             <w:r>
               <w:rPr>
                 <w:rStyle w:val="Hipervnculo"/>
@@ -3913,7 +3913,7 @@
                 <w:noProof/>
                 <w:webHidden/>
               </w:rPr>
-              <w:instrText xml:space="preserve"> PAGEREF _Toc238017724 \h </w:instrText>
+              <w:instrText xml:space="preserve"> PAGEREF _Toc240296569 \h </w:instrText>
             </w:r>
             <w:r>
               <w:rPr>
@@ -3933,7 +3933,7 @@
                 <w:noProof/>
                 <w:webHidden/>
               </w:rPr>
-              <w:t>93</w:t>
+              <w:t>95</w:t>
             </w:r>
             <w:r>
               <w:rPr>
@@ -3959,7 +3959,7 @@
               <w14:ligatures w14:val="none"/>
             </w:rPr>
           </w:pPr>
-          <w:hyperlink w:anchor="_Toc238017725" w:history="1">
+          <w:hyperlink w:anchor="_Toc240296570" w:history="1">
             <w:r>
               <w:rPr>
                 <w:rStyle w:val="Hipervnculo"/>
@@ -3986,7 +3986,7 @@
                 <w:noProof/>
                 <w:webHidden/>
               </w:rPr>
-              <w:instrText xml:space="preserve"> PAGEREF _Toc238017725 \h </w:instrText>
+              <w:instrText xml:space="preserve"> PAGEREF _Toc240296570 \h </w:instrText>
             </w:r>
             <w:r>
               <w:rPr>
@@ -4006,7 +4006,7 @@
                 <w:noProof/>
                 <w:webHidden/>
               </w:rPr>
-              <w:t>94</w:t>
+              <w:t>96</w:t>
             </w:r>
             <w:r>
               <w:rPr>
@@ -4034,7 +4034,7 @@
       <w:pPr>
         <w:pStyle w:val="Titulosgenerales"/>
       </w:pPr>
-      <w:bookmarkStart w:id="0" w:name="_Toc238017679"/>
+      <w:bookmarkStart w:id="0" w:name="_Toc240296524"/>
       <w:r>
         <w:lastRenderedPageBreak/>
         <w:t>Introducción</w:t>
@@ -4082,7 +4082,7 @@
       <w:pPr>
         <w:pStyle w:val="Ttulo1"/>
       </w:pPr>
-      <w:bookmarkStart w:id="1" w:name="_Toc238017680"/>
+      <w:bookmarkStart w:id="1" w:name="_Toc240296525"/>
       <w:r>
         <w:lastRenderedPageBreak/>
         <w:t xml:space="preserve">Estrategia comercial en </w:t>
@@ -4125,7 +4125,7 @@
       <w:pPr>
         <w:pStyle w:val="Ttulo2"/>
       </w:pPr>
-      <w:bookmarkStart w:id="2" w:name="_Toc238017681"/>
+      <w:bookmarkStart w:id="2" w:name="_Toc240296526"/>
       <w:r>
         <w:t>Venta</w:t>
       </w:r>
@@ -4329,7 +4329,7 @@
       <w:pPr>
         <w:pStyle w:val="Ttulo2"/>
       </w:pPr>
-      <w:bookmarkStart w:id="3" w:name="_Toc238017682"/>
+      <w:bookmarkStart w:id="3" w:name="_Toc240296527"/>
       <w:r>
         <w:t>Objetivos SMART</w:t>
       </w:r>
@@ -4678,7 +4678,7 @@
       <w:pPr>
         <w:pStyle w:val="Ttulo2"/>
       </w:pPr>
-      <w:bookmarkStart w:id="4" w:name="_Toc238017683"/>
+      <w:bookmarkStart w:id="4" w:name="_Toc240296528"/>
       <w:r>
         <w:lastRenderedPageBreak/>
         <w:t>Producto</w:t>
@@ -4760,7 +4760,7 @@
           <w:rStyle w:val="Extranjerismo"/>
         </w:rPr>
       </w:pPr>
-      <w:bookmarkStart w:id="5" w:name="_Toc238017684"/>
+      <w:bookmarkStart w:id="5" w:name="_Toc240296529"/>
       <w:r>
         <w:rPr>
           <w:rStyle w:val="Extranjerismo"/>
@@ -5062,7 +5062,7 @@
       <w:pPr>
         <w:pStyle w:val="Ttulo2"/>
       </w:pPr>
-      <w:bookmarkStart w:id="6" w:name="_Toc238017685"/>
+      <w:bookmarkStart w:id="6" w:name="_Toc240296530"/>
       <w:r>
         <w:lastRenderedPageBreak/>
         <w:t>Embudo de ventas</w:t>
@@ -5097,6 +5097,21 @@
     </w:p>
     <w:p>
       <w:pPr>
+        <w:spacing w:before="0" w:after="160" w:line="259" w:lineRule="auto"/>
+        <w:ind w:firstLine="0"/>
+        <w:rPr>
+          <w:lang w:val="es-419" w:eastAsia="es-CO"/>
+        </w:rPr>
+      </w:pPr>
+      <w:r>
+        <w:rPr>
+          <w:lang w:val="es-419" w:eastAsia="es-CO"/>
+        </w:rPr>
+        <w:br w:type="page"/>
+      </w:r>
+    </w:p>
+    <w:p>
+      <w:pPr>
         <w:pStyle w:val="Figura"/>
         <w:rPr>
           <w:lang w:val="es-419"/>
@@ -5106,64 +5121,68 @@
         <w:rPr>
           <w:lang w:val="es-419"/>
         </w:rPr>
+        <w:lastRenderedPageBreak/>
         <w:t>Etapas del embudo de ventas</w:t>
       </w:r>
     </w:p>
     <w:p>
       <w:pPr>
-        <w:rPr>
-          <w:lang w:val="es-419" w:eastAsia="es-CO"/>
-        </w:rPr>
-      </w:pPr>
-      <w:r>
-        <w:rPr>
-          <w:lang w:val="es-419" w:eastAsia="es-CO"/>
-        </w:rPr>
-        <w:t xml:space="preserve"> </w:t>
-      </w:r>
-      <w:r>
-        <w:rPr>
-          <w:highlight w:val="yellow"/>
-          <w:lang w:val="es-419" w:eastAsia="es-CO"/>
-        </w:rPr>
-        <w:t>falta imagen t</w:t>
-      </w:r>
-      <w:r>
-        <w:rPr>
-          <w:highlight w:val="yellow"/>
-          <w:lang w:val="es-419" w:eastAsia="es-CO"/>
-        </w:rPr>
-        <w:t>exto alternativo:</w:t>
-      </w:r>
-      <w:r>
-        <w:rPr>
-          <w:lang w:val="es-419" w:eastAsia="es-CO"/>
-        </w:rPr>
-        <w:t xml:space="preserve"> </w:t>
-      </w:r>
-    </w:p>
-    <w:p>
-      <w:pPr>
-        <w:rPr>
-          <w:lang w:val="es-419" w:eastAsia="es-CO"/>
-        </w:rPr>
-      </w:pPr>
-      <w:r>
-        <w:rPr>
-          <w:lang w:val="es-419" w:eastAsia="es-CO"/>
-        </w:rPr>
-        <w:t xml:space="preserve">Figura titulada “Etapas del embudo de ventas”, que representa mediante cuatro bloques conectados con flechas el recorrido del consumidor hacia la compra. La primera etapa es “reconocimiento”, que permite atraer audiencias mediante contenidos orientados a generar visibilidad digital. La segunda etapa es “interés”, que </w:t>
-      </w:r>
-      <w:r>
-        <w:rPr>
-          <w:lang w:val="es-419" w:eastAsia="es-CO"/>
-        </w:rPr>
-        <w:lastRenderedPageBreak/>
-        <w:t>favorece la interacción inicial mediante información relevante relacionada con necesidades específicas. La tercera etapa es “consideración”, que facilita la evaluación de alternativas mediante argumentos, evidencias y beneficios comerciales. La cuarta etapa es “conversión”, que busca concretar la compra mediante acciones orientadas a la toma de decisiones. Las cuatro etapas se presentan de manera secuencial y muestran la progresión desde el primer contacto con la audiencia hasta la acción de compra.</w:t>
-      </w:r>
-    </w:p>
-    <w:p>
-      <w:pPr>
+        <w:jc w:val="center"/>
+        <w:rPr>
+          <w:lang w:val="es-419" w:eastAsia="es-CO"/>
+        </w:rPr>
+      </w:pPr>
+      <w:r>
+        <w:rPr>
+          <w:noProof/>
+          <w:lang w:val="es-419" w:eastAsia="es-CO"/>
+        </w:rPr>
+        <w:drawing>
+          <wp:inline distT="0" distB="0" distL="0" distR="0" wp14:anchorId="12A7CE10" wp14:editId="46CCAA6C">
+            <wp:extent cx="4680000" cy="2577600"/>
+            <wp:effectExtent l="0" t="0" r="6350" b="0"/>
+            <wp:docPr id="2" name="Imagen 2" descr="Figura titulada “Etapas del embudo de ventas”, que representa mediante cuatro bloques conectados con flechas el recorrido del consumidor hacia la compra. La primera etapa es “reconocimiento”, que permite atraer audiencias mediante contenidos orientados a generar visibilidad digital. La segunda etapa es “interés”, que favorece la interacción inicial mediante información relevante relacionada con necesidades específicas. La tercera etapa es “consideración”, que facilita la evaluación de alternativas mediante argumentos, evidencias y beneficios comerciales. La cuarta etapa es “conversión”, que busca concretar la compra mediante acciones orientadas a la toma de decisiones. Las cuatro etapas se presentan de manera secuencial y muestran la progresión desde el primer contacto con la audiencia hasta la acción de compra."/>
+            <wp:cNvGraphicFramePr>
+              <a:graphicFrameLocks xmlns:a="http://schemas.openxmlformats.org/drawingml/2006/main" noChangeAspect="1"/>
+            </wp:cNvGraphicFramePr>
+            <a:graphic xmlns:a="http://schemas.openxmlformats.org/drawingml/2006/main">
+              <a:graphicData uri="http://schemas.openxmlformats.org/drawingml/2006/picture">
+                <pic:pic xmlns:pic="http://schemas.openxmlformats.org/drawingml/2006/picture">
+                  <pic:nvPicPr>
+                    <pic:cNvPr id="2" name="Imagen 2" descr="Figura titulada “Etapas del embudo de ventas”, que representa mediante cuatro bloques conectados con flechas el recorrido del consumidor hacia la compra. La primera etapa es “reconocimiento”, que permite atraer audiencias mediante contenidos orientados a generar visibilidad digital. La segunda etapa es “interés”, que favorece la interacción inicial mediante información relevante relacionada con necesidades específicas. La tercera etapa es “consideración”, que facilita la evaluación de alternativas mediante argumentos, evidencias y beneficios comerciales. La cuarta etapa es “conversión”, que busca concretar la compra mediante acciones orientadas a la toma de decisiones. Las cuatro etapas se presentan de manera secuencial y muestran la progresión desde el primer contacto con la audiencia hasta la acción de compra."/>
+                    <pic:cNvPicPr/>
+                  </pic:nvPicPr>
+                  <pic:blipFill>
+                    <a:blip r:embed="rId12">
+                      <a:extLst>
+                        <a:ext uri="{28A0092B-C50C-407E-A947-70E740481C1C}">
+                          <a14:useLocalDpi xmlns:a14="http://schemas.microsoft.com/office/drawing/2010/main" val="0"/>
+                        </a:ext>
+                      </a:extLst>
+                    </a:blip>
+                    <a:stretch>
+                      <a:fillRect/>
+                    </a:stretch>
+                  </pic:blipFill>
+                  <pic:spPr>
+                    <a:xfrm>
+                      <a:off x="0" y="0"/>
+                      <a:ext cx="4680000" cy="2577600"/>
+                    </a:xfrm>
+                    <a:prstGeom prst="rect">
+                      <a:avLst/>
+                    </a:prstGeom>
+                  </pic:spPr>
+                </pic:pic>
+              </a:graphicData>
+            </a:graphic>
+          </wp:inline>
+        </w:drawing>
+      </w:r>
+    </w:p>
+    <w:p>
+      <w:pPr>
+        <w:ind w:left="707"/>
         <w:rPr>
           <w:lang w:val="es-419" w:eastAsia="es-CO"/>
         </w:rPr>
@@ -5226,8 +5245,9 @@
       <w:pPr>
         <w:pStyle w:val="Ttulo2"/>
       </w:pPr>
-      <w:bookmarkStart w:id="7" w:name="_Toc238017686"/>
-      <w:r>
+      <w:bookmarkStart w:id="7" w:name="_Toc240296531"/>
+      <w:r>
+        <w:lastRenderedPageBreak/>
         <w:t xml:space="preserve">Canales de venta de </w:t>
       </w:r>
       <w:r>
@@ -5261,14 +5281,7 @@
         <w:rPr>
           <w:lang w:val="es-419" w:eastAsia="es-CO"/>
         </w:rPr>
-        <w:t xml:space="preserve"> corresponden a las plataformas digitales utilizadas por organizaciones y emprendedores para establecer contacto comercial, promocionar productos y generar procesos de conversión. Su relevancia ha aumentado debido al crecimiento de las comunidades digitales y a la capacidad de estas </w:t>
-      </w:r>
-      <w:r>
-        <w:rPr>
-          <w:lang w:val="es-419" w:eastAsia="es-CO"/>
-        </w:rPr>
-        <w:lastRenderedPageBreak/>
-        <w:t>plataformas para facilitar interacciones directas entre empresas y consumidores. La selección adecuada del canal influye directamente en la efectividad de las estrategias comerciales desarrolladas.</w:t>
+        <w:t xml:space="preserve"> corresponden a las plataformas digitales utilizadas por organizaciones y emprendedores para establecer contacto comercial, promocionar productos y generar procesos de conversión. Su relevancia ha aumentado debido al crecimiento de las comunidades digitales y a la capacidad de estas plataformas para facilitar interacciones directas entre empresas y consumidores. La selección adecuada del canal influye directamente en la efectividad de las estrategias comerciales desarrolladas.</w:t>
       </w:r>
     </w:p>
     <w:p>
@@ -5329,13 +5342,27 @@
         <w:rPr>
           <w:lang w:val="es-419" w:eastAsia="es-CO"/>
         </w:rPr>
-        <w:t xml:space="preserve">. La empresa TechMarket comercializaba productos tecnológicos utilizando únicamente publicaciones orgánicas en Facebook. Aunque lograba cierto nivel de alcance, observaba dificultades para generar crecimiento sostenido en ventas digitales. Después de analizar el comportamiento de sus consumidores, decidió diversificar sus canales de venta. La organización comenzó a utilizar Instagram para promocionar productos mediante contenido visual, </w:t>
+        <w:t xml:space="preserve">. La empresa </w:t>
       </w:r>
       <w:proofErr w:type="spellStart"/>
       <w:r>
         <w:rPr>
           <w:lang w:val="es-419" w:eastAsia="es-CO"/>
         </w:rPr>
+        <w:t>TechMarket</w:t>
+      </w:r>
+      <w:proofErr w:type="spellEnd"/>
+      <w:r>
+        <w:rPr>
+          <w:lang w:val="es-419" w:eastAsia="es-CO"/>
+        </w:rPr>
+        <w:t xml:space="preserve"> comercializaba productos tecnológicos utilizando únicamente publicaciones orgánicas en Facebook. Aunque lograba cierto nivel de alcance, observaba dificultades para generar crecimiento sostenido en ventas digitales. Después de analizar el comportamiento de sus consumidores, decidió diversificar sus canales de venta. La organización comenzó a utilizar Instagram para promocionar productos mediante contenido visual, </w:t>
+      </w:r>
+      <w:proofErr w:type="spellStart"/>
+      <w:r>
+        <w:rPr>
+          <w:lang w:val="es-419" w:eastAsia="es-CO"/>
+        </w:rPr>
         <w:t>TikTok</w:t>
       </w:r>
       <w:proofErr w:type="spellEnd"/>
@@ -5343,7 +5370,14 @@
         <w:rPr>
           <w:lang w:val="es-419" w:eastAsia="es-CO"/>
         </w:rPr>
-        <w:t xml:space="preserve"> para generar reconocimiento y WhatsApp Business para acompañar procesos de decisión de compra. Como resultado, logró incrementar la interacción con diferentes segmentos de consumidores y fortalecer significativamente su capacidad de conversión comercial. El caso demuestra la importancia estratégica de seleccionar y combinar adecuadamente los canales de venta en </w:t>
+        <w:t xml:space="preserve"> para </w:t>
+      </w:r>
+      <w:r>
+        <w:rPr>
+          <w:lang w:val="es-419" w:eastAsia="es-CO"/>
+        </w:rPr>
+        <w:lastRenderedPageBreak/>
+        <w:t xml:space="preserve">generar reconocimiento y WhatsApp Business para acompañar procesos de decisión de compra. Como resultado, logró incrementar la interacción con diferentes segmentos de consumidores y fortalecer significativamente su capacidad de conversión comercial. El caso demuestra la importancia estratégica de seleccionar y combinar adecuadamente los canales de venta en </w:t>
       </w:r>
       <w:r>
         <w:rPr>
@@ -5371,7 +5405,6 @@
           <w:bCs/>
           <w:lang w:val="es-419" w:eastAsia="es-CO"/>
         </w:rPr>
-        <w:lastRenderedPageBreak/>
         <w:t>Cita de reflexión</w:t>
       </w:r>
       <w:r>
@@ -5406,7 +5439,7 @@
       <w:pPr>
         <w:pStyle w:val="Ttulo1"/>
       </w:pPr>
-      <w:bookmarkStart w:id="8" w:name="_Toc238017687"/>
+      <w:bookmarkStart w:id="8" w:name="_Toc240296532"/>
       <w:r>
         <w:lastRenderedPageBreak/>
         <w:t>Segmentación y posicionamiento comercial digital</w:t>
@@ -5443,7 +5476,7 @@
       <w:pPr>
         <w:pStyle w:val="Ttulo2"/>
       </w:pPr>
-      <w:bookmarkStart w:id="9" w:name="_Toc238017688"/>
+      <w:bookmarkStart w:id="9" w:name="_Toc240296533"/>
       <w:r>
         <w:t>Segmentación</w:t>
       </w:r>
@@ -5513,17 +5546,12 @@
     </w:p>
     <w:p>
       <w:pPr>
-        <w:rPr>
-          <w:lang w:val="es-419" w:eastAsia="es-CO"/>
-        </w:rPr>
-      </w:pPr>
-      <w:r>
-        <w:rPr>
-          <w:lang w:val="es-419" w:eastAsia="es-CO"/>
-        </w:rPr>
-        <w:tab/>
-      </w:r>
-      <w:hyperlink r:id="rId12" w:history="1">
+        <w:ind w:firstLine="0"/>
+        <w:rPr>
+          <w:lang w:val="es-419" w:eastAsia="es-CO"/>
+        </w:rPr>
+      </w:pPr>
+      <w:hyperlink r:id="rId13" w:history="1">
         <w:r>
           <w:rPr>
             <w:rStyle w:val="Hipervnculo"/>
@@ -5537,7 +5565,7 @@
       <w:pPr>
         <w:pStyle w:val="Ttulo2"/>
       </w:pPr>
-      <w:bookmarkStart w:id="10" w:name="_Toc238017689"/>
+      <w:bookmarkStart w:id="10" w:name="_Toc240296534"/>
       <w:r>
         <w:t>Posicionamiento</w:t>
       </w:r>
@@ -5594,7 +5622,21 @@
         <w:rPr>
           <w:lang w:val="es-419" w:eastAsia="es-CO"/>
         </w:rPr>
-        <w:t>. La empresa EcoCoffee competía en un mercado saturado de productos similares. Aunque ofrecía café de alta calidad, los consumidores no percibían diferencias significativas respecto a otras marcas disponibles. Como consecuencia, la organización enfrentaba dificultades para destacar dentro de plataformas digitales. Después de realizar un análisis estratégico, decidió posicionarse alrededor de prácticas sostenibles y apoyo a productores locales. La comunicación comenzó a resaltar historias reales, procesos responsables y beneficios asociados con el consumo consciente. Con el tiempo, la marca fortaleció su reconocimiento y logró construir una identidad claramente diferenciada dentro de su mercado objetivo.</w:t>
+        <w:t xml:space="preserve">. La empresa </w:t>
+      </w:r>
+      <w:proofErr w:type="spellStart"/>
+      <w:r>
+        <w:rPr>
+          <w:lang w:val="es-419" w:eastAsia="es-CO"/>
+        </w:rPr>
+        <w:t>EcoCoffee</w:t>
+      </w:r>
+      <w:proofErr w:type="spellEnd"/>
+      <w:r>
+        <w:rPr>
+          <w:lang w:val="es-419" w:eastAsia="es-CO"/>
+        </w:rPr>
+        <w:t xml:space="preserve"> competía en un mercado saturado de productos similares. Aunque ofrecía café de alta calidad, los consumidores no percibían diferencias significativas respecto a otras marcas disponibles. Como consecuencia, la organización enfrentaba dificultades para destacar dentro de plataformas digitales. Después de realizar un análisis estratégico, decidió posicionarse alrededor de prácticas sostenibles y apoyo a productores locales. La comunicación comenzó a resaltar historias reales, procesos responsables y beneficios asociados con el consumo consciente. Con el tiempo, la marca fortaleció su reconocimiento y logró construir una identidad claramente diferenciada dentro de su mercado objetivo.</w:t>
       </w:r>
     </w:p>
     <w:p>
@@ -5808,7 +5850,7 @@
           <w:rStyle w:val="Extranjerismo"/>
         </w:rPr>
       </w:pPr>
-      <w:bookmarkStart w:id="11" w:name="_Toc238017690"/>
+      <w:bookmarkStart w:id="11" w:name="_Toc240296535"/>
       <w:r>
         <w:rPr>
           <w:rStyle w:val="Extranjerismo"/>
@@ -6110,7 +6152,7 @@
       <w:pPr>
         <w:pStyle w:val="Ttulo2"/>
       </w:pPr>
-      <w:bookmarkStart w:id="12" w:name="_Toc238017691"/>
+      <w:bookmarkStart w:id="12" w:name="_Toc240296536"/>
       <w:r>
         <w:t>Palabras clave e intenciones de búsqueda</w:t>
       </w:r>
@@ -6194,6 +6236,11 @@
     </w:p>
     <w:p>
       <w:pPr>
+        <w:pStyle w:val="Prrafodelista"/>
+        <w:numPr>
+          <w:ilvl w:val="0"/>
+          <w:numId w:val="45"/>
+        </w:numPr>
         <w:rPr>
           <w:lang w:val="es-419" w:eastAsia="es-CO"/>
         </w:rPr>
@@ -6204,38 +6251,32 @@
           <w:bCs/>
           <w:lang w:val="es-419" w:eastAsia="es-CO"/>
         </w:rPr>
-        <w:t>Google Trends</w:t>
-      </w:r>
-      <w:r>
-        <w:rPr>
-          <w:lang w:val="es-419" w:eastAsia="es-CO"/>
-        </w:rPr>
-        <w:t>: permite identificar tendencias y evolución de términos buscados digitalmente.</w:t>
-      </w:r>
-    </w:p>
-    <w:p>
-      <w:pPr>
-        <w:rPr>
-          <w:lang w:val="es-419" w:eastAsia="es-CO"/>
-        </w:rPr>
-      </w:pPr>
+        <w:t xml:space="preserve">Google </w:t>
+      </w:r>
+      <w:proofErr w:type="spellStart"/>
       <w:r>
         <w:rPr>
           <w:b/>
           <w:bCs/>
           <w:lang w:val="es-419" w:eastAsia="es-CO"/>
         </w:rPr>
-        <w:t>Google Keyword Planner</w:t>
-      </w:r>
-      <w:r>
-        <w:rPr>
-          <w:lang w:val="es-419" w:eastAsia="es-CO"/>
-        </w:rPr>
-        <w:t>: facilita analizar el volumen y la relevancia de palabras clave comerciales.</w:t>
-      </w:r>
-    </w:p>
-    <w:p>
-      <w:pPr>
+        <w:t>Trends</w:t>
+      </w:r>
+      <w:proofErr w:type="spellEnd"/>
+      <w:r>
+        <w:rPr>
+          <w:lang w:val="es-419" w:eastAsia="es-CO"/>
+        </w:rPr>
+        <w:t>: permite identificar tendencias y evolución de términos buscados digitalmente.</w:t>
+      </w:r>
+    </w:p>
+    <w:p>
+      <w:pPr>
+        <w:pStyle w:val="Prrafodelista"/>
+        <w:numPr>
+          <w:ilvl w:val="0"/>
+          <w:numId w:val="45"/>
+        </w:numPr>
         <w:rPr>
           <w:lang w:val="es-419" w:eastAsia="es-CO"/>
         </w:rPr>
@@ -6246,209 +6287,295 @@
           <w:bCs/>
           <w:lang w:val="es-419" w:eastAsia="es-CO"/>
         </w:rPr>
-        <w:t xml:space="preserve">Semrush: </w:t>
-      </w:r>
-      <w:r>
-        <w:rPr>
-          <w:lang w:val="es-419" w:eastAsia="es-CO"/>
-        </w:rPr>
-        <w:t>proporciona información estratégica sobre posicionamiento y competencia digital.</w:t>
-      </w:r>
-    </w:p>
-    <w:p>
-      <w:pPr>
-        <w:rPr>
-          <w:lang w:val="es-419" w:eastAsia="es-CO"/>
-        </w:rPr>
-      </w:pPr>
+        <w:t xml:space="preserve">Google </w:t>
+      </w:r>
+      <w:proofErr w:type="spellStart"/>
       <w:r>
         <w:rPr>
           <w:b/>
           <w:bCs/>
           <w:lang w:val="es-419" w:eastAsia="es-CO"/>
         </w:rPr>
-        <w:t>Ubersuggest:</w:t>
-      </w:r>
-      <w:r>
-        <w:rPr>
-          <w:lang w:val="es-419" w:eastAsia="es-CO"/>
-        </w:rPr>
-        <w:t xml:space="preserve"> ayuda a descubrir oportunidades relacionadas con búsquedas y contenidos digitales.</w:t>
-      </w:r>
-    </w:p>
-    <w:p>
-      <w:pPr>
-        <w:rPr>
-          <w:lang w:val="es-419" w:eastAsia="es-CO"/>
-        </w:rPr>
-      </w:pPr>
-      <w:r>
-        <w:rPr>
-          <w:lang w:val="es-419" w:eastAsia="es-CO"/>
-        </w:rPr>
-        <w:t>¿Cómo podría una empresa de productos ecológicos utilizar palabras clave e intenciones de búsqueda para mejorar la visibilidad de sus contenidos digitales?</w:t>
-      </w:r>
-    </w:p>
-    <w:p>
-      <w:pPr>
-        <w:pStyle w:val="Ttulo2"/>
-        <w:rPr>
-          <w:rStyle w:val="Extranjerismo"/>
-        </w:rPr>
-      </w:pPr>
-      <w:bookmarkStart w:id="13" w:name="_Toc238017692"/>
-      <w:r>
-        <w:rPr>
-          <w:rStyle w:val="Extranjerismo"/>
-        </w:rPr>
-        <w:t>Insights</w:t>
-      </w:r>
-      <w:bookmarkEnd w:id="13"/>
-    </w:p>
-    <w:p>
-      <w:pPr>
-        <w:rPr>
-          <w:lang w:val="es-419" w:eastAsia="es-CO"/>
-        </w:rPr>
-      </w:pPr>
-      <w:r>
-        <w:rPr>
-          <w:lang w:val="es-419" w:eastAsia="es-CO"/>
-        </w:rPr>
-        <w:t xml:space="preserve">Los </w:t>
-      </w:r>
-      <w:r>
-        <w:rPr>
-          <w:rStyle w:val="Extranjerismo"/>
-          <w:lang w:val="es-419" w:eastAsia="es-CO"/>
-        </w:rPr>
-        <w:t>insights</w:t>
-      </w:r>
-      <w:r>
-        <w:rPr>
-          <w:lang w:val="es-419" w:eastAsia="es-CO"/>
-        </w:rPr>
-        <w:t xml:space="preserve"> son hallazgos relevantes obtenidos a partir del análisis de información sobre consumidores, mercados y comportamientos digitales. Su importancia radica en que permiten transformar datos dispersos en conocimiento útil </w:t>
-      </w:r>
-      <w:r>
-        <w:rPr>
-          <w:lang w:val="es-419" w:eastAsia="es-CO"/>
-        </w:rPr>
-        <w:lastRenderedPageBreak/>
-        <w:t xml:space="preserve">para la toma de decisiones estratégicas. En las ventas en </w:t>
-      </w:r>
-      <w:r>
-        <w:rPr>
-          <w:rStyle w:val="Extranjerismo"/>
-          <w:lang w:val="es-419" w:eastAsia="es-CO"/>
-        </w:rPr>
-        <w:t>social media</w:t>
-      </w:r>
-      <w:r>
-        <w:rPr>
-          <w:lang w:val="es-419" w:eastAsia="es-CO"/>
-        </w:rPr>
-        <w:t xml:space="preserve">, los </w:t>
-      </w:r>
-      <w:r>
-        <w:rPr>
-          <w:rStyle w:val="Extranjerismo"/>
-          <w:lang w:val="es-419" w:eastAsia="es-CO"/>
-        </w:rPr>
-        <w:t>insights</w:t>
-      </w:r>
-      <w:r>
-        <w:rPr>
-          <w:lang w:val="es-419" w:eastAsia="es-CO"/>
-        </w:rPr>
-        <w:t xml:space="preserve"> facilitan la comprensión de motivaciones, necesidades y patrones de interacción que influyen directamente en la efectividad de las acciones comerciales desarrolladas por las organizaciones.</w:t>
-      </w:r>
-    </w:p>
-    <w:p>
-      <w:pPr>
-        <w:rPr>
-          <w:lang w:val="es-419" w:eastAsia="es-CO"/>
-        </w:rPr>
-      </w:pPr>
-      <w:r>
-        <w:rPr>
-          <w:lang w:val="es-419" w:eastAsia="es-CO"/>
-        </w:rPr>
-        <w:t xml:space="preserve">Las principales características de un </w:t>
-      </w:r>
-      <w:proofErr w:type="spellStart"/>
-      <w:r>
-        <w:rPr>
-          <w:rStyle w:val="Extranjerismo"/>
-          <w:lang w:val="es-419" w:eastAsia="es-CO"/>
-        </w:rPr>
-        <w:t>insight</w:t>
+        <w:t>Keyword</w:t>
       </w:r>
       <w:proofErr w:type="spellEnd"/>
       <w:r>
-        <w:rPr>
-          <w:lang w:val="es-419" w:eastAsia="es-CO"/>
-        </w:rPr>
-        <w:t xml:space="preserve"> están asociadas con su capacidad para revelar comportamientos significativos, aportar valor estratégico y orientar decisiones empresariales. Un </w:t>
-      </w:r>
-      <w:proofErr w:type="spellStart"/>
-      <w:r>
-        <w:rPr>
-          <w:rStyle w:val="Extranjerismo"/>
-          <w:lang w:val="es-419" w:eastAsia="es-CO"/>
-        </w:rPr>
-        <w:t>insight</w:t>
-      </w:r>
-      <w:proofErr w:type="spellEnd"/>
-      <w:r>
-        <w:rPr>
-          <w:lang w:val="es-419" w:eastAsia="es-CO"/>
-        </w:rPr>
-        <w:t xml:space="preserve"> no corresponde únicamente a un dato o una métrica aislada; representa una interpretación que explica por qué ocurre determinado comportamiento y cuáles pueden ser sus implicaciones comerciales. Esta capacidad analítica permite a las organizaciones diseñar estrategias más pertinentes y alineadas con las expectativas del consumidor digital.</w:t>
-      </w:r>
-    </w:p>
-    <w:p>
-      <w:pPr>
-        <w:rPr>
-          <w:lang w:val="es-419" w:eastAsia="es-CO"/>
-        </w:rPr>
-      </w:pPr>
-      <w:r>
-        <w:rPr>
-          <w:lang w:val="es-419" w:eastAsia="es-CO"/>
-        </w:rPr>
-        <w:t xml:space="preserve">Para analizar la información obtenida de los consumidores y convertirla en decisiones comerciales, es posible identificar diferentes tipos de </w:t>
-      </w:r>
-      <w:r>
-        <w:rPr>
-          <w:rStyle w:val="Extranjerismo"/>
-          <w:lang w:val="es-419" w:eastAsia="es-CO"/>
-        </w:rPr>
-        <w:t>insights</w:t>
-      </w:r>
-      <w:r>
-        <w:rPr>
-          <w:lang w:val="es-419" w:eastAsia="es-CO"/>
-        </w:rPr>
-        <w:t xml:space="preserve"> según el aspecto que se busca comprender, entre ellos:</w:t>
-      </w:r>
-    </w:p>
-    <w:p>
-      <w:pPr>
         <w:rPr>
           <w:b/>
           <w:bCs/>
           <w:lang w:val="es-419" w:eastAsia="es-CO"/>
         </w:rPr>
-      </w:pPr>
+        <w:t xml:space="preserve"> </w:t>
+      </w:r>
+      <w:proofErr w:type="spellStart"/>
       <w:r>
         <w:rPr>
           <w:b/>
           <w:bCs/>
           <w:lang w:val="es-419" w:eastAsia="es-CO"/>
         </w:rPr>
+        <w:t>Planner</w:t>
+      </w:r>
+      <w:proofErr w:type="spellEnd"/>
+      <w:r>
+        <w:rPr>
+          <w:lang w:val="es-419" w:eastAsia="es-CO"/>
+        </w:rPr>
+        <w:t>: facilita analizar el volumen y la relevancia de palabras clave comerciales.</w:t>
+      </w:r>
+    </w:p>
+    <w:p>
+      <w:pPr>
+        <w:pStyle w:val="Prrafodelista"/>
+        <w:numPr>
+          <w:ilvl w:val="0"/>
+          <w:numId w:val="45"/>
+        </w:numPr>
+        <w:rPr>
+          <w:lang w:val="es-419" w:eastAsia="es-CO"/>
+        </w:rPr>
+      </w:pPr>
+      <w:proofErr w:type="spellStart"/>
+      <w:r>
+        <w:rPr>
+          <w:b/>
+          <w:bCs/>
+          <w:lang w:val="es-419" w:eastAsia="es-CO"/>
+        </w:rPr>
+        <w:t>Semrush</w:t>
+      </w:r>
+      <w:proofErr w:type="spellEnd"/>
+      <w:r>
+        <w:rPr>
+          <w:b/>
+          <w:bCs/>
+          <w:lang w:val="es-419" w:eastAsia="es-CO"/>
+        </w:rPr>
+        <w:t xml:space="preserve">: </w:t>
+      </w:r>
+      <w:r>
+        <w:rPr>
+          <w:lang w:val="es-419" w:eastAsia="es-CO"/>
+        </w:rPr>
+        <w:t>proporciona información estratégica sobre posicionamiento y competencia digital.</w:t>
+      </w:r>
+    </w:p>
+    <w:p>
+      <w:pPr>
+        <w:pStyle w:val="Prrafodelista"/>
+        <w:numPr>
+          <w:ilvl w:val="0"/>
+          <w:numId w:val="45"/>
+        </w:numPr>
+        <w:rPr>
+          <w:lang w:val="es-419" w:eastAsia="es-CO"/>
+        </w:rPr>
+      </w:pPr>
+      <w:proofErr w:type="spellStart"/>
+      <w:r>
+        <w:rPr>
+          <w:b/>
+          <w:bCs/>
+          <w:lang w:val="es-419" w:eastAsia="es-CO"/>
+        </w:rPr>
+        <w:t>Ubersuggest</w:t>
+      </w:r>
+      <w:proofErr w:type="spellEnd"/>
+      <w:r>
+        <w:rPr>
+          <w:b/>
+          <w:bCs/>
+          <w:lang w:val="es-419" w:eastAsia="es-CO"/>
+        </w:rPr>
+        <w:t>:</w:t>
+      </w:r>
+      <w:r>
+        <w:rPr>
+          <w:lang w:val="es-419" w:eastAsia="es-CO"/>
+        </w:rPr>
+        <w:t xml:space="preserve"> ayuda a descubrir oportunidades relacionadas con búsquedas y contenidos digitales.</w:t>
+      </w:r>
+    </w:p>
+    <w:p>
+      <w:pPr>
+        <w:rPr>
+          <w:lang w:val="es-419" w:eastAsia="es-CO"/>
+        </w:rPr>
+      </w:pPr>
+      <w:r>
+        <w:rPr>
+          <w:lang w:val="es-419" w:eastAsia="es-CO"/>
+        </w:rPr>
+        <w:t>¿Cómo podría una empresa de productos ecológicos utilizar palabras clave e intenciones de búsqueda para mejorar la visibilidad de sus contenidos digitales?</w:t>
+      </w:r>
+    </w:p>
+    <w:p>
+      <w:pPr>
+        <w:pStyle w:val="Ttulo2"/>
+        <w:rPr>
+          <w:rStyle w:val="Extranjerismo"/>
+        </w:rPr>
+      </w:pPr>
+      <w:bookmarkStart w:id="13" w:name="_Toc240296537"/>
+      <w:r>
+        <w:rPr>
+          <w:rStyle w:val="Extranjerismo"/>
+        </w:rPr>
+        <w:t>Insights</w:t>
+      </w:r>
+      <w:bookmarkEnd w:id="13"/>
+    </w:p>
+    <w:p>
+      <w:pPr>
+        <w:rPr>
+          <w:lang w:val="es-419" w:eastAsia="es-CO"/>
+        </w:rPr>
+      </w:pPr>
+      <w:r>
+        <w:rPr>
+          <w:lang w:val="es-419" w:eastAsia="es-CO"/>
+        </w:rPr>
+        <w:t xml:space="preserve">Los </w:t>
+      </w:r>
+      <w:proofErr w:type="spellStart"/>
+      <w:r>
+        <w:rPr>
+          <w:rStyle w:val="Extranjerismo"/>
+          <w:lang w:val="es-419" w:eastAsia="es-CO"/>
+        </w:rPr>
+        <w:t>insights</w:t>
+      </w:r>
+      <w:proofErr w:type="spellEnd"/>
+      <w:r>
+        <w:rPr>
+          <w:lang w:val="es-419" w:eastAsia="es-CO"/>
+        </w:rPr>
+        <w:t xml:space="preserve"> son hallazgos relevantes obtenidos a partir del análisis de información sobre consumidores, mercados y comportamientos digitales. Su importancia radica en que permiten transformar datos dispersos en conocimiento útil para la toma de decisiones estratégicas. En las ventas en </w:t>
+      </w:r>
+      <w:r>
+        <w:rPr>
+          <w:rStyle w:val="Extranjerismo"/>
+          <w:lang w:val="es-419" w:eastAsia="es-CO"/>
+        </w:rPr>
+        <w:t>social media</w:t>
+      </w:r>
+      <w:r>
+        <w:rPr>
+          <w:lang w:val="es-419" w:eastAsia="es-CO"/>
+        </w:rPr>
+        <w:t xml:space="preserve">, los </w:t>
+      </w:r>
+      <w:proofErr w:type="spellStart"/>
+      <w:r>
+        <w:rPr>
+          <w:rStyle w:val="Extranjerismo"/>
+          <w:lang w:val="es-419" w:eastAsia="es-CO"/>
+        </w:rPr>
+        <w:t>insights</w:t>
+      </w:r>
+      <w:proofErr w:type="spellEnd"/>
+      <w:r>
+        <w:rPr>
+          <w:lang w:val="es-419" w:eastAsia="es-CO"/>
+        </w:rPr>
+        <w:t xml:space="preserve"> </w:t>
+      </w:r>
+      <w:r>
+        <w:rPr>
+          <w:lang w:val="es-419" w:eastAsia="es-CO"/>
+        </w:rPr>
+        <w:lastRenderedPageBreak/>
+        <w:t>facilitan la comprensión de motivaciones, necesidades y patrones de interacción que influyen directamente en la efectividad de las acciones comerciales desarrolladas por las organizaciones.</w:t>
+      </w:r>
+    </w:p>
+    <w:p>
+      <w:pPr>
+        <w:rPr>
+          <w:lang w:val="es-419" w:eastAsia="es-CO"/>
+        </w:rPr>
+      </w:pPr>
+      <w:r>
+        <w:rPr>
+          <w:lang w:val="es-419" w:eastAsia="es-CO"/>
+        </w:rPr>
+        <w:t xml:space="preserve">Las principales características de un </w:t>
+      </w:r>
+      <w:proofErr w:type="spellStart"/>
+      <w:r>
+        <w:rPr>
+          <w:rStyle w:val="Extranjerismo"/>
+          <w:lang w:val="es-419" w:eastAsia="es-CO"/>
+        </w:rPr>
+        <w:t>insight</w:t>
+      </w:r>
+      <w:proofErr w:type="spellEnd"/>
+      <w:r>
+        <w:rPr>
+          <w:lang w:val="es-419" w:eastAsia="es-CO"/>
+        </w:rPr>
+        <w:t xml:space="preserve"> están asociadas con su capacidad para revelar comportamientos significativos, aportar valor estratégico y orientar decisiones empresariales. Un </w:t>
+      </w:r>
+      <w:proofErr w:type="spellStart"/>
+      <w:r>
+        <w:rPr>
+          <w:rStyle w:val="Extranjerismo"/>
+          <w:lang w:val="es-419" w:eastAsia="es-CO"/>
+        </w:rPr>
+        <w:t>insight</w:t>
+      </w:r>
+      <w:proofErr w:type="spellEnd"/>
+      <w:r>
+        <w:rPr>
+          <w:lang w:val="es-419" w:eastAsia="es-CO"/>
+        </w:rPr>
+        <w:t xml:space="preserve"> no corresponde únicamente a un dato o una métrica aislada; representa una interpretación que explica por qué ocurre determinado comportamiento y cuáles pueden ser sus implicaciones comerciales. Esta capacidad analítica permite a las organizaciones diseñar estrategias más pertinentes y alineadas con las expectativas del consumidor digital.</w:t>
+      </w:r>
+    </w:p>
+    <w:p>
+      <w:pPr>
+        <w:rPr>
+          <w:lang w:val="es-419" w:eastAsia="es-CO"/>
+        </w:rPr>
+      </w:pPr>
+      <w:r>
+        <w:rPr>
+          <w:lang w:val="es-419" w:eastAsia="es-CO"/>
+        </w:rPr>
+        <w:t xml:space="preserve">Para analizar la información obtenida de los consumidores y convertirla en decisiones comerciales, es posible identificar diferentes tipos de </w:t>
+      </w:r>
+      <w:proofErr w:type="spellStart"/>
+      <w:r>
+        <w:rPr>
+          <w:rStyle w:val="Extranjerismo"/>
+          <w:lang w:val="es-419" w:eastAsia="es-CO"/>
+        </w:rPr>
+        <w:t>insights</w:t>
+      </w:r>
+      <w:proofErr w:type="spellEnd"/>
+      <w:r>
+        <w:rPr>
+          <w:lang w:val="es-419" w:eastAsia="es-CO"/>
+        </w:rPr>
+        <w:t xml:space="preserve"> según el aspecto que se busca comprender, entre ellos:</w:t>
+      </w:r>
+    </w:p>
+    <w:p>
+      <w:pPr>
+        <w:rPr>
+          <w:b/>
+          <w:bCs/>
+          <w:lang w:val="es-419" w:eastAsia="es-CO"/>
+        </w:rPr>
+      </w:pPr>
+      <w:r>
+        <w:rPr>
+          <w:b/>
+          <w:bCs/>
+          <w:lang w:val="es-419" w:eastAsia="es-CO"/>
+        </w:rPr>
         <w:t xml:space="preserve">Tipos de </w:t>
       </w:r>
+      <w:proofErr w:type="spellStart"/>
       <w:r>
         <w:rPr>
           <w:rStyle w:val="Extranjerismo"/>
@@ -6458,6 +6585,7 @@
         </w:rPr>
         <w:t>insights</w:t>
       </w:r>
+      <w:proofErr w:type="spellEnd"/>
       <w:r>
         <w:rPr>
           <w:b/>
@@ -6470,11 +6598,10 @@
     <w:p>
       <w:pPr>
         <w:rPr>
-          <w:b/>
-          <w:bCs/>
-          <w:lang w:val="es-419" w:eastAsia="es-CO"/>
-        </w:rPr>
-      </w:pPr>
+          <w:lang w:val="es-419" w:eastAsia="es-CO"/>
+        </w:rPr>
+      </w:pPr>
+      <w:proofErr w:type="spellStart"/>
       <w:r>
         <w:rPr>
           <w:rStyle w:val="Extranjerismo"/>
@@ -6484,6 +6611,7 @@
         </w:rPr>
         <w:t>Insight</w:t>
       </w:r>
+      <w:proofErr w:type="spellEnd"/>
       <w:r>
         <w:rPr>
           <w:b/>
@@ -6492,42 +6620,41 @@
         </w:rPr>
         <w:t xml:space="preserve"> de consumidor</w:t>
       </w:r>
-    </w:p>
-    <w:p>
-      <w:pPr>
-        <w:rPr>
-          <w:lang w:val="es-419" w:eastAsia="es-CO"/>
-        </w:rPr>
-      </w:pPr>
-      <w:r>
-        <w:rPr>
-          <w:lang w:val="es-419" w:eastAsia="es-CO"/>
-        </w:rPr>
-        <w:t>Permite comprender motivaciones, necesidades, expectativas y comportamientos de compra del consumidor, facilitando decisiones comerciales más precisas y estrategias orientadas a generar valor.</w:t>
-      </w:r>
-    </w:p>
-    <w:p>
-      <w:pPr>
-        <w:rPr>
-          <w:lang w:val="es-419" w:eastAsia="es-CO"/>
-        </w:rPr>
-      </w:pPr>
-      <w:r>
-        <w:rPr>
-          <w:lang w:val="es-419" w:eastAsia="es-CO"/>
-        </w:rPr>
-        <w:lastRenderedPageBreak/>
-        <w:t>Ejemplo aplicativo: una tienda identifica que sus clientes prefieren recibir recomendaciones personalizadas antes de realizar una compra y adapta sus contenidos digitales a este comportamiento.</w:t>
-      </w:r>
-    </w:p>
-    <w:p>
-      <w:pPr>
+      <w:r>
         <w:rPr>
           <w:b/>
           <w:bCs/>
           <w:lang w:val="es-419" w:eastAsia="es-CO"/>
         </w:rPr>
-      </w:pPr>
+        <w:t xml:space="preserve">. </w:t>
+      </w:r>
+      <w:r>
+        <w:rPr>
+          <w:lang w:val="es-419" w:eastAsia="es-CO"/>
+        </w:rPr>
+        <w:t>Permite comprender motivaciones, necesidades, expectativas y comportamientos de compra del consumidor, facilitando decisiones comerciales más precisas y estrategias orientadas a generar valor.</w:t>
+      </w:r>
+    </w:p>
+    <w:p>
+      <w:pPr>
+        <w:rPr>
+          <w:lang w:val="es-419" w:eastAsia="es-CO"/>
+        </w:rPr>
+      </w:pPr>
+      <w:r>
+        <w:rPr>
+          <w:lang w:val="es-419" w:eastAsia="es-CO"/>
+        </w:rPr>
+        <w:t>Ejemplo aplicativo: una tienda identifica que sus clientes prefieren recibir recomendaciones personalizadas antes de realizar una compra y adapta sus contenidos digitales a este comportamiento.</w:t>
+      </w:r>
+    </w:p>
+    <w:p>
+      <w:pPr>
+        <w:rPr>
+          <w:lang w:val="es-419" w:eastAsia="es-CO"/>
+        </w:rPr>
+      </w:pPr>
+      <w:proofErr w:type="spellStart"/>
       <w:r>
         <w:rPr>
           <w:rStyle w:val="Extranjerismo"/>
@@ -6535,8 +6662,10 @@
           <w:bCs/>
           <w:lang w:val="es-419" w:eastAsia="es-CO"/>
         </w:rPr>
+        <w:lastRenderedPageBreak/>
         <w:t>Insight</w:t>
       </w:r>
+      <w:proofErr w:type="spellEnd"/>
       <w:r>
         <w:rPr>
           <w:b/>
@@ -6545,41 +6674,41 @@
         </w:rPr>
         <w:t xml:space="preserve"> de mercado</w:t>
       </w:r>
-    </w:p>
-    <w:p>
-      <w:pPr>
-        <w:rPr>
-          <w:lang w:val="es-419" w:eastAsia="es-CO"/>
-        </w:rPr>
-      </w:pPr>
-      <w:r>
-        <w:rPr>
-          <w:lang w:val="es-419" w:eastAsia="es-CO"/>
-        </w:rPr>
-        <w:t>Facilita identificar tendencias, cambios en la demanda, oportunidades de crecimiento y dinámicas competitivas que apoyan la formulación de estrategias comerciales efectivas.</w:t>
-      </w:r>
-    </w:p>
-    <w:p>
-      <w:pPr>
-        <w:rPr>
-          <w:lang w:val="es-419" w:eastAsia="es-CO"/>
-        </w:rPr>
-      </w:pPr>
-      <w:r>
-        <w:rPr>
-          <w:lang w:val="es-419" w:eastAsia="es-CO"/>
-        </w:rPr>
-        <w:t>Ejemplo aplicativo: una empresa detecta un aumento en las búsquedas de productos sostenibles y desarrolla una línea de productos orientada a esta tendencia.</w:t>
-      </w:r>
-    </w:p>
-    <w:p>
-      <w:pPr>
+      <w:r>
         <w:rPr>
           <w:b/>
           <w:bCs/>
           <w:lang w:val="es-419" w:eastAsia="es-CO"/>
         </w:rPr>
-      </w:pPr>
+        <w:t xml:space="preserve">. </w:t>
+      </w:r>
+      <w:r>
+        <w:rPr>
+          <w:lang w:val="es-419" w:eastAsia="es-CO"/>
+        </w:rPr>
+        <w:t>Facilita identificar tendencias, cambios en la demanda, oportunidades de crecimiento y dinámicas competitivas que apoyan la formulación de estrategias comerciales efectivas.</w:t>
+      </w:r>
+    </w:p>
+    <w:p>
+      <w:pPr>
+        <w:rPr>
+          <w:lang w:val="es-419" w:eastAsia="es-CO"/>
+        </w:rPr>
+      </w:pPr>
+      <w:r>
+        <w:rPr>
+          <w:lang w:val="es-419" w:eastAsia="es-CO"/>
+        </w:rPr>
+        <w:t>Ejemplo aplicativo: una empresa detecta un aumento en las búsquedas de productos sostenibles y desarrolla una línea de productos orientada a esta tendencia.</w:t>
+      </w:r>
+    </w:p>
+    <w:p>
+      <w:pPr>
+        <w:rPr>
+          <w:lang w:val="es-419" w:eastAsia="es-CO"/>
+        </w:rPr>
+      </w:pPr>
+      <w:proofErr w:type="spellStart"/>
       <w:r>
         <w:rPr>
           <w:rStyle w:val="Extranjerismo"/>
@@ -6589,6 +6718,7 @@
         </w:rPr>
         <w:t>Insight</w:t>
       </w:r>
+      <w:proofErr w:type="spellEnd"/>
       <w:r>
         <w:rPr>
           <w:b/>
@@ -6597,41 +6727,41 @@
         </w:rPr>
         <w:t xml:space="preserve"> de producto</w:t>
       </w:r>
-    </w:p>
-    <w:p>
-      <w:pPr>
-        <w:rPr>
-          <w:lang w:val="es-419" w:eastAsia="es-CO"/>
-        </w:rPr>
-      </w:pPr>
-      <w:r>
-        <w:rPr>
-          <w:lang w:val="es-419" w:eastAsia="es-CO"/>
-        </w:rPr>
-        <w:t>Ayuda a interpretar la percepción, aceptación, satisfacción y experiencia de los consumidores respecto a productos, permitiendo optimizar atributos y propuestas de valor.</w:t>
-      </w:r>
-    </w:p>
-    <w:p>
-      <w:pPr>
-        <w:rPr>
-          <w:lang w:val="es-419" w:eastAsia="es-CO"/>
-        </w:rPr>
-      </w:pPr>
-      <w:r>
-        <w:rPr>
-          <w:lang w:val="es-419" w:eastAsia="es-CO"/>
-        </w:rPr>
-        <w:t>Ejemplo aplicativo: una marca identifica que los consumidores valoran más la facilidad de uso de un producto y destaca este atributo en sus contenidos comerciales.</w:t>
-      </w:r>
-    </w:p>
-    <w:p>
-      <w:pPr>
+      <w:r>
         <w:rPr>
           <w:b/>
           <w:bCs/>
           <w:lang w:val="es-419" w:eastAsia="es-CO"/>
         </w:rPr>
-      </w:pPr>
+        <w:t xml:space="preserve">. </w:t>
+      </w:r>
+      <w:r>
+        <w:rPr>
+          <w:lang w:val="es-419" w:eastAsia="es-CO"/>
+        </w:rPr>
+        <w:t>Ayuda a interpretar la percepción, aceptación, satisfacción y experiencia de los consumidores respecto a productos, permitiendo optimizar atributos y propuestas de valor.</w:t>
+      </w:r>
+    </w:p>
+    <w:p>
+      <w:pPr>
+        <w:rPr>
+          <w:lang w:val="es-419" w:eastAsia="es-CO"/>
+        </w:rPr>
+      </w:pPr>
+      <w:r>
+        <w:rPr>
+          <w:lang w:val="es-419" w:eastAsia="es-CO"/>
+        </w:rPr>
+        <w:t>Ejemplo aplicativo: una marca identifica que los consumidores valoran más la facilidad de uso de un producto y destaca este atributo en sus contenidos comerciales.</w:t>
+      </w:r>
+    </w:p>
+    <w:p>
+      <w:pPr>
+        <w:rPr>
+          <w:lang w:val="es-419" w:eastAsia="es-CO"/>
+        </w:rPr>
+      </w:pPr>
+      <w:proofErr w:type="spellStart"/>
       <w:r>
         <w:rPr>
           <w:rStyle w:val="Extranjerismo"/>
@@ -6641,6 +6771,7 @@
         </w:rPr>
         <w:t>Insight</w:t>
       </w:r>
+      <w:proofErr w:type="spellEnd"/>
       <w:r>
         <w:rPr>
           <w:b/>
@@ -6649,66 +6780,32 @@
         </w:rPr>
         <w:t xml:space="preserve"> de comunicación</w:t>
       </w:r>
-    </w:p>
-    <w:p>
-      <w:pPr>
-        <w:rPr>
-          <w:lang w:val="es-419" w:eastAsia="es-CO"/>
-        </w:rPr>
-      </w:pPr>
-      <w:r>
-        <w:rPr>
-          <w:lang w:val="es-419" w:eastAsia="es-CO"/>
-        </w:rPr>
-        <w:t>Permite evaluar la efectividad de mensajes, contenidos y acciones comunicativas, favoreciendo ajustes que incrementen el alcance, la interacción y los resultados comerciales obtenidos.</w:t>
-      </w:r>
-    </w:p>
-    <w:p>
-      <w:pPr>
-        <w:rPr>
-          <w:lang w:val="es-419" w:eastAsia="es-CO"/>
-        </w:rPr>
-      </w:pPr>
-      <w:r>
-        <w:rPr>
-          <w:lang w:val="es-419" w:eastAsia="es-CO"/>
-        </w:rPr>
-        <w:lastRenderedPageBreak/>
-        <w:t>Ejemplo aplicativo: una empresa identifica que los videos cortos generan mayor interacción que las publicaciones estáticas y ajusta su estrategia de contenidos.</w:t>
-      </w:r>
-    </w:p>
-    <w:p>
-      <w:pPr>
-        <w:rPr>
-          <w:lang w:val="es-419" w:eastAsia="es-CO"/>
-        </w:rPr>
-      </w:pPr>
       <w:r>
         <w:rPr>
           <w:b/>
           <w:bCs/>
           <w:lang w:val="es-419" w:eastAsia="es-CO"/>
         </w:rPr>
-        <w:t>Ejemplo aplicado</w:t>
-      </w:r>
-      <w:r>
-        <w:rPr>
-          <w:lang w:val="es-419" w:eastAsia="es-CO"/>
-        </w:rPr>
-        <w:t xml:space="preserve">. La organización Natural Beauty comercializaba productos para el cuidado de la piel mediante redes sociales. Aunque contaba con diferentes líneas de producto, desconocía cuáles eran los temas que generaban mayor interés entre sus consumidores. Con el propósito de mejorar sus resultados, comenzó a analizar métricas de interacción, comentarios y consultas recibidas en sus plataformas digitales. Después de varias semanas identificó que los contenidos relacionados con protección solar obtenían mayor alcance, participación y tiempo de visualización. Este hallazgo permitió desarrollar nuevas campañas orientadas a dicha necesidad, optimizar recursos de comunicación y aumentar las ventas de productos asociados. El caso demuestra cómo los </w:t>
-      </w:r>
-      <w:r>
-        <w:rPr>
-          <w:rStyle w:val="Extranjerismo"/>
-          <w:lang w:val="es-419" w:eastAsia="es-CO"/>
-        </w:rPr>
-        <w:t>insights</w:t>
-      </w:r>
-      <w:r>
-        <w:rPr>
-          <w:lang w:val="es-419" w:eastAsia="es-CO"/>
-        </w:rPr>
-        <w:t xml:space="preserve"> permiten convertir información en decisiones estratégicas con impacto comercial tangible.</w:t>
+        <w:t xml:space="preserve">. </w:t>
+      </w:r>
+      <w:r>
+        <w:rPr>
+          <w:lang w:val="es-419" w:eastAsia="es-CO"/>
+        </w:rPr>
+        <w:t>Permite evaluar la efectividad de mensajes, contenidos y acciones comunicativas, favoreciendo ajustes que incrementen el alcance, la interacción y los resultados comerciales obtenidos.</w:t>
+      </w:r>
+    </w:p>
+    <w:p>
+      <w:pPr>
+        <w:rPr>
+          <w:lang w:val="es-419" w:eastAsia="es-CO"/>
+        </w:rPr>
+      </w:pPr>
+      <w:r>
+        <w:rPr>
+          <w:lang w:val="es-419" w:eastAsia="es-CO"/>
+        </w:rPr>
+        <w:t>Ejemplo aplicativo: una empresa identifica que los videos cortos generan mayor interacción que las publicaciones estáticas y ajusta su estrategia de contenidos.</w:t>
       </w:r>
     </w:p>
     <w:p>
@@ -6723,6 +6820,63 @@
           <w:bCs/>
           <w:lang w:val="es-419" w:eastAsia="es-CO"/>
         </w:rPr>
+        <w:t>Ejemplo aplicado</w:t>
+      </w:r>
+      <w:r>
+        <w:rPr>
+          <w:lang w:val="es-419" w:eastAsia="es-CO"/>
+        </w:rPr>
+        <w:t xml:space="preserve">. La organización Natural </w:t>
+      </w:r>
+      <w:proofErr w:type="spellStart"/>
+      <w:r>
+        <w:rPr>
+          <w:lang w:val="es-419" w:eastAsia="es-CO"/>
+        </w:rPr>
+        <w:t>Beauty</w:t>
+      </w:r>
+      <w:proofErr w:type="spellEnd"/>
+      <w:r>
+        <w:rPr>
+          <w:lang w:val="es-419" w:eastAsia="es-CO"/>
+        </w:rPr>
+        <w:t xml:space="preserve"> comercializaba productos para el cuidado de la piel mediante redes sociales. Aunque contaba con diferentes líneas de producto, desconocía cuáles eran los temas que generaban mayor interés entre sus consumidores. Con el propósito de mejorar sus resultados, comenzó a analizar métricas de interacción, comentarios y consultas recibidas en sus plataformas digitales. Después de varias semanas identificó que los contenidos relacionados con protección solar </w:t>
+      </w:r>
+      <w:r>
+        <w:rPr>
+          <w:lang w:val="es-419" w:eastAsia="es-CO"/>
+        </w:rPr>
+        <w:lastRenderedPageBreak/>
+        <w:t xml:space="preserve">obtenían mayor alcance, participación y tiempo de visualización. Este hallazgo permitió desarrollar nuevas campañas orientadas a dicha necesidad, optimizar recursos de comunicación y aumentar las ventas de productos asociados. El caso demuestra cómo los </w:t>
+      </w:r>
+      <w:proofErr w:type="spellStart"/>
+      <w:r>
+        <w:rPr>
+          <w:rStyle w:val="Extranjerismo"/>
+          <w:lang w:val="es-419" w:eastAsia="es-CO"/>
+        </w:rPr>
+        <w:t>insights</w:t>
+      </w:r>
+      <w:proofErr w:type="spellEnd"/>
+      <w:r>
+        <w:rPr>
+          <w:lang w:val="es-419" w:eastAsia="es-CO"/>
+        </w:rPr>
+        <w:t xml:space="preserve"> permiten convertir información en decisiones estratégicas con impacto comercial tangible.</w:t>
+      </w:r>
+    </w:p>
+    <w:p>
+      <w:pPr>
+        <w:rPr>
+          <w:lang w:val="es-419" w:eastAsia="es-CO"/>
+        </w:rPr>
+      </w:pPr>
+      <w:r>
+        <w:rPr>
+          <w:b/>
+          <w:bCs/>
+          <w:lang w:val="es-419" w:eastAsia="es-CO"/>
+        </w:rPr>
         <w:t>Cita de reflexión</w:t>
       </w:r>
       <w:r>
@@ -6757,7 +6911,7 @@
       <w:pPr>
         <w:pStyle w:val="Ttulo1"/>
       </w:pPr>
-      <w:bookmarkStart w:id="14" w:name="_Toc238017693"/>
+      <w:bookmarkStart w:id="14" w:name="_Toc240296538"/>
       <w:r>
         <w:lastRenderedPageBreak/>
         <w:t>Construcción de marca y comunicación persuasiva</w:t>
@@ -6810,7 +6964,7 @@
           <w:rStyle w:val="Extranjerismo"/>
         </w:rPr>
       </w:pPr>
-      <w:bookmarkStart w:id="15" w:name="_Toc238017694"/>
+      <w:bookmarkStart w:id="15" w:name="_Toc240296539"/>
       <w:r>
         <w:rPr>
           <w:rStyle w:val="Extranjerismo"/>
@@ -7188,7 +7342,7 @@
       <w:pPr>
         <w:pStyle w:val="Ttulo2"/>
       </w:pPr>
-      <w:bookmarkStart w:id="16" w:name="_Toc238017695"/>
+      <w:bookmarkStart w:id="16" w:name="_Toc240296540"/>
       <w:r>
         <w:t>Llamados a la acción y contenidos persuasivos</w:t>
       </w:r>
@@ -7310,11 +7464,12 @@
     </w:p>
     <w:p>
       <w:pPr>
-        <w:rPr>
-          <w:lang w:val="es-419" w:eastAsia="es-CO"/>
-        </w:rPr>
-      </w:pPr>
-      <w:hyperlink r:id="rId13" w:history="1">
+        <w:ind w:firstLine="0"/>
+        <w:rPr>
+          <w:lang w:val="es-419" w:eastAsia="es-CO"/>
+        </w:rPr>
+      </w:pPr>
+      <w:hyperlink r:id="rId14" w:history="1">
         <w:r>
           <w:rPr>
             <w:rStyle w:val="Hipervnculo"/>
@@ -7375,14 +7530,28 @@
         <w:rPr>
           <w:lang w:val="es-419" w:eastAsia="es-CO"/>
         </w:rPr>
-        <w:t>. La empresa SmartTech comercializaba dispositivos electrónicos mediante redes sociales. Aunque desarrollaba publicaciones visualmente atractivas, observaba bajos niveles de clics y consultas comerciales. Después de revisar su estrategia, identificó que los contenidos carecían de llamados a la acción claros y mensajes orientados a la participación del usuario. La organización rediseñó sus publicaciones incorporando títulos más específicos, descripciones enfocadas en beneficios y CTA relacionados con consulta, compra y asesoría personalizada. Además, implementó respuestas automatizadas basadas en preguntas frecuentes. Como resultado, aumentó significativamente la interacción comercial y mejoró los niveles de conversión asociados a sus contenidos digitales.</w:t>
+        <w:t xml:space="preserve">. La empresa </w:t>
+      </w:r>
+      <w:proofErr w:type="spellStart"/>
+      <w:r>
+        <w:rPr>
+          <w:lang w:val="es-419" w:eastAsia="es-CO"/>
+        </w:rPr>
+        <w:t>SmartTech</w:t>
+      </w:r>
+      <w:proofErr w:type="spellEnd"/>
+      <w:r>
+        <w:rPr>
+          <w:lang w:val="es-419" w:eastAsia="es-CO"/>
+        </w:rPr>
+        <w:t xml:space="preserve"> comercializaba dispositivos electrónicos mediante redes sociales. Aunque desarrollaba publicaciones visualmente atractivas, observaba bajos niveles de clics y consultas comerciales. Después de revisar su estrategia, identificó que los contenidos carecían de llamados a la acción claros y mensajes orientados a la participación del usuario. La organización rediseñó sus publicaciones incorporando títulos más específicos, descripciones enfocadas en beneficios y CTA relacionados con consulta, compra y asesoría personalizada. Además, implementó respuestas automatizadas basadas en preguntas frecuentes. Como resultado, aumentó significativamente la interacción comercial y mejoró los niveles de conversión asociados a sus contenidos digitales.</w:t>
       </w:r>
     </w:p>
     <w:p>
       <w:pPr>
         <w:pStyle w:val="Ttulo2"/>
       </w:pPr>
-      <w:bookmarkStart w:id="17" w:name="_Toc238017696"/>
+      <w:bookmarkStart w:id="17" w:name="_Toc240296541"/>
       <w:r>
         <w:lastRenderedPageBreak/>
         <w:t>Guiones técnicos para contenidos digitales</w:t>
@@ -7617,7 +7786,7 @@
       <w:pPr>
         <w:pStyle w:val="Ttulo2"/>
       </w:pPr>
-      <w:bookmarkStart w:id="18" w:name="_Toc238017697"/>
+      <w:bookmarkStart w:id="18" w:name="_Toc240296542"/>
       <w:r>
         <w:t>Tono de marca</w:t>
       </w:r>
@@ -7896,7 +8065,7 @@
       <w:pPr>
         <w:pStyle w:val="Ttulo2"/>
       </w:pPr>
-      <w:bookmarkStart w:id="19" w:name="_Toc238017698"/>
+      <w:bookmarkStart w:id="19" w:name="_Toc240296543"/>
       <w:r>
         <w:t>Prisma de la marca</w:t>
       </w:r>
@@ -8135,7 +8304,21 @@
         <w:rPr>
           <w:lang w:val="es-419" w:eastAsia="es-CO"/>
         </w:rPr>
-        <w:t xml:space="preserve">. La empresa GreenWear experimentaba dificultades para diferenciarse dentro del mercado de moda sostenible. Aunque sus productos respondían a principios ambientales, los consumidores no percibían claramente los atributos que la organización deseaba comunicar. Con el propósito de fortalecer su identidad, decidió aplicar el prisma de la marca como herramienta de análisis estratégico. A partir de este ejercicio, identificó inconsistencias entre los valores comunicados, el estilo visual y los mensajes difundidos en redes sociales. Posteriormente ajustó su comunicación, fortaleció la coherencia de sus contenidos y </w:t>
+        <w:t xml:space="preserve">. La empresa </w:t>
+      </w:r>
+      <w:proofErr w:type="spellStart"/>
+      <w:r>
+        <w:rPr>
+          <w:lang w:val="es-419" w:eastAsia="es-CO"/>
+        </w:rPr>
+        <w:t>GreenWear</w:t>
+      </w:r>
+      <w:proofErr w:type="spellEnd"/>
+      <w:r>
+        <w:rPr>
+          <w:lang w:val="es-419" w:eastAsia="es-CO"/>
+        </w:rPr>
+        <w:t xml:space="preserve"> experimentaba dificultades para diferenciarse dentro del mercado de moda sostenible. Aunque sus productos respondían a principios ambientales, los consumidores no percibían claramente los atributos que la organización deseaba comunicar. Con el propósito de fortalecer su identidad, decidió aplicar el prisma de la marca como herramienta de análisis estratégico. A partir de este ejercicio, identificó inconsistencias entre los valores comunicados, el estilo visual y los mensajes difundidos en redes sociales. Posteriormente ajustó su comunicación, fortaleció la coherencia de sus contenidos y </w:t>
       </w:r>
       <w:r>
         <w:rPr>
@@ -8149,7 +8332,7 @@
       <w:pPr>
         <w:pStyle w:val="Ttulo2"/>
       </w:pPr>
-      <w:bookmarkStart w:id="20" w:name="_Toc238017699"/>
+      <w:bookmarkStart w:id="20" w:name="_Toc240296544"/>
       <w:r>
         <w:t>Contenidos digitales</w:t>
       </w:r>
@@ -8232,7 +8415,14 @@
         <w:rPr>
           <w:lang w:val="es-419" w:eastAsia="es-CO"/>
         </w:rPr>
-        <w:t>, p</w:t>
+        <w:t xml:space="preserve">, </w:t>
+      </w:r>
+      <w:proofErr w:type="spellStart"/>
+      <w:r>
+        <w:rPr>
+          <w:lang w:val="es-419" w:eastAsia="es-CO"/>
+        </w:rPr>
+        <w:t>p</w:t>
       </w:r>
       <w:r>
         <w:rPr>
@@ -8244,7 +8434,14 @@
         <w:rPr>
           <w:lang w:val="es-419" w:eastAsia="es-CO"/>
         </w:rPr>
-        <w:t xml:space="preserve">dcasts, imágenes, tutoriales, </w:t>
+        <w:t>dcasts</w:t>
+      </w:r>
+      <w:proofErr w:type="spellEnd"/>
+      <w:r>
+        <w:rPr>
+          <w:lang w:val="es-419" w:eastAsia="es-CO"/>
+        </w:rPr>
+        <w:t xml:space="preserve">, imágenes, tutoriales, </w:t>
       </w:r>
       <w:proofErr w:type="spellStart"/>
       <w:r>
@@ -8346,7 +8543,7 @@
       <w:pPr>
         <w:pStyle w:val="Ttulo1"/>
       </w:pPr>
-      <w:bookmarkStart w:id="21" w:name="_Toc238017700"/>
+      <w:bookmarkStart w:id="21" w:name="_Toc240296545"/>
       <w:r>
         <w:lastRenderedPageBreak/>
         <w:t>Producción de contenidos digitales</w:t>
@@ -8383,7 +8580,7 @@
       <w:pPr>
         <w:pStyle w:val="Ttulo2"/>
       </w:pPr>
-      <w:bookmarkStart w:id="22" w:name="_Toc238017701"/>
+      <w:bookmarkStart w:id="22" w:name="_Toc240296546"/>
       <w:r>
         <w:t>Plataformas de inteligencia artificial</w:t>
       </w:r>
@@ -8674,7 +8871,7 @@
       <w:pPr>
         <w:pStyle w:val="Ttulo2"/>
       </w:pPr>
-      <w:bookmarkStart w:id="23" w:name="_Toc238017702"/>
+      <w:bookmarkStart w:id="23" w:name="_Toc240296547"/>
       <w:r>
         <w:t>Plataformas de diseño y edición multimedia</w:t>
       </w:r>
@@ -9135,7 +9332,21 @@
         <w:rPr>
           <w:lang w:val="es-419" w:eastAsia="es-CO"/>
         </w:rPr>
-        <w:t xml:space="preserve">. La organización EcoDecor producía contenidos para redes sociales utilizando imágenes y diseños desarrollados sin criterios visuales definidos. Aunque sus productos eran atractivos, las publicaciones carecían de coherencia gráfica y generaban niveles limitados de interacción por parte de los consumidores. Después de adoptar plataformas especializadas de diseño y establecer principios visuales consistentes, comenzó a producir contenidos alineados con su identidad de marca. La mejora en calidad gráfica, organización visual y presentación de información permitió </w:t>
+        <w:t xml:space="preserve">. La organización </w:t>
+      </w:r>
+      <w:proofErr w:type="spellStart"/>
+      <w:r>
+        <w:rPr>
+          <w:lang w:val="es-419" w:eastAsia="es-CO"/>
+        </w:rPr>
+        <w:t>EcoDecor</w:t>
+      </w:r>
+      <w:proofErr w:type="spellEnd"/>
+      <w:r>
+        <w:rPr>
+          <w:lang w:val="es-419" w:eastAsia="es-CO"/>
+        </w:rPr>
+        <w:t xml:space="preserve"> producía contenidos para redes sociales utilizando imágenes y diseños desarrollados sin criterios visuales definidos. Aunque sus productos eran atractivos, las publicaciones carecían de coherencia gráfica y generaban niveles limitados de interacción por parte de los consumidores. Después de adoptar plataformas especializadas de diseño y establecer principios visuales consistentes, comenzó a producir contenidos alineados con su identidad de marca. La mejora en calidad gráfica, organización visual y presentación de información permitió </w:t>
       </w:r>
       <w:r>
         <w:rPr>
@@ -9149,7 +9360,7 @@
       <w:pPr>
         <w:pStyle w:val="Ttulo2"/>
       </w:pPr>
-      <w:bookmarkStart w:id="24" w:name="_Toc238017703"/>
+      <w:bookmarkStart w:id="24" w:name="_Toc240296548"/>
       <w:r>
         <w:t>Técnicas básicas de edición de imagen</w:t>
       </w:r>
@@ -9226,18 +9437,12 @@
     </w:p>
     <w:p>
       <w:pPr>
-        <w:rPr>
-          <w:lang w:val="es-419" w:eastAsia="es-CO"/>
-        </w:rPr>
-      </w:pPr>
-      <w:r>
-        <w:rPr>
-          <w:lang w:val="es-419" w:eastAsia="es-CO"/>
-        </w:rPr>
-        <w:lastRenderedPageBreak/>
-        <w:tab/>
-      </w:r>
-      <w:hyperlink r:id="rId14" w:history="1">
+        <w:ind w:firstLine="0"/>
+        <w:rPr>
+          <w:lang w:val="es-419" w:eastAsia="es-CO"/>
+        </w:rPr>
+      </w:pPr>
+      <w:hyperlink r:id="rId15" w:history="1">
         <w:r>
           <w:rPr>
             <w:rStyle w:val="Hipervnculo"/>
@@ -9479,7 +9684,7 @@
       <w:pPr>
         <w:pStyle w:val="Ttulo2"/>
       </w:pPr>
-      <w:bookmarkStart w:id="25" w:name="_Toc238017704"/>
+      <w:bookmarkStart w:id="25" w:name="_Toc240296549"/>
       <w:r>
         <w:t>Técnicas básicas de edición de video</w:t>
       </w:r>
@@ -9562,11 +9767,12 @@
     </w:p>
     <w:p>
       <w:pPr>
-        <w:rPr>
-          <w:lang w:val="es-419" w:eastAsia="es-CO"/>
-        </w:rPr>
-      </w:pPr>
-      <w:hyperlink r:id="rId15" w:history="1">
+        <w:ind w:firstLine="0"/>
+        <w:rPr>
+          <w:lang w:val="es-419" w:eastAsia="es-CO"/>
+        </w:rPr>
+      </w:pPr>
+      <w:hyperlink r:id="rId16" w:history="1">
         <w:r>
           <w:rPr>
             <w:rStyle w:val="Hipervnculo"/>
@@ -9809,7 +10015,7 @@
       <w:pPr>
         <w:pStyle w:val="Ttulo2"/>
       </w:pPr>
-      <w:bookmarkStart w:id="26" w:name="_Toc238017705"/>
+      <w:bookmarkStart w:id="26" w:name="_Toc240296550"/>
       <w:r>
         <w:t>Medios digitales</w:t>
       </w:r>
@@ -10090,7 +10296,21 @@
         <w:rPr>
           <w:lang w:val="es-419" w:eastAsia="es-CO"/>
         </w:rPr>
-        <w:t xml:space="preserve">. La organización BioMarket comercializaba productos ecológicos utilizando únicamente una red social para comunicarse con sus consumidores. Aunque obtenía resultados aceptables, observaba limitaciones relacionadas con alcance, seguimiento comercial y generación de oportunidades de negocio. Después de analizar su estrategia digital, decidió diversificar los medios utilizados para interactuar con su mercado objetivo. </w:t>
+        <w:t xml:space="preserve">. La organización </w:t>
+      </w:r>
+      <w:proofErr w:type="spellStart"/>
+      <w:r>
+        <w:rPr>
+          <w:lang w:val="es-419" w:eastAsia="es-CO"/>
+        </w:rPr>
+        <w:t>BioMarket</w:t>
+      </w:r>
+      <w:proofErr w:type="spellEnd"/>
+      <w:r>
+        <w:rPr>
+          <w:lang w:val="es-419" w:eastAsia="es-CO"/>
+        </w:rPr>
+        <w:t xml:space="preserve"> comercializaba productos ecológicos utilizando únicamente una red social para comunicarse con sus consumidores. Aunque obtenía resultados aceptables, observaba limitaciones relacionadas con alcance, seguimiento comercial y generación de oportunidades de negocio. Después de analizar su estrategia digital, decidió diversificar los medios utilizados para interactuar con su mercado objetivo. </w:t>
       </w:r>
     </w:p>
     <w:p>
@@ -10152,7 +10372,7 @@
       <w:pPr>
         <w:pStyle w:val="Ttulo1"/>
       </w:pPr>
-      <w:bookmarkStart w:id="27" w:name="_Toc238017706"/>
+      <w:bookmarkStart w:id="27" w:name="_Toc240296551"/>
       <w:r>
         <w:lastRenderedPageBreak/>
         <w:t>Planificación, publicación y optimización de contenidos</w:t>
@@ -10189,7 +10409,7 @@
       <w:pPr>
         <w:pStyle w:val="Ttulo2"/>
       </w:pPr>
-      <w:bookmarkStart w:id="28" w:name="_Toc238017707"/>
+      <w:bookmarkStart w:id="28" w:name="_Toc240296552"/>
       <w:r>
         <w:t>Parrilla de contenidos</w:t>
       </w:r>
@@ -11875,7 +12095,7 @@
       <w:pPr>
         <w:pStyle w:val="Ttulo2"/>
       </w:pPr>
-      <w:bookmarkStart w:id="29" w:name="_Toc238017708"/>
+      <w:bookmarkStart w:id="29" w:name="_Toc240296553"/>
       <w:r>
         <w:t>Calendario de publicaciones</w:t>
       </w:r>
@@ -12012,7 +12232,7 @@
         </w:rPr>
         <w:t xml:space="preserve">Enlace de ingreso: </w:t>
       </w:r>
-      <w:hyperlink r:id="rId16" w:history="1">
+      <w:hyperlink r:id="rId17" w:history="1">
         <w:r>
           <w:rPr>
             <w:rStyle w:val="Hipervnculo"/>
@@ -12087,7 +12307,7 @@
         </w:rPr>
         <w:t xml:space="preserve">Enlace de ingreso: </w:t>
       </w:r>
-      <w:hyperlink r:id="rId17" w:history="1">
+      <w:hyperlink r:id="rId18" w:history="1">
         <w:r>
           <w:rPr>
             <w:rStyle w:val="Hipervnculo"/>
@@ -12164,7 +12384,7 @@
         </w:rPr>
         <w:t xml:space="preserve">Enlace de ingreso: </w:t>
       </w:r>
-      <w:hyperlink r:id="rId18" w:history="1">
+      <w:hyperlink r:id="rId19" w:history="1">
         <w:proofErr w:type="spellStart"/>
         <w:r>
           <w:rPr>
@@ -12270,7 +12490,8 @@
         </w:rPr>
         <w:t xml:space="preserve">Enlace de ingreso: </w:t>
       </w:r>
-      <w:hyperlink r:id="rId19" w:history="1">
+      <w:hyperlink r:id="rId20" w:history="1">
+        <w:proofErr w:type="spellStart"/>
         <w:r>
           <w:rPr>
             <w:rStyle w:val="Hipervnculo"/>
@@ -12278,6 +12499,7 @@
           </w:rPr>
           <w:t>Hubspot</w:t>
         </w:r>
+        <w:proofErr w:type="spellEnd"/>
       </w:hyperlink>
     </w:p>
     <w:p>
@@ -12330,7 +12552,7 @@
       <w:pPr>
         <w:pStyle w:val="Ttulo2"/>
       </w:pPr>
-      <w:bookmarkStart w:id="30" w:name="_Toc238017709"/>
+      <w:bookmarkStart w:id="30" w:name="_Toc240296554"/>
       <w:r>
         <w:t>Divulgación de contenido digital</w:t>
       </w:r>
@@ -12787,7 +13009,21 @@
         <w:rPr>
           <w:lang w:val="es-419" w:eastAsia="es-CO"/>
         </w:rPr>
-        <w:t xml:space="preserve">. La organización EcoVida invertía tiempo y recursos en la producción de contenidos educativos relacionados con consumo responsable. Sin embargo, observaba niveles limitados de alcance debido a que las publicaciones eran difundidas únicamente mediante una red social. Como consecuencia, gran parte de su audiencia potencial no llegaba a interactuar con la información generada. Después de implementar una estrategia de divulgación multicanal, comenzó a distribuir contenidos mediante </w:t>
+        <w:t xml:space="preserve">. La organización </w:t>
+      </w:r>
+      <w:proofErr w:type="spellStart"/>
+      <w:r>
+        <w:rPr>
+          <w:lang w:val="es-419" w:eastAsia="es-CO"/>
+        </w:rPr>
+        <w:t>EcoVida</w:t>
+      </w:r>
+      <w:proofErr w:type="spellEnd"/>
+      <w:r>
+        <w:rPr>
+          <w:lang w:val="es-419" w:eastAsia="es-CO"/>
+        </w:rPr>
+        <w:t xml:space="preserve"> invertía tiempo y recursos en la producción de contenidos educativos relacionados con consumo responsable. Sin embargo, observaba niveles limitados de alcance debido a que las publicaciones eran difundidas únicamente mediante una red social. Como consecuencia, gran parte de su audiencia potencial no llegaba a interactuar con la información generada. Después de implementar una estrategia de divulgación multicanal, comenzó a distribuir contenidos mediante </w:t>
       </w:r>
       <w:r>
         <w:rPr>
@@ -12820,7 +13056,7 @@
       <w:pPr>
         <w:pStyle w:val="Ttulo2"/>
       </w:pPr>
-      <w:bookmarkStart w:id="31" w:name="_Toc238017710"/>
+      <w:bookmarkStart w:id="31" w:name="_Toc240296555"/>
       <w:r>
         <w:t>Protocolos de publicación e indexación de contenidos digitales</w:t>
       </w:r>
@@ -13107,7 +13343,7 @@
       <w:pPr>
         <w:pStyle w:val="Ttulo2"/>
       </w:pPr>
-      <w:bookmarkStart w:id="32" w:name="_Toc238017711"/>
+      <w:bookmarkStart w:id="32" w:name="_Toc240296556"/>
       <w:r>
         <w:lastRenderedPageBreak/>
         <w:t>Netiqueta</w:t>
@@ -13224,7 +13460,7 @@
           <w:noProof/>
         </w:rPr>
         <w:drawing>
-          <wp:inline distT="0" distB="0" distL="0" distR="0" wp14:anchorId="19D756F1" wp14:editId="62ABD4A1">
+          <wp:inline distT="0" distB="0" distL="0" distR="0" wp14:anchorId="19D756F1" wp14:editId="07AF72D0">
             <wp:extent cx="4680000" cy="2631600"/>
             <wp:effectExtent l="0" t="0" r="6350" b="0"/>
             <wp:docPr id="6" name="Imagen 6">
@@ -13253,7 +13489,7 @@
                     </pic:cNvPicPr>
                   </pic:nvPicPr>
                   <pic:blipFill>
-                    <a:blip r:embed="rId20" cstate="print">
+                    <a:blip r:embed="rId21" cstate="print">
                       <a:extLst>
                         <a:ext uri="{28A0092B-C50C-407E-A947-70E740481C1C}">
                           <a14:useLocalDpi xmlns:a14="http://schemas.microsoft.com/office/drawing/2010/main" val="0"/>
@@ -13290,7 +13526,7 @@
         <w:ind w:firstLine="0"/>
         <w:jc w:val="center"/>
       </w:pPr>
-      <w:hyperlink r:id="rId21" w:history="1">
+      <w:hyperlink r:id="rId22" w:history="1">
         <w:r>
           <w:rPr>
             <w:rStyle w:val="Hipervnculo"/>
@@ -13333,12 +13569,6 @@
               </w:rPr>
               <w:t>Netiqueta y comunicación en medios digitales</w:t>
             </w:r>
-            <w:r>
-              <w:rPr>
-                <w:b/>
-              </w:rPr>
-              <w:t>.</w:t>
-            </w:r>
           </w:p>
         </w:tc>
       </w:tr>
@@ -13349,56 +13579,13 @@
           </w:tcPr>
           <w:p>
             <w:r>
-              <w:t>N</w:t>
-            </w:r>
-            <w:r>
-              <w:t xml:space="preserve">etiquetas y comunicación en medios digitales, las </w:t>
-            </w:r>
-            <w:r>
-              <w:t>n</w:t>
-            </w:r>
-            <w:r>
-              <w:t>etiquetas se definen como un conjunto de normas o recomendaciones, permitiendo las relaciones respetuosas entre emisores y receptores de mensajes. Al inicio, pues se limitaba a la escritura de correos electrónicos, pero actualmente esas aplicaciones deberían, pues</w:t>
-            </w:r>
-            <w:r>
-              <w:t>,</w:t>
-            </w:r>
-            <w:r>
-              <w:t xml:space="preserve"> estas prácticas deberían usar en todos los entornos digitales de la comunicación </w:t>
-            </w:r>
-            <w:r>
-              <w:t>textual,</w:t>
-            </w:r>
-            <w:r>
-              <w:t xml:space="preserve"> sobre todo</w:t>
-            </w:r>
-            <w:r>
-              <w:t>; e</w:t>
-            </w:r>
-            <w:r>
-              <w:t xml:space="preserve">s un complemento a las normas ortográficas. Cuando nos comunicamos con texto, es importante ser cuidadoso en cómo la otra persona recibe el mensaje; las </w:t>
-            </w:r>
-            <w:r>
-              <w:t>n</w:t>
-            </w:r>
-            <w:r>
-              <w:t xml:space="preserve">etiquetas ayudan a mejorar estas interpretaciones o modos de comunicar. </w:t>
-            </w:r>
+              <w:t>Netiquetas y comunicación en medios digitales, las netiquetas se definen como un conjunto de normas o recomendaciones, permitiendo las relaciones respetuosas entre emisores y receptores de mensajes. Al inicio, pues se limitaba a la escritura de correos electrónicos, pero actualmente esas aplicaciones deberían, pues, estas prácticas deberían usar en todos los entornos digitales de la comunicación textual, sobre todo; es un complemento a las normas ortográficas. Cuando nos comunicamos con texto, es importante ser cuidadoso en cómo la otra persona recibe el mensaje; las netiquetas ayudan a mejorar estas interpretaciones o modos de comunicar.</w:t>
+            </w:r>
+          </w:p>
+          <w:p>
             <w:r>
               <w:lastRenderedPageBreak/>
-              <w:t xml:space="preserve">Actualmente, pues, las </w:t>
-            </w:r>
-            <w:r>
-              <w:t>n</w:t>
-            </w:r>
-            <w:r>
-              <w:t>etiqueta</w:t>
-            </w:r>
-            <w:r>
-              <w:t>s</w:t>
-            </w:r>
-            <w:r>
-              <w:t xml:space="preserve"> se han extendido más allá de la manera de escribir, sino también a la manera adecuada del comportamiento en las redes sociales.</w:t>
+              <w:t>Actualmente, pues, las netiquetas se han extendido más allá de la manera de escribir, sino también a la manera adecuada del comportamiento en las redes sociales.</w:t>
             </w:r>
           </w:p>
           <w:p>
@@ -13417,13 +13604,7 @@
           </w:p>
           <w:p>
             <w:r>
-              <w:t>En redes sociales, no vamos a etiquetar indiscriminadamente</w:t>
-            </w:r>
-            <w:r>
-              <w:t>; e</w:t>
-            </w:r>
-            <w:r>
-              <w:t xml:space="preserve">tiquetar o mencionar personas o marcas que no están en las fotos, o en fotos que no serían de su agrado, sin su permiso, pues podría ser un problema. También es importante definir claramente lo privado y lo público; hay situaciones, pues, que son privadas y no deberían de estar publicadas en redes sociales. Tenga en cuenta que, después de publicar, así la elimine, es posible que otras personas hayan tomado captura de tu publicación o descargado el contenido que has subido en redes sociales. </w:t>
+              <w:t xml:space="preserve">En redes sociales, no vamos a etiquetar indiscriminadamente; etiquetar o mencionar personas o marcas que no están en las fotos, o en fotos que no serían de su agrado, sin su permiso, pues podría ser un problema. También es importante definir claramente lo privado y lo público; hay situaciones, pues, que son privadas y no deberían de estar publicadas en redes sociales. Tenga en cuenta que, después de publicar, así la elimine, es posible que otras personas hayan tomado captura de tu publicación o descargado el contenido que has subido en redes sociales. </w:t>
             </w:r>
           </w:p>
           <w:p>
@@ -13434,22 +13615,14 @@
               <w:t>, a</w:t>
             </w:r>
             <w:r>
-              <w:t xml:space="preserve">unque el objetivo de las redes sociales es publicar, las plataformas tienen maneras de controlar quién ve las cosas de cada persona. No dejen estas opciones de privacidad a las redes sociales con una configuración por defecto; cada usuario debe tener conciencia de su privacidad y </w:t>
+              <w:t xml:space="preserve">unque el objetivo de las redes sociales es publicar, las plataformas tienen maneras de controlar quién ve las cosas de cada persona. No dejen estas opciones de privacidad a las redes sociales con una </w:t>
             </w:r>
             <w:r>
               <w:lastRenderedPageBreak/>
-              <w:t xml:space="preserve">configurarla como lo considere. Tanto exponer los datos personales y vida privada en </w:t>
-            </w:r>
-            <w:proofErr w:type="gramStart"/>
-            <w:r>
-              <w:t xml:space="preserve">redes </w:t>
-            </w:r>
-            <w:r>
-              <w:t xml:space="preserve"> es</w:t>
-            </w:r>
-            <w:proofErr w:type="gramEnd"/>
-            <w:r>
-              <w:t xml:space="preserve"> </w:t>
+              <w:t xml:space="preserve">configuración por defecto; cada usuario debe tener conciencia de su privacidad y configurarla como lo considere. Tanto exponer los datos personales y vida privada en redes </w:t>
+            </w:r>
+            <w:r>
+              <w:t xml:space="preserve">es </w:t>
             </w:r>
             <w:r>
               <w:t>una manera de dejarle el trabajo fácil, inclusive, especialmente a los estafadores, así que se ocultan tras la red. Ahora bien, en el caso de ser un medio para comercializar y vender, no está mal tener toda la información al alcance de todos.</w:t>
@@ -13462,53 +13635,56 @@
           </w:p>
           <w:p>
             <w:r>
-              <w:t>Es muy importante pues estar identificado; se proporcionará el nombre, nada tanto de perfil, una fotografía, que otros usuarios quieran saber si eres real o no. No genere desconfianza registrando nombres que no son, sin descripción; si las redes están confusas, pues esto toma gran importancia, sobre todo en los negocios, pues para no generar una desconfianza. Es muy importante también generar y compartir contenido propio; hay que procurar ser original</w:t>
+              <w:t xml:space="preserve">Es muy importante pues estar identificado; se proporcionará el nombre, nada tanto de perfil, una fotografía, que otros usuarios quieran saber si eres real o no. No genere desconfianza registrando nombres que no son, sin descripción; si las redes están confusas, pues esto toma gran importancia, sobre todo en los negocios, pues para no generar una desconfianza. Es muy importante también generar y compartir </w:t>
+            </w:r>
+            <w:r>
+              <w:lastRenderedPageBreak/>
+              <w:t>contenido propio; hay que procurar ser original</w:t>
             </w:r>
             <w:r>
               <w:t>, s</w:t>
             </w:r>
             <w:r>
-              <w:t xml:space="preserve">i se usan publicaciones de otros, </w:t>
+              <w:t>i se usan publicaciones de otros, comparte y menciona el autor. Publicar con términos de otros, llamado de los créditos, puede catalogarse inclusive como delito, pues según las normas por las cuales esté protegido.</w:t>
+            </w:r>
+          </w:p>
+          <w:p>
+            <w:r>
+              <w:t xml:space="preserve">Puede ser delicado y hay que ser amables; si alguien hace una pregunta, procura siempre contestar a la brevedad posible en un tono amable y siempre cordial. Es muy importante compartir recursos que funcionen; es cuando uno comparte un </w:t>
+            </w:r>
+            <w:r>
+              <w:rPr>
+                <w:rStyle w:val="Extranjerismo"/>
+              </w:rPr>
+              <w:t>link</w:t>
+            </w:r>
+            <w:r>
+              <w:t>, o una web, o un video, pues tenemos que asegurarnos que realmente funciona. Tenemos que evitar, y muy importante, no compartir cadenas. Las cadenas de mensajes, pues de suerte y contenidos fantasiosos, suelen ser incómodas para otros, entonces abstenerse de cadenas de este tipo; es un diferencial entre cadenas y un servicio social es distinto.</w:t>
+            </w:r>
+          </w:p>
+          <w:p>
+            <w:r>
+              <w:t>No usar espacios públicos para conversaciones personales. P</w:t>
+            </w:r>
+            <w:r>
+              <w:t>ues</w:t>
+            </w:r>
+            <w:r>
+              <w:t>, en los grupos, puede ser de WhatsApp o de Facebook, lo que sea, pues no son espacios para conversar con otras personas; para ello, utilice las herramientas disponibles, que solo vean las conversaciones quienes les interese. Una de las recomendaciones finales es cuidar el contenido con frecuencia; las publicaciones cómicas, en especial empresas, que son muy c</w:t>
+            </w:r>
+            <w:r>
+              <w:t>a</w:t>
+            </w:r>
+            <w:r>
+              <w:t xml:space="preserve">ras, pueden contener mensajes machistas, racistas u ofensivos para algún grupo de personas o minorías. Tenga en cuenta que lo que publica habla de </w:t>
             </w:r>
             <w:r>
               <w:lastRenderedPageBreak/>
-              <w:t>comparte y menciona el autor. Publicar con términos de otros, llamado de los créditos, puede catalogarse inclusive como delito, pues según las normas por las cuales esté protegido.</w:t>
-            </w:r>
-          </w:p>
-          <w:p>
-            <w:r>
-              <w:t xml:space="preserve">Puede ser delicado y hay que ser amables; si alguien hace una pregunta, procura siempre contestar a la brevedad posible en un tono amable y siempre cordial. Es muy importante compartir recursos que funcionen; es cuando uno comparte un </w:t>
-            </w:r>
-            <w:r>
-              <w:rPr>
-                <w:rStyle w:val="Extranjerismo"/>
-              </w:rPr>
-              <w:t>link</w:t>
-            </w:r>
-            <w:r>
-              <w:t>, o una web, o un video, pues tenemos que asegurarnos que realmente funciona. Tenemos que evitar, y muy importante, no compartir cadenas. Las cadenas de mensajes, pues de suerte y contenidos fantasiosos, suelen ser incómodas para otros, entonces abstenerse de cadenas de este tipo; es un diferencial entre cadenas y un servicio social es distinto.</w:t>
-            </w:r>
-          </w:p>
-          <w:p>
-            <w:r>
-              <w:t>No usar espacios públicos para conversaciones personales. P</w:t>
-            </w:r>
-            <w:r>
-              <w:t>ues</w:t>
-            </w:r>
-            <w:r>
-              <w:t>, en los grupos, puede ser de WhatsApp o de Facebook, lo que sea, pues no son espacios para conversar con otras personas; para ello, utilice las herramientas disponibles, que solo vean las conversaciones quienes les interese. Una de las recomendaciones finales es cuidar el contenido con frecuencia; las publicaciones cómicas, en especial empresas, que son muy c</w:t>
-            </w:r>
-            <w:r>
-              <w:t>a</w:t>
-            </w:r>
-            <w:r>
-              <w:t xml:space="preserve">ras, pueden contener mensajes machistas, racistas u ofensivos para algún grupo de personas o minorías. Tenga en cuenta que lo que publica habla de usted y su empresa; cuide su reputación evitando mensajes que puedan herir o crean malestar en otros. </w:t>
-            </w:r>
-          </w:p>
-          <w:p>
-            <w:r>
-              <w:lastRenderedPageBreak/>
+              <w:t xml:space="preserve">usted y su empresa; cuide su reputación evitando mensajes que puedan herir o crean malestar en otros. </w:t>
+            </w:r>
+          </w:p>
+          <w:p>
+            <w:r>
               <w:t>Y, por último, cumple las condiciones de uso de las plataformas y de cada red social; todas las redes sociales y plataformas tienen condiciones de uso y por esto de cuidarse los contenidos que generan susceptibilidades o que tengan mensajes e imágenes violentas o desagradables. En general, es importante ponerse en los zapatos de los demás usuarios y no tener comportamientos que incomoden a las personas.</w:t>
             </w:r>
           </w:p>
@@ -13573,14 +13749,14 @@
         <w:rPr>
           <w:lang w:val="es-419" w:eastAsia="es-CO"/>
         </w:rPr>
-        <w:t xml:space="preserve">Dentro de las estrategias comerciales digitales, la netiqueta también cumple una función preventiva al reducir conflictos derivados de malentendidos, respuestas inadecuadas o comportamientos poco profesionales. Cuando una organización establece lineamientos claros para la interacción digital, fortalece su capacidad para gestionar comunidades virtuales y construir experiencias positivas para sus </w:t>
+        <w:t xml:space="preserve">Dentro de las estrategias comerciales digitales, la netiqueta también cumple una función preventiva al reducir conflictos derivados de malentendidos, respuestas inadecuadas o comportamientos poco profesionales. Cuando una organización </w:t>
       </w:r>
       <w:r>
         <w:rPr>
           <w:lang w:val="es-419" w:eastAsia="es-CO"/>
         </w:rPr>
         <w:lastRenderedPageBreak/>
-        <w:t>consumidores. Esta práctica favorece la sostenibilidad de las relaciones comerciales y contribuye a consolidar una reputación digital sólida.</w:t>
+        <w:t>establece lineamientos claros para la interacción digital, fortalece su capacidad para gestionar comunidades virtuales y construir experiencias positivas para sus consumidores. Esta práctica favorece la sostenibilidad de las relaciones comerciales y contribuye a consolidar una reputación digital sólida.</w:t>
       </w:r>
     </w:p>
     <w:p>
@@ -13637,7 +13813,7 @@
       <w:pPr>
         <w:pStyle w:val="Ttulo1"/>
       </w:pPr>
-      <w:bookmarkStart w:id="33" w:name="_Toc238017712"/>
+      <w:bookmarkStart w:id="33" w:name="_Toc240296557"/>
       <w:r>
         <w:lastRenderedPageBreak/>
         <w:t>Cierre de ventas digitales</w:t>
@@ -13674,7 +13850,7 @@
       <w:pPr>
         <w:pStyle w:val="Ttulo2"/>
       </w:pPr>
-      <w:bookmarkStart w:id="34" w:name="_Toc238017713"/>
+      <w:bookmarkStart w:id="34" w:name="_Toc240296558"/>
       <w:r>
         <w:t>Conversión</w:t>
       </w:r>
@@ -13955,7 +14131,7 @@
       <w:pPr>
         <w:pStyle w:val="Ttulo2"/>
       </w:pPr>
-      <w:bookmarkStart w:id="35" w:name="_Toc238017714"/>
+      <w:bookmarkStart w:id="35" w:name="_Toc240296559"/>
       <w:r>
         <w:t>Medios de pago</w:t>
       </w:r>
@@ -14122,10 +14298,7 @@
               <w:pStyle w:val="TextoTablas"/>
             </w:pPr>
             <w:r>
-              <w:t>Permite realizar pagos directos entre cuentas financieras autorizadas</w:t>
-            </w:r>
-            <w:r>
-              <w:t>.</w:t>
+              <w:t>Permite realizar pagos directos entre cuentas financieras autorizadas.</w:t>
             </w:r>
           </w:p>
         </w:tc>
@@ -14225,10 +14398,9 @@
       </w:pPr>
       <w:r>
         <w:rPr>
-          <w:highlight w:val="yellow"/>
-          <w:lang w:val="es-419" w:eastAsia="es-CO"/>
-        </w:rPr>
-        <w:t>Pódcast 1</w:t>
+          <w:lang w:val="es-419" w:eastAsia="es-CO"/>
+        </w:rPr>
+        <w:t>A continuación, se invita al siguiente pódcast: Estrategia de conversión comercial digital.</w:t>
       </w:r>
     </w:p>
     <w:tbl>
@@ -14263,6 +14435,13 @@
               <w:lastRenderedPageBreak/>
               <w:t xml:space="preserve">Transcripción del pódcast. </w:t>
             </w:r>
+            <w:r>
+              <w:rPr>
+                <w:b/>
+                <w:bCs/>
+              </w:rPr>
+              <w:t>Estrategia de conversión comercial digital</w:t>
+            </w:r>
           </w:p>
         </w:tc>
       </w:tr>
@@ -14271,38 +14450,282 @@
           <w:tcPr>
             <w:tcW w:w="9962" w:type="dxa"/>
           </w:tcPr>
-          <w:p/>
-          <w:p/>
-          <w:p/>
-          <w:p/>
-          <w:p/>
-          <w:p/>
-          <w:p/>
-          <w:p/>
-          <w:p/>
-          <w:p/>
-          <w:p/>
-          <w:p/>
-          <w:p/>
-          <w:p/>
-          <w:p/>
-          <w:p/>
-          <w:p/>
-          <w:p/>
-          <w:p/>
-          <w:p/>
-          <w:p/>
+          <w:p>
+            <w:r>
+              <w:rPr>
+                <w:b/>
+                <w:bCs/>
+              </w:rPr>
+              <w:t>Hombre</w:t>
+            </w:r>
+            <w:r>
+              <w:rPr>
+                <w:b/>
+                <w:bCs/>
+              </w:rPr>
+              <w:t>:</w:t>
+            </w:r>
+            <w:r>
+              <w:t xml:space="preserve"> </w:t>
+            </w:r>
+            <w:r>
+              <w:t>¡Bienvenidos a este espacio formativo! En una tienda digital podemos atraer visitantes, mostrar productos, resolver dudas y ofrecer diferentes alternativas. Pero llega un momento clave: el cierre de la venta.</w:t>
+            </w:r>
+          </w:p>
+          <w:p>
+            <w:r>
+              <w:rPr>
+                <w:b/>
+                <w:bCs/>
+              </w:rPr>
+              <w:t>Mujer</w:t>
+            </w:r>
+            <w:r>
+              <w:t xml:space="preserve">: </w:t>
+            </w:r>
+            <w:r>
+              <w:t>Así es, esta es la etapa en la que las acciones de atracción, segmentación, comunicación y persuasión convergen para transformar el interés del consumidor en una decisión concreta de compra.</w:t>
+            </w:r>
+          </w:p>
+          <w:p>
+            <w:r>
+              <w:rPr>
+                <w:b/>
+                <w:bCs/>
+              </w:rPr>
+              <w:t>Hombre</w:t>
+            </w:r>
+            <w:r>
+              <w:rPr>
+                <w:b/>
+                <w:bCs/>
+              </w:rPr>
+              <w:t xml:space="preserve">: </w:t>
+            </w:r>
+            <w:r>
+              <w:t>Y hay algo importante: cerrar una venta no significa simplemente conseguir un ingreso. También demuestra que la propuesta de valor logró generar suficiente confianza para reducir la percepción de riesgo que puede existir en una transacción digital.</w:t>
+            </w:r>
+          </w:p>
+          <w:p>
+            <w:r>
+              <w:rPr>
+                <w:b/>
+                <w:bCs/>
+              </w:rPr>
+              <w:t>Mujer</w:t>
+            </w:r>
+            <w:r>
+              <w:rPr>
+                <w:b/>
+                <w:bCs/>
+              </w:rPr>
+              <w:t>:</w:t>
+            </w:r>
+            <w:r>
+              <w:t xml:space="preserve"> </w:t>
+            </w:r>
+            <w:r>
+              <w:t xml:space="preserve">Exactamente. Como no existe una interacción física directa, la organización debe construir esa confianza mediante contenidos claros, una buena experiencia de usuario, atención personalizada y procesos de compra eficientes. </w:t>
+            </w:r>
+          </w:p>
+          <w:p>
+            <w:r>
+              <w:rPr>
+                <w:b/>
+                <w:bCs/>
+              </w:rPr>
+              <w:t>Hombre</w:t>
+            </w:r>
+            <w:r>
+              <w:t xml:space="preserve">: </w:t>
+            </w:r>
+            <w:r>
+              <w:t>Por eso, el cierre debe ser consecuencia de una estrategia comercial bien articulada y no una acción aislada. Ahora bien, ¿qué puede hacer que un consumidor decida completar o abandonar una compra digital?</w:t>
+            </w:r>
+          </w:p>
+          <w:p>
+            <w:r>
+              <w:rPr>
+                <w:b/>
+                <w:bCs/>
+              </w:rPr>
+              <w:t>Mujer</w:t>
+            </w:r>
+            <w:r>
+              <w:t xml:space="preserve">: </w:t>
+            </w:r>
+            <w:r>
+              <w:t xml:space="preserve">Hay varios factores. La claridad de la oferta, la facilidad de navegación, la disponibilidad de medios de pago, la percepción de seguridad, los testimonios de </w:t>
+            </w:r>
+            <w:r>
+              <w:lastRenderedPageBreak/>
+              <w:t>otros clientes y la capacidad de respuesta de la organización pueden influir directamente en la decisión final.</w:t>
+            </w:r>
+          </w:p>
+          <w:p>
+            <w:r>
+              <w:rPr>
+                <w:b/>
+                <w:bCs/>
+              </w:rPr>
+              <w:t>Hombr</w:t>
+            </w:r>
+            <w:r>
+              <w:rPr>
+                <w:b/>
+                <w:bCs/>
+              </w:rPr>
+              <w:t>e</w:t>
+            </w:r>
+            <w:r>
+              <w:t xml:space="preserve">: </w:t>
+            </w:r>
+            <w:r>
+              <w:t>Entonces, si el proceso tiene demasiadas dificultades, el consumidor puede abandonar el proceso de compra, aunque realmente esté interesado en el producto.</w:t>
+            </w:r>
+          </w:p>
+          <w:p>
+            <w:r>
+              <w:rPr>
+                <w:b/>
+                <w:bCs/>
+              </w:rPr>
+              <w:t>Mujer</w:t>
+            </w:r>
+            <w:r>
+              <w:t xml:space="preserve">: </w:t>
+            </w:r>
+            <w:r>
+              <w:t>Así es. Por eso, la optimización de conversiones busca identificar esas barreras, reducir las fricciones y mejorar cada etapa del recorrido comercial. Para hacerlo, las organizaciones pueden apoyarse en herramientas analíticas, automatización comercial, seguimiento de prospectos y sistemas de atención omnicanal.</w:t>
+            </w:r>
+          </w:p>
+          <w:p>
+            <w:r>
+              <w:rPr>
+                <w:b/>
+                <w:bCs/>
+              </w:rPr>
+              <w:t>Hombre</w:t>
+            </w:r>
+            <w:r>
+              <w:t xml:space="preserve">: </w:t>
+            </w:r>
+            <w:r>
+              <w:t>Y toda esa información también puede servir para aprender. Por ejemplo, ¿qué ocurre si una empresa descubre que muchas personas inician una compra, pero abandonan antes de realizar el pago?</w:t>
+            </w:r>
+          </w:p>
+          <w:p>
+            <w:r>
+              <w:rPr>
+                <w:b/>
+                <w:bCs/>
+              </w:rPr>
+              <w:t>Mujer</w:t>
+            </w:r>
+            <w:r>
+              <w:rPr>
+                <w:b/>
+                <w:bCs/>
+              </w:rPr>
+              <w:t>:</w:t>
+            </w:r>
+            <w:r>
+              <w:t xml:space="preserve"> </w:t>
+            </w:r>
+            <w:r>
+              <w:t>Ese comportamiento es un dato estratégico. Al analizar indicadores como el abandono de compra, las tasas de conversión, los métodos de pago utilizados y la satisfacción posterior a la adquisición, la organización puede identificar patrones, corregir problemas y tomar mejores decisiones.</w:t>
+            </w:r>
+          </w:p>
+          <w:p>
+            <w:r>
+              <w:rPr>
+                <w:b/>
+                <w:bCs/>
+              </w:rPr>
+              <w:t>Hombre</w:t>
+            </w:r>
+            <w:r>
+              <w:t xml:space="preserve">: </w:t>
+            </w:r>
+            <w:r>
+              <w:t>Entonces, el cierre de ventas digitales no representa realmente el final del proceso comercial. También puede convertirse en una fuente de información para mejorar futuras estrategias.</w:t>
+            </w:r>
+          </w:p>
+          <w:p>
+            <w:r>
+              <w:rPr>
+                <w:b/>
+                <w:bCs/>
+              </w:rPr>
+              <w:lastRenderedPageBreak/>
+              <w:t>Mujer</w:t>
+            </w:r>
+            <w:r>
+              <w:t xml:space="preserve">: </w:t>
+            </w:r>
+            <w:r>
+              <w:t>Exactamente. Cuando la organización integra el cierre dentro de un sistema de gestión comercial orientado a la mejora continua, puede mejorar la experiencia del consumidor, aumentar la eficiencia comercial y fortalecer relaciones de confianza que favorezcan la fidelización.</w:t>
+            </w:r>
+          </w:p>
+          <w:p>
+            <w:r>
+              <w:rPr>
+                <w:b/>
+                <w:bCs/>
+              </w:rPr>
+              <w:t>Hombre</w:t>
+            </w:r>
+            <w:r>
+              <w:rPr>
+                <w:b/>
+                <w:bCs/>
+              </w:rPr>
+              <w:t>:</w:t>
+            </w:r>
+            <w:r>
+              <w:t xml:space="preserve"> </w:t>
+            </w:r>
+            <w:r>
+              <w:t>En otras palabras, una buena estrategia de conversión no consiste solamente en lograr que el cliente compre. Consiste en facilitar su decisión, reducir las barreras y generar una experiencia que motive a volver.</w:t>
+            </w:r>
+          </w:p>
+          <w:p>
+            <w:r>
+              <w:rPr>
+                <w:b/>
+                <w:bCs/>
+              </w:rPr>
+              <w:t>Mujer</w:t>
+            </w:r>
+            <w:r>
+              <w:tab/>
+            </w:r>
+            <w:r>
+              <w:t xml:space="preserve">: </w:t>
+            </w:r>
+            <w:r>
+              <w:t>Por eso, en los entornos digitales, el cierre de ventas puede ser mucho más que el momento de finalizar una transacción: puede convertirse en el punto de partida de relaciones sostenibles, capaces de generar valor y ventaja competitiva.</w:t>
+            </w:r>
+          </w:p>
+          <w:p>
+            <w:r>
+              <w:rPr>
+                <w:b/>
+                <w:bCs/>
+              </w:rPr>
+              <w:t>Hombre</w:t>
+            </w:r>
+            <w:r>
+              <w:t xml:space="preserve">: </w:t>
+            </w:r>
+            <w:r>
+              <w:t>Gracias por acompañarnos, nos escuchamos en el próximo episodio.</w:t>
+            </w:r>
+          </w:p>
         </w:tc>
       </w:tr>
-      <w:bookmarkEnd w:id="36"/>
     </w:tbl>
-    <w:p>
-      <w:pPr>
-        <w:rPr>
-          <w:lang w:val="es-419" w:eastAsia="es-CO"/>
-        </w:rPr>
-      </w:pPr>
-    </w:p>
+    <w:bookmarkEnd w:id="36"/>
     <w:p>
       <w:pPr>
         <w:rPr>
@@ -14315,6 +14738,7 @@
           <w:bCs/>
           <w:lang w:val="es-419" w:eastAsia="es-CO"/>
         </w:rPr>
+        <w:lastRenderedPageBreak/>
         <w:t>Cita de reflexión</w:t>
       </w:r>
       <w:r>
@@ -14349,7 +14773,7 @@
       <w:pPr>
         <w:pStyle w:val="Ttulo1"/>
       </w:pPr>
-      <w:bookmarkStart w:id="37" w:name="_Toc238017715"/>
+      <w:bookmarkStart w:id="37" w:name="_Toc240296560"/>
       <w:r>
         <w:lastRenderedPageBreak/>
         <w:t>Entrega y garantía</w:t>
@@ -14386,7 +14810,7 @@
       <w:pPr>
         <w:pStyle w:val="Ttulo2"/>
       </w:pPr>
-      <w:bookmarkStart w:id="38" w:name="_Toc238017716"/>
+      <w:bookmarkStart w:id="38" w:name="_Toc240296561"/>
       <w:r>
         <w:t>Sistemas de entrega</w:t>
       </w:r>
@@ -14626,7 +15050,21 @@
         <w:rPr>
           <w:lang w:val="es-419" w:eastAsia="es-CO"/>
         </w:rPr>
-        <w:t>. La empresa HomeTech comercializaba productos para el hogar mediante redes sociales y comercio electrónico. Aunque sus campañas generaban resultados positivos, enfrentaba frecuentes reclamaciones relacionadas con retrasos en las entregas y falta de información sobre el estado de los pedidos. Estas situaciones afectaban la satisfacción de los consumidores y generaban comentarios negativos en plataformas digitales. Con el propósito de mejorar la experiencia postventa, implementó un sistema de seguimiento de pedidos y estableció protocolos claros de comunicación durante todo el proceso de entrega. Como resultado, disminuyeron las reclamaciones, aumentó la confianza de los consumidores y mejoró significativamente la percepción de la marca dentro de sus canales digitales.</w:t>
+        <w:t xml:space="preserve">. La empresa </w:t>
+      </w:r>
+      <w:proofErr w:type="spellStart"/>
+      <w:r>
+        <w:rPr>
+          <w:lang w:val="es-419" w:eastAsia="es-CO"/>
+        </w:rPr>
+        <w:t>HomeTech</w:t>
+      </w:r>
+      <w:proofErr w:type="spellEnd"/>
+      <w:r>
+        <w:rPr>
+          <w:lang w:val="es-419" w:eastAsia="es-CO"/>
+        </w:rPr>
+        <w:t xml:space="preserve"> comercializaba productos para el hogar mediante redes sociales y comercio electrónico. Aunque sus campañas generaban resultados positivos, enfrentaba frecuentes reclamaciones relacionadas con retrasos en las entregas y falta de información sobre el estado de los pedidos. Estas situaciones afectaban la satisfacción de los consumidores y generaban comentarios negativos en plataformas digitales. Con el propósito de mejorar la experiencia postventa, implementó un sistema de seguimiento de pedidos y estableció protocolos claros de comunicación durante todo el proceso de entrega. Como resultado, disminuyeron las reclamaciones, aumentó la confianza de los consumidores y mejoró significativamente la percepción de la marca dentro de sus canales digitales.</w:t>
       </w:r>
     </w:p>
     <w:p>
@@ -14666,7 +15104,7 @@
       <w:pPr>
         <w:pStyle w:val="Ttulo2"/>
       </w:pPr>
-      <w:bookmarkStart w:id="39" w:name="_Toc238017717"/>
+      <w:bookmarkStart w:id="39" w:name="_Toc240296562"/>
       <w:r>
         <w:t>Garantía</w:t>
       </w:r>
@@ -14989,7 +15427,7 @@
       <w:pPr>
         <w:pStyle w:val="Ttulo1"/>
       </w:pPr>
-      <w:bookmarkStart w:id="40" w:name="_Toc238017718"/>
+      <w:bookmarkStart w:id="40" w:name="_Toc240296563"/>
       <w:r>
         <w:lastRenderedPageBreak/>
         <w:t>Análisis comercial</w:t>
@@ -15039,7 +15477,7 @@
       <w:pPr>
         <w:pStyle w:val="Ttulo2"/>
       </w:pPr>
-      <w:bookmarkStart w:id="41" w:name="_Toc238017719"/>
+      <w:bookmarkStart w:id="41" w:name="_Toc240296564"/>
       <w:r>
         <w:t>Reporte</w:t>
       </w:r>
@@ -15373,7 +15811,7 @@
       <w:pPr>
         <w:pStyle w:val="Ttulo2"/>
       </w:pPr>
-      <w:bookmarkStart w:id="42" w:name="_Toc238017720"/>
+      <w:bookmarkStart w:id="42" w:name="_Toc240296565"/>
       <w:r>
         <w:lastRenderedPageBreak/>
         <w:t>Métricas de ventas</w:t>
@@ -15915,7 +16353,21 @@
         <w:rPr>
           <w:lang w:val="es-419" w:eastAsia="es-CO"/>
         </w:rPr>
-        <w:t xml:space="preserve">. La organización TechPro realizaba inversiones constantes en publicidad digital, pero enfrentaba dificultades para determinar cuáles acciones generaban mejores resultados comerciales. Aunque disponía de gran cantidad de </w:t>
+        <w:t xml:space="preserve">. La organización </w:t>
+      </w:r>
+      <w:proofErr w:type="spellStart"/>
+      <w:r>
+        <w:rPr>
+          <w:lang w:val="es-419" w:eastAsia="es-CO"/>
+        </w:rPr>
+        <w:t>TechPro</w:t>
+      </w:r>
+      <w:proofErr w:type="spellEnd"/>
+      <w:r>
+        <w:rPr>
+          <w:lang w:val="es-419" w:eastAsia="es-CO"/>
+        </w:rPr>
+        <w:t xml:space="preserve"> realizaba inversiones constantes en publicidad digital, pero enfrentaba dificultades para determinar cuáles acciones generaban mejores resultados comerciales. Aunque disponía de gran cantidad de </w:t>
       </w:r>
       <w:r>
         <w:rPr>
@@ -15962,7 +16414,7 @@
       <w:pPr>
         <w:pStyle w:val="Ttulo2"/>
       </w:pPr>
-      <w:bookmarkStart w:id="43" w:name="_Toc238017721"/>
+      <w:bookmarkStart w:id="43" w:name="_Toc240296566"/>
       <w:proofErr w:type="spellStart"/>
       <w:r>
         <w:t>KPIs</w:t>
@@ -16747,7 +17199,21 @@
         <w:rPr>
           <w:lang w:val="es-419" w:eastAsia="es-CO"/>
         </w:rPr>
-        <w:t xml:space="preserve"> La organización Digital Learning desarrollaba acciones comerciales mediante diferentes plataformas digitales y monitoreaba una gran cantidad de métricas relacionadas con interacción y alcance. Sin embargo, enfrentaba dificultades para determinar cuáles indicadores reflejaban realmente el cumplimiento de sus objetivos estratégicos. Después de revisar su modelo de gestión, identificó </w:t>
+        <w:t xml:space="preserve"> La organización Digital </w:t>
+      </w:r>
+      <w:proofErr w:type="spellStart"/>
+      <w:r>
+        <w:rPr>
+          <w:lang w:val="es-419" w:eastAsia="es-CO"/>
+        </w:rPr>
+        <w:t>Learning</w:t>
+      </w:r>
+      <w:proofErr w:type="spellEnd"/>
+      <w:r>
+        <w:rPr>
+          <w:lang w:val="es-419" w:eastAsia="es-CO"/>
+        </w:rPr>
+        <w:t xml:space="preserve"> desarrollaba acciones comerciales mediante diferentes plataformas digitales y monitoreaba una gran cantidad de métricas relacionadas con interacción y alcance. Sin embargo, enfrentaba dificultades para determinar cuáles indicadores reflejaban realmente el cumplimiento de sus objetivos estratégicos. Después de revisar su modelo de gestión, identificó </w:t>
       </w:r>
       <w:proofErr w:type="spellStart"/>
       <w:r>
@@ -16986,7 +17452,7 @@
         <w:rPr>
           <w:lang w:val="es-419" w:eastAsia="es-CO"/>
         </w:rPr>
-        <w:t>Pódcast 2</w:t>
+        <w:t>A continuación, se invita al siguiente pódcast: Inteligencia estratégica comercial.</w:t>
       </w:r>
     </w:p>
     <w:tbl>
@@ -17019,6 +17485,13 @@
               </w:rPr>
               <w:t xml:space="preserve">Transcripción del pódcast. </w:t>
             </w:r>
+            <w:r>
+              <w:rPr>
+                <w:b/>
+                <w:bCs/>
+              </w:rPr>
+              <w:t>Inteligencia estratégica comercial</w:t>
+            </w:r>
           </w:p>
         </w:tc>
       </w:tr>
@@ -17027,27 +17500,242 @@
           <w:tcPr>
             <w:tcW w:w="9962" w:type="dxa"/>
           </w:tcPr>
-          <w:p/>
-          <w:p/>
-          <w:p/>
-          <w:p/>
-          <w:p/>
-          <w:p/>
-          <w:p/>
-          <w:p/>
-          <w:p/>
-          <w:p/>
-          <w:p/>
-          <w:p/>
-          <w:p/>
-          <w:p/>
-          <w:p/>
-          <w:p/>
-          <w:p/>
-          <w:p/>
-          <w:p/>
-          <w:p/>
-          <w:p/>
+          <w:p>
+            <w:r>
+              <w:rPr>
+                <w:b/>
+                <w:bCs/>
+              </w:rPr>
+              <w:t>Mujer</w:t>
+            </w:r>
+            <w:r>
+              <w:tab/>
+            </w:r>
+            <w:r>
+              <w:t xml:space="preserve">: </w:t>
+            </w:r>
+            <w:r>
+              <w:t>Actualmente, cualquier negocio que vende por internet tiene acceso a una gran cantidad de datos. Cuántas personas visitan un perfil, cuántos clics recibe una publicación o cuántos carritos de compra se quedaron a medias.</w:t>
+            </w:r>
+          </w:p>
+          <w:p>
+            <w:r>
+              <w:rPr>
+                <w:b/>
+                <w:bCs/>
+              </w:rPr>
+              <w:t>Hombre</w:t>
+            </w:r>
+            <w:r>
+              <w:t xml:space="preserve">: </w:t>
+            </w:r>
+            <w:r>
+              <w:t>Pero tener todos esos datos acumulados no sirve de mucho si nadie los interpreta. Para que una empresa pueda aprovecharlos, necesita convertir esos números en decisiones que mejoren su rentabilidad.</w:t>
+            </w:r>
+          </w:p>
+          <w:p>
+            <w:r>
+              <w:rPr>
+                <w:b/>
+                <w:bCs/>
+              </w:rPr>
+              <w:t>Mujer</w:t>
+            </w:r>
+            <w:r>
+              <w:t xml:space="preserve">: </w:t>
+            </w:r>
+            <w:r>
+              <w:t>A eso se le conoce como inteligencia estratégica comercial. Consiste en entender cómo se conectan diferentes variables: desde el comportamiento del consumidor y la efectividad de una campaña, hasta el desempeño de cada canal de venta.</w:t>
+            </w:r>
+          </w:p>
+          <w:p>
+            <w:r>
+              <w:rPr>
+                <w:b/>
+                <w:bCs/>
+              </w:rPr>
+              <w:lastRenderedPageBreak/>
+              <w:t>Hombre</w:t>
+            </w:r>
+            <w:r>
+              <w:t xml:space="preserve">: </w:t>
+            </w:r>
+            <w:r>
+              <w:t>Y esto cambia por completo la dinámica del negocio. En lugar de revisar un reporte al final del mes para averiguar qué salió mal, el análisis se convierte en un mecanismo diario para aprender y ajustar la operación de inmediato.</w:t>
+            </w:r>
+          </w:p>
+          <w:p>
+            <w:r>
+              <w:rPr>
+                <w:b/>
+                <w:bCs/>
+              </w:rPr>
+              <w:t>Mujer</w:t>
+            </w:r>
+            <w:r>
+              <w:t xml:space="preserve">: </w:t>
+            </w:r>
+            <w:r>
+              <w:t>Si un emprendimiento lanza una campaña y genera mucho tráfico a su tienda virtual, pero nadie compra, los datos están avisando. El problema puede ser el precio, la plataforma de pago o que el mensaje llegó al público equivocado.</w:t>
+            </w:r>
+          </w:p>
+          <w:p>
+            <w:r>
+              <w:rPr>
+                <w:b/>
+                <w:bCs/>
+              </w:rPr>
+              <w:t>Hombre</w:t>
+            </w:r>
+            <w:r>
+              <w:rPr>
+                <w:b/>
+                <w:bCs/>
+              </w:rPr>
+              <w:t>:</w:t>
+            </w:r>
+            <w:r>
+              <w:t xml:space="preserve"> </w:t>
+            </w:r>
+            <w:r>
+              <w:t>Generar métricas o reportes no sirve de mucho si no hay una interpretación orientada a buscar las causas, entender las tendencias y encontrar oportunidades de mejora.</w:t>
+            </w:r>
+          </w:p>
+          <w:p>
+            <w:r>
+              <w:rPr>
+                <w:b/>
+                <w:bCs/>
+              </w:rPr>
+              <w:t>Mujer</w:t>
+            </w:r>
+            <w:r>
+              <w:t xml:space="preserve">: </w:t>
+            </w:r>
+            <w:r>
+              <w:t>Para facilitar ese trabajo existen herramientas como los tableros de control y la analítica digital. Estas plataformas organizan la información que llega desde los diferentes puntos de contacto con el mercado.</w:t>
+            </w:r>
+          </w:p>
+          <w:p>
+            <w:r>
+              <w:rPr>
+                <w:b/>
+                <w:bCs/>
+              </w:rPr>
+              <w:t>Hombre</w:t>
+            </w:r>
+            <w:r>
+              <w:t xml:space="preserve">: </w:t>
+            </w:r>
+            <w:r>
+              <w:t>Con esos datos organizados es mucho más fácil evaluar el impacto de cada decisión, identificar si la estrategia se desvía de los objetivos y, lo más importante, anticiparse a los cambios.</w:t>
+            </w:r>
+          </w:p>
+          <w:p>
+            <w:r>
+              <w:rPr>
+                <w:b/>
+                <w:bCs/>
+              </w:rPr>
+              <w:t>Mujer</w:t>
+            </w:r>
+            <w:r>
+              <w:t xml:space="preserve">: </w:t>
+            </w:r>
+            <w:r>
+              <w:t>Porque en el mundo digital todo funciona a gran velocidad. Las preferencias, las tecnologías y los hábitos cambian de un día para otro, y depender únicamente de la intuición es un riesgo que nadie quiere correr.</w:t>
+            </w:r>
+          </w:p>
+          <w:p>
+            <w:r>
+              <w:rPr>
+                <w:b/>
+                <w:bCs/>
+              </w:rPr>
+              <w:lastRenderedPageBreak/>
+              <w:t>Hombre</w:t>
+            </w:r>
+            <w:r>
+              <w:t xml:space="preserve">: </w:t>
+            </w:r>
+            <w:r>
+              <w:t>Las organizaciones que fundamentan sus decisiones en evidencia saben exactamente dónde asignar sus recursos y cómo priorizar las oportunidades sin desperdiciar presupuesto.</w:t>
+            </w:r>
+          </w:p>
+          <w:p>
+            <w:r>
+              <w:rPr>
+                <w:b/>
+                <w:bCs/>
+              </w:rPr>
+              <w:t>Mujer</w:t>
+            </w:r>
+            <w:r>
+              <w:t xml:space="preserve">: </w:t>
+            </w:r>
+            <w:r>
+              <w:t>Lo importante no es tener cada vez más datos, sino saber cuáles sirven para tomar una decisión y qué están diciendo sobre el negocio.</w:t>
+            </w:r>
+          </w:p>
+          <w:p>
+            <w:r>
+              <w:rPr>
+                <w:b/>
+                <w:bCs/>
+              </w:rPr>
+              <w:t>Hombre</w:t>
+            </w:r>
+            <w:r>
+              <w:rPr>
+                <w:b/>
+                <w:bCs/>
+              </w:rPr>
+              <w:t>:</w:t>
+            </w:r>
+            <w:r>
+              <w:t xml:space="preserve"> </w:t>
+            </w:r>
+            <w:r>
+              <w:t>Si esa información se conecta con los objetivos comerciales, permite ajustar estrategias, asignar mejor los recursos y actuar a tiempo.</w:t>
+            </w:r>
+          </w:p>
+          <w:p>
+            <w:r>
+              <w:rPr>
+                <w:b/>
+                <w:bCs/>
+              </w:rPr>
+              <w:t>Mujer</w:t>
+            </w:r>
+            <w:r>
+              <w:rPr>
+                <w:b/>
+                <w:bCs/>
+              </w:rPr>
+              <w:t>:</w:t>
+            </w:r>
+            <w:r>
+              <w:t xml:space="preserve"> </w:t>
+            </w:r>
+            <w:r>
+              <w:t>Una implementación adecuada de este análisis fortalece la competitividad. Permite generar más valor para los consumidores y ayuda a construir un crecimiento sostenible a largo plazo.</w:t>
+            </w:r>
+          </w:p>
+          <w:p>
+            <w:r>
+              <w:rPr>
+                <w:b/>
+                <w:bCs/>
+              </w:rPr>
+              <w:t>Hombre</w:t>
+            </w:r>
+            <w:r>
+              <w:t xml:space="preserve">: </w:t>
+            </w:r>
+            <w:r>
+              <w:t>En las ventas digitales, interpretar bien la información permite tomar decisiones a tiempo. Y cuando los datos ayudan a entender lo que está pasando, también ayudan a decidir mejor.</w:t>
+            </w:r>
+          </w:p>
         </w:tc>
       </w:tr>
     </w:tbl>
@@ -17101,7 +17789,7 @@
           <w:u w:val="single"/>
         </w:rPr>
       </w:pPr>
-      <w:bookmarkStart w:id="44" w:name="_Toc238017722"/>
+      <w:bookmarkStart w:id="44" w:name="_Toc240296567"/>
       <w:r>
         <w:lastRenderedPageBreak/>
         <w:t>Síntesis</w:t>
@@ -17157,6 +17845,8 @@
     </w:p>
     <w:p>
       <w:pPr>
+        <w:ind w:firstLine="0"/>
+        <w:jc w:val="center"/>
         <w:rPr>
           <w:noProof/>
           <w:lang w:eastAsia="es-CO"/>
@@ -17165,10 +17855,50 @@
       <w:r>
         <w:rPr>
           <w:noProof/>
-          <w:highlight w:val="yellow"/>
           <w:lang w:eastAsia="es-CO"/>
         </w:rPr>
-        <w:t>Falta figura</w:t>
+        <w:lastRenderedPageBreak/>
+        <w:drawing>
+          <wp:inline distT="0" distB="0" distL="0" distR="0" wp14:anchorId="2ED793B6" wp14:editId="546F8F26">
+            <wp:extent cx="6332220" cy="3124835"/>
+            <wp:effectExtent l="0" t="0" r="0" b="0"/>
+            <wp:docPr id="3" name="Imagen 3" descr="La ilustración muestra la estructura jerárquica que sintetiza el contenido del componente formativo “Operación comercial digital”, el cual se organiza en ocho unidades. Inicia con estrategia comercial en social media en donde se abordan los conceptos de venta, objetivos SMART, producto, marketing online, embudo de ventas y canales de venta de social media. El capítulo dos corresponde a segmentación y posicionamiento comercial digital, allí se ve lo correspondiente a segmentación, posicionamiento, leads magnet, palabras clave e intenciones de búsqueda e insights. El capítulo tres corresponde a construcción de marca y comunicación persuasiva, en donde se copywriting, llamados a la acción y contenidos persuasivos, guiones técnicos para contenidos digitales, tono de marca, prisma de la marca y contenidos digitales. El capítulo cuatro aborda la temática de producción de contenidos digitales, en donde se desarrollan los conceptos de plataformas de inteligencia artificial, plataformas de diseño y edición multimedia, técnicas básicas de edición de imagen, técnicas básicas de edición de video y medios digitales. El capítulo cinco aborda la planificación, publicación y optimización de contenidos, allí se ve parrilla de contenidos, calendario de publicaciones, divulgación de contenido digital, protocolos de publicación e indexación de contenidos digitales y netiqueta. El capítulo seis aborda el cierre de ventas digitales con los conceptos de conversión y medios de pago. El capítulo siete desarrolla entrega y garantía, explícitamente con los conceptos de sistemas de entrega y garantía. Culmina el componente con el capítulo ocho en donde se desarrolla el análisis comercial a partir de los conceptos de reporte, métricas de ventas y KPIs."/>
+            <wp:cNvGraphicFramePr>
+              <a:graphicFrameLocks xmlns:a="http://schemas.openxmlformats.org/drawingml/2006/main" noChangeAspect="1"/>
+            </wp:cNvGraphicFramePr>
+            <a:graphic xmlns:a="http://schemas.openxmlformats.org/drawingml/2006/main">
+              <a:graphicData uri="http://schemas.openxmlformats.org/drawingml/2006/picture">
+                <pic:pic xmlns:pic="http://schemas.openxmlformats.org/drawingml/2006/picture">
+                  <pic:nvPicPr>
+                    <pic:cNvPr id="3" name="Imagen 3" descr="La ilustración muestra la estructura jerárquica que sintetiza el contenido del componente formativo “Operación comercial digital”, el cual se organiza en ocho unidades. Inicia con estrategia comercial en social media en donde se abordan los conceptos de venta, objetivos SMART, producto, marketing online, embudo de ventas y canales de venta de social media. El capítulo dos corresponde a segmentación y posicionamiento comercial digital, allí se ve lo correspondiente a segmentación, posicionamiento, leads magnet, palabras clave e intenciones de búsqueda e insights. El capítulo tres corresponde a construcción de marca y comunicación persuasiva, en donde se copywriting, llamados a la acción y contenidos persuasivos, guiones técnicos para contenidos digitales, tono de marca, prisma de la marca y contenidos digitales. El capítulo cuatro aborda la temática de producción de contenidos digitales, en donde se desarrollan los conceptos de plataformas de inteligencia artificial, plataformas de diseño y edición multimedia, técnicas básicas de edición de imagen, técnicas básicas de edición de video y medios digitales. El capítulo cinco aborda la planificación, publicación y optimización de contenidos, allí se ve parrilla de contenidos, calendario de publicaciones, divulgación de contenido digital, protocolos de publicación e indexación de contenidos digitales y netiqueta. El capítulo seis aborda el cierre de ventas digitales con los conceptos de conversión y medios de pago. El capítulo siete desarrolla entrega y garantía, explícitamente con los conceptos de sistemas de entrega y garantía. Culmina el componente con el capítulo ocho en donde se desarrolla el análisis comercial a partir de los conceptos de reporte, métricas de ventas y KPIs."/>
+                    <pic:cNvPicPr/>
+                  </pic:nvPicPr>
+                  <pic:blipFill>
+                    <a:blip r:embed="rId23">
+                      <a:extLst>
+                        <a:ext uri="{28A0092B-C50C-407E-A947-70E740481C1C}">
+                          <a14:useLocalDpi xmlns:a14="http://schemas.microsoft.com/office/drawing/2010/main" val="0"/>
+                        </a:ext>
+                      </a:extLst>
+                    </a:blip>
+                    <a:stretch>
+                      <a:fillRect/>
+                    </a:stretch>
+                  </pic:blipFill>
+                  <pic:spPr>
+                    <a:xfrm>
+                      <a:off x="0" y="0"/>
+                      <a:ext cx="6332220" cy="3124835"/>
+                    </a:xfrm>
+                    <a:prstGeom prst="rect">
+                      <a:avLst/>
+                    </a:prstGeom>
+                  </pic:spPr>
+                </pic:pic>
+              </a:graphicData>
+            </a:graphic>
+          </wp:inline>
+        </w:drawing>
       </w:r>
     </w:p>
     <w:p>
@@ -17176,118 +17906,14 @@
         <w:pStyle w:val="Textocomentario"/>
         <w:ind w:left="720"/>
         <w:jc w:val="both"/>
-      </w:pPr>
-      <w:r>
         <w:rPr>
           <w:noProof/>
           <w:highlight w:val="yellow"/>
         </w:rPr>
-        <w:t>Texto alternativo</w:t>
-      </w:r>
-      <w:r>
-        <w:rPr>
-          <w:noProof/>
-        </w:rPr>
-        <w:t>:</w:t>
-      </w:r>
-      <w:r>
-        <w:t xml:space="preserve"> </w:t>
-      </w:r>
-      <w:r>
-        <w:t xml:space="preserve">La ilustración muestra la estructura jerárquica que sintetiza el contenido del componente formativo “Operación comercial digital”, el cual se organiza en ocho unidades. Inicia con estrategia comercial en </w:t>
-      </w:r>
-      <w:r>
-        <w:rPr>
-          <w:rStyle w:val="Extranjerismo"/>
-        </w:rPr>
-        <w:t>social media</w:t>
-      </w:r>
-      <w:r>
-        <w:t xml:space="preserve"> en donde se abordan los conceptos de venta, objetivos SMART, producto</w:t>
-      </w:r>
-      <w:r>
-        <w:rPr>
-          <w:i/>
-          <w:iCs/>
-        </w:rPr>
-        <w:t xml:space="preserve">, </w:t>
-      </w:r>
-      <w:r>
-        <w:rPr>
-          <w:rStyle w:val="Extranjerismo"/>
-        </w:rPr>
-        <w:t>marketing online,</w:t>
-      </w:r>
-      <w:r>
-        <w:t xml:space="preserve"> embudo de ventas y canales de venta de </w:t>
-      </w:r>
-      <w:r>
-        <w:rPr>
-          <w:rStyle w:val="Extranjerismo"/>
-        </w:rPr>
-        <w:t>social media</w:t>
-      </w:r>
-      <w:r>
-        <w:t>. El capítulo dos corresponde a segmentación y posicionamiento comercial digital, allí se ve lo correspondiente a segmentación, posicionamiento</w:t>
-      </w:r>
-      <w:r>
-        <w:rPr>
-          <w:rStyle w:val="Extranjerismo"/>
-        </w:rPr>
-        <w:t>, leads magnet</w:t>
-      </w:r>
-      <w:r>
-        <w:t xml:space="preserve">, palabras clave e intenciones de búsqueda e </w:t>
-      </w:r>
-      <w:r>
-        <w:rPr>
-          <w:rStyle w:val="Extranjerismo"/>
-        </w:rPr>
-        <w:t>insights</w:t>
-      </w:r>
-      <w:r>
-        <w:rPr>
-          <w:i/>
-          <w:iCs/>
-        </w:rPr>
-        <w:t xml:space="preserve">. </w:t>
-      </w:r>
-      <w:r>
-        <w:t xml:space="preserve">El capítulo tres corresponde a construcción de marca y comunicación persuasiva, en donde se </w:t>
-      </w:r>
-      <w:r>
-        <w:rPr>
-          <w:rStyle w:val="Extranjerismo"/>
-        </w:rPr>
-        <w:t>copywriting,</w:t>
-      </w:r>
-      <w:r>
-        <w:rPr>
-          <w:i/>
-          <w:iCs/>
-        </w:rPr>
-        <w:t xml:space="preserve"> </w:t>
-      </w:r>
-      <w:r>
-        <w:t xml:space="preserve">llamados a la acción y contenidos persuasivos, guiones técnicos para contenidos digitales, tono de marca, prisma de la marca y contenidos digitales. El capítulo cuatro aborda la temática de producción de contenidos digitales, en donde se desarrollan los conceptos de plataformas de inteligencia artificial, plataformas de diseño y edición multimedia, técnicas básicas de edición de imagen, técnicas básicas de edición de video y medios digitales. El capítulo cinco aborda la planificación, publicación y </w:t>
-      </w:r>
-      <w:r>
-        <w:lastRenderedPageBreak/>
-        <w:t xml:space="preserve">optimización de contenidos, allí se ve parrilla de contenidos, calendario de publicaciones, divulgación de contenido digital, protocolos de publicación e indexación de contenidos digitales y netiqueta. El capítulo seis aborda el cierre de ventas digitales con los conceptos de conversión y medios de pago. El capítulo siete desarrolla entrega y garantía, explícitamente con los conceptos de sistemas de entrega y garantía. Culmina el componente con el capítulo ocho en donde se desarrolla el análisis comercial a partir de los conceptos de reporte, métricas de ventas y </w:t>
-      </w:r>
-      <w:proofErr w:type="spellStart"/>
-      <w:r>
-        <w:t>KPIs</w:t>
-      </w:r>
-      <w:proofErr w:type="spellEnd"/>
-      <w:r>
-        <w:t>.</w:t>
-      </w:r>
-    </w:p>
-    <w:p>
-      <w:pPr>
-        <w:ind w:firstLine="0"/>
-        <w:jc w:val="both"/>
+      </w:pPr>
+    </w:p>
+    <w:p>
+      <w:pPr>
         <w:rPr>
           <w:noProof/>
           <w:lang w:eastAsia="es-CO"/>
@@ -17296,17 +17922,9 @@
     </w:p>
     <w:p>
       <w:pPr>
-        <w:rPr>
-          <w:noProof/>
-          <w:lang w:eastAsia="es-CO"/>
-        </w:rPr>
-      </w:pPr>
-    </w:p>
-    <w:p>
-      <w:pPr>
         <w:pStyle w:val="Titulosgenerales"/>
       </w:pPr>
-      <w:bookmarkStart w:id="45" w:name="_Toc238017723"/>
+      <w:bookmarkStart w:id="45" w:name="_Toc240296568"/>
       <w:r>
         <w:lastRenderedPageBreak/>
         <w:t>Glosario</w:t>
@@ -17319,42 +17937,22 @@
           <w:b/>
           <w:bCs/>
         </w:rPr>
-        <w:t>Alcance</w:t>
-      </w:r>
+        <w:t>Alcance:</w:t>
+      </w:r>
+      <w:r>
+        <w:t xml:space="preserve"> cantidad de usuarios expuestos a un contenido dentro de medios digitales.</w:t>
+      </w:r>
+    </w:p>
+    <w:p>
       <w:r>
         <w:rPr>
           <w:b/>
           <w:bCs/>
         </w:rPr>
-        <w:t>:</w:t>
-      </w:r>
-      <w:r>
-        <w:t xml:space="preserve"> c</w:t>
-      </w:r>
-      <w:r>
-        <w:t>antidad de usuarios expuestos a un contenido dentro de medios digitales.</w:t>
-      </w:r>
-    </w:p>
-    <w:p>
-      <w:r>
-        <w:rPr>
-          <w:b/>
-          <w:bCs/>
-        </w:rPr>
-        <w:t>Conversión</w:t>
-      </w:r>
-      <w:r>
-        <w:rPr>
-          <w:b/>
-          <w:bCs/>
-        </w:rPr>
-        <w:t>:</w:t>
-      </w:r>
-      <w:r>
-        <w:t xml:space="preserve"> a</w:t>
-      </w:r>
-      <w:r>
-        <w:t>cción estratégica realizada por un usuario alineada con objetivos comerciales definidos.</w:t>
+        <w:t>Conversión:</w:t>
+      </w:r>
+      <w:r>
+        <w:t xml:space="preserve"> acción estratégica realizada por un usuario alineada con objetivos comerciales definidos.</w:t>
       </w:r>
     </w:p>
     <w:p>
@@ -17367,10 +17965,15 @@
         <w:t>Copywriting</w:t>
       </w:r>
       <w:r>
-        <w:t>: r</w:t>
-      </w:r>
-      <w:r>
-        <w:t>edacción persuasiva orientada a influir en decisiones y comportamientos del consumidor.</w:t>
+        <w:t xml:space="preserve">: redacción persuasiva orientada </w:t>
+      </w:r>
+      <w:proofErr w:type="gramStart"/>
+      <w:r>
+        <w:t>a</w:t>
+      </w:r>
+      <w:proofErr w:type="gramEnd"/>
+      <w:r>
+        <w:t xml:space="preserve"> influir en decisiones y comportamientos del consumidor.</w:t>
       </w:r>
     </w:p>
     <w:p>
@@ -17382,10 +17985,7 @@
         <w:t>Embudo de ventas</w:t>
       </w:r>
       <w:r>
-        <w:t>: m</w:t>
-      </w:r>
-      <w:r>
-        <w:t>odelo que representa etapas recorridas por consumidores hasta la compra.</w:t>
+        <w:t>: modelo que representa etapas recorridas por consumidores hasta la compra.</w:t>
       </w:r>
     </w:p>
     <w:p>
@@ -17394,20 +17994,10 @@
           <w:b/>
           <w:bCs/>
         </w:rPr>
-        <w:t>KPI</w:t>
-      </w:r>
-      <w:r>
-        <w:rPr>
-          <w:b/>
-          <w:bCs/>
-        </w:rPr>
-        <w:t>:</w:t>
-      </w:r>
-      <w:r>
-        <w:t xml:space="preserve"> i</w:t>
-      </w:r>
-      <w:r>
-        <w:t>ndicador clave utilizado para evaluar cumplimiento de objetivos estratégicos comerciales.</w:t>
+        <w:t>KPI:</w:t>
+      </w:r>
+      <w:r>
+        <w:t xml:space="preserve"> indicador clave utilizado para evaluar cumplimiento de objetivos estratégicos comerciales.</w:t>
       </w:r>
     </w:p>
     <w:p>
@@ -17420,10 +18010,7 @@
         <w:t>Lead magnet</w:t>
       </w:r>
       <w:r>
-        <w:t>: r</w:t>
-      </w:r>
-      <w:r>
-        <w:t>ecurso de valor utilizado para captar información de potenciales clientes.</w:t>
+        <w:t>: recurso de valor utilizado para captar información de potenciales clientes.</w:t>
       </w:r>
     </w:p>
     <w:p>
@@ -17435,10 +18022,7 @@
         <w:t>Métrica</w:t>
       </w:r>
       <w:r>
-        <w:t>: m</w:t>
-      </w:r>
-      <w:r>
-        <w:t>edida cuantitativa utilizada para evaluar desempeño de actividades comerciales digitales.</w:t>
+        <w:t>: medida cuantitativa utilizada para evaluar desempeño de actividades comerciales digitales.</w:t>
       </w:r>
     </w:p>
     <w:p>
@@ -17447,20 +18031,22 @@
           <w:b/>
           <w:bCs/>
         </w:rPr>
-        <w:t>Posicionamiento</w:t>
-      </w:r>
+        <w:t>Posicionamiento:</w:t>
+      </w:r>
+      <w:r>
+        <w:t xml:space="preserve"> lugar que ocupa una marca dentro de la percepción del consumidor.</w:t>
+      </w:r>
+    </w:p>
+    <w:p>
       <w:r>
         <w:rPr>
           <w:b/>
           <w:bCs/>
         </w:rPr>
-        <w:t>:</w:t>
-      </w:r>
-      <w:r>
-        <w:t xml:space="preserve"> l</w:t>
-      </w:r>
-      <w:r>
-        <w:t>ugar que ocupa una marca dentro de la percepción del consumidor.</w:t>
+        <w:t>Segmentación:</w:t>
+      </w:r>
+      <w:r>
+        <w:t xml:space="preserve"> proceso de clasificación de consumidores según características y comportamientos comunes.</w:t>
       </w:r>
     </w:p>
     <w:p>
@@ -17469,43 +18055,18 @@
           <w:b/>
           <w:bCs/>
         </w:rPr>
-        <w:t>Segmentación</w:t>
-      </w:r>
-      <w:r>
-        <w:rPr>
-          <w:b/>
-          <w:bCs/>
-        </w:rPr>
-        <w:t>:</w:t>
-      </w:r>
-      <w:r>
-        <w:t xml:space="preserve"> p</w:t>
-      </w:r>
-      <w:r>
-        <w:t>roceso de clasificación de consumidores según características y comportamientos comunes.</w:t>
-      </w:r>
-    </w:p>
-    <w:p>
-      <w:r>
-        <w:rPr>
-          <w:b/>
-          <w:bCs/>
-        </w:rPr>
         <w:lastRenderedPageBreak/>
         <w:t>Tono de marca</w:t>
       </w:r>
       <w:r>
-        <w:t>: e</w:t>
-      </w:r>
-      <w:r>
-        <w:t>stilo comunicativo utilizado por una organización para relacionarse con audiencias.</w:t>
+        <w:t>: estilo comunicativo utilizado por una organización para relacionarse con audiencias.</w:t>
       </w:r>
     </w:p>
     <w:p>
       <w:pPr>
         <w:pStyle w:val="Titulosgenerales"/>
       </w:pPr>
-      <w:bookmarkStart w:id="46" w:name="_Toc238017724"/>
+      <w:bookmarkStart w:id="46" w:name="_Toc240296569"/>
       <w:r>
         <w:lastRenderedPageBreak/>
         <w:t>Referencias bibliográficas</w:t>
@@ -17516,10 +18077,23 @@
       </w:r>
     </w:p>
     <w:p>
-      <w:r>
-        <w:t xml:space="preserve">Kunstplaza. (2026, 5 de mayo). Fundamentos de edición de imágenes: técnicas para optimizar fotografías y diseños. Kunstplaza. </w:t>
-      </w:r>
-      <w:hyperlink r:id="rId22" w:history="1">
+      <w:proofErr w:type="spellStart"/>
+      <w:r>
+        <w:t>Kunstplaza</w:t>
+      </w:r>
+      <w:proofErr w:type="spellEnd"/>
+      <w:r>
+        <w:t xml:space="preserve">. (2026, 5 de mayo). Fundamentos de edición de imágenes: técnicas para optimizar fotografías y diseños. </w:t>
+      </w:r>
+      <w:proofErr w:type="spellStart"/>
+      <w:r>
+        <w:t>Kunstplaza</w:t>
+      </w:r>
+      <w:proofErr w:type="spellEnd"/>
+      <w:r>
+        <w:t xml:space="preserve">. </w:t>
+      </w:r>
+      <w:hyperlink r:id="rId24" w:history="1">
         <w:r>
           <w:rPr>
             <w:rStyle w:val="Hipervnculo"/>
@@ -17532,7 +18106,7 @@
       <w:r>
         <w:t xml:space="preserve">Ley 1480 de 2011. (2011). Estatuto del Consumidor. Congreso de la República de Colombia. Recuperado de: </w:t>
       </w:r>
-      <w:hyperlink r:id="rId23" w:history="1">
+      <w:hyperlink r:id="rId25" w:history="1">
         <w:r>
           <w:rPr>
             <w:rStyle w:val="Hipervnculo"/>
@@ -17551,7 +18125,7 @@
       <w:r>
         <w:t xml:space="preserve"> para gestión de contenidos. Recuperado de: </w:t>
       </w:r>
-      <w:hyperlink r:id="rId24" w:history="1">
+      <w:hyperlink r:id="rId26" w:history="1">
         <w:r>
           <w:rPr>
             <w:rStyle w:val="Hipervnculo"/>
@@ -17573,7 +18147,7 @@
       <w:r>
         <w:t xml:space="preserve"> digital. Recuperado de: </w:t>
       </w:r>
-      <w:hyperlink r:id="rId25" w:history="1">
+      <w:hyperlink r:id="rId27" w:history="1">
         <w:r>
           <w:rPr>
             <w:rStyle w:val="Hipervnculo"/>
@@ -17583,10 +18157,23 @@
       </w:hyperlink>
     </w:p>
     <w:p>
-      <w:r>
-        <w:t xml:space="preserve">TechSmith. (s. f.). Cómo editar vídeos paso a paso: guía para principiantes. TechSmith. </w:t>
-      </w:r>
-      <w:hyperlink r:id="rId26" w:history="1">
+      <w:proofErr w:type="spellStart"/>
+      <w:r>
+        <w:t>TechSmith</w:t>
+      </w:r>
+      <w:proofErr w:type="spellEnd"/>
+      <w:r>
+        <w:t xml:space="preserve">. (s. f.). Cómo editar vídeos paso a paso: guía para principiantes. </w:t>
+      </w:r>
+      <w:proofErr w:type="spellStart"/>
+      <w:r>
+        <w:t>TechSmith</w:t>
+      </w:r>
+      <w:proofErr w:type="spellEnd"/>
+      <w:r>
+        <w:t xml:space="preserve">. </w:t>
+      </w:r>
+      <w:hyperlink r:id="rId28" w:history="1">
         <w:r>
           <w:rPr>
             <w:rStyle w:val="Hipervnculo"/>
@@ -17602,7 +18189,7 @@
       <w:pPr>
         <w:pStyle w:val="Titulosgenerales"/>
       </w:pPr>
-      <w:bookmarkStart w:id="47" w:name="_Toc238017725"/>
+      <w:bookmarkStart w:id="47" w:name="_Toc240296570"/>
       <w:r>
         <w:lastRenderedPageBreak/>
         <w:t>Créditos</w:t>
@@ -17731,6 +18318,27 @@
                 <w:lang w:val="es-CO"/>
               </w:rPr>
             </w:pPr>
+            <w:r>
+              <w:rPr>
+                <w:rFonts w:eastAsia="Calibri" w:cs="Calibri"/>
+                <w:color w:val="000000" w:themeColor="text1"/>
+              </w:rPr>
+              <w:t xml:space="preserve">Profesional </w:t>
+            </w:r>
+            <w:r>
+              <w:rPr>
+                <w:rFonts w:eastAsia="Calibri" w:cs="Calibri"/>
+                <w:color w:val="000000" w:themeColor="text1"/>
+              </w:rPr>
+              <w:t>G</w:t>
+            </w:r>
+            <w:r>
+              <w:rPr>
+                <w:rFonts w:eastAsia="Calibri" w:cs="Calibri"/>
+                <w:color w:val="000000" w:themeColor="text1"/>
+              </w:rPr>
+              <w:t>06. Responsable Ecosistema de Recursos Educativos Digitales</w:t>
+            </w:r>
           </w:p>
         </w:tc>
         <w:tc>
@@ -17744,6 +18352,27 @@
                 <w:lang w:val="es-CO"/>
               </w:rPr>
             </w:pPr>
+            <w:r>
+              <w:rPr>
+                <w:rFonts w:eastAsia="Calibri" w:cs="Calibri"/>
+                <w:color w:val="000000" w:themeColor="text1"/>
+              </w:rPr>
+              <w:t xml:space="preserve">Centro Agroturístico </w:t>
+            </w:r>
+            <w:r>
+              <w:rPr>
+                <w:rFonts w:eastAsia="Calibri" w:cs="Calibri"/>
+                <w:color w:val="000000" w:themeColor="text1"/>
+              </w:rPr>
+              <w:t>-</w:t>
+            </w:r>
+            <w:r>
+              <w:rPr>
+                <w:rFonts w:eastAsia="Calibri" w:cs="Calibri"/>
+                <w:color w:val="000000" w:themeColor="text1"/>
+              </w:rPr>
+              <w:t xml:space="preserve"> Regional Santander  </w:t>
+            </w:r>
           </w:p>
         </w:tc>
       </w:tr>
@@ -17759,6 +18388,20 @@
                 <w:lang w:val="es-CO"/>
               </w:rPr>
             </w:pPr>
+            <w:r>
+              <w:rPr>
+                <w:rStyle w:val="normaltextrun"/>
+                <w:rFonts w:cs="Calibri"/>
+              </w:rPr>
+              <w:t>Miguel De Jesús Paredes Maestre</w:t>
+            </w:r>
+            <w:r>
+              <w:rPr>
+                <w:rStyle w:val="eop"/>
+                <w:rFonts w:cs="Calibri"/>
+              </w:rPr>
+              <w:t> </w:t>
+            </w:r>
           </w:p>
         </w:tc>
         <w:tc>
@@ -17772,6 +18415,20 @@
                 <w:lang w:val="es-CO"/>
               </w:rPr>
             </w:pPr>
+            <w:r>
+              <w:rPr>
+                <w:rStyle w:val="normaltextrun"/>
+                <w:rFonts w:cs="Calibri"/>
+              </w:rPr>
+              <w:t>Responsable de línea de producción</w:t>
+            </w:r>
+            <w:r>
+              <w:rPr>
+                <w:rStyle w:val="eop"/>
+                <w:rFonts w:cs="Calibri"/>
+              </w:rPr>
+              <w:t> </w:t>
+            </w:r>
           </w:p>
         </w:tc>
         <w:tc>
@@ -17785,6 +18442,20 @@
                 <w:lang w:val="es-CO"/>
               </w:rPr>
             </w:pPr>
+            <w:r>
+              <w:rPr>
+                <w:rStyle w:val="normaltextrun"/>
+                <w:rFonts w:cs="Calibri"/>
+              </w:rPr>
+              <w:t>Centro de Comercio y Servicios - Regional Atlántico  </w:t>
+            </w:r>
+            <w:r>
+              <w:rPr>
+                <w:rStyle w:val="eop"/>
+                <w:rFonts w:cs="Calibri"/>
+              </w:rPr>
+              <w:t> </w:t>
+            </w:r>
           </w:p>
         </w:tc>
       </w:tr>
@@ -17803,6 +18474,12 @@
                 <w:lang w:val="es-CO"/>
               </w:rPr>
             </w:pPr>
+            <w:r>
+              <w:rPr>
+                <w:rFonts w:eastAsia="Calibri" w:cs="Calibri"/>
+              </w:rPr>
+              <w:t>Nicolas Cruz</w:t>
+            </w:r>
           </w:p>
         </w:tc>
         <w:tc>
@@ -17816,6 +18493,24 @@
                 <w:lang w:val="es-CO"/>
               </w:rPr>
             </w:pPr>
+            <w:r>
+              <w:rPr>
+                <w:rFonts w:eastAsia="Calibri" w:cs="Calibri"/>
+              </w:rPr>
+              <w:t xml:space="preserve">Experto </w:t>
+            </w:r>
+            <w:r>
+              <w:rPr>
+                <w:rFonts w:eastAsia="Calibri" w:cs="Calibri"/>
+              </w:rPr>
+              <w:t>t</w:t>
+            </w:r>
+            <w:r>
+              <w:rPr>
+                <w:rFonts w:eastAsia="Calibri" w:cs="Calibri"/>
+              </w:rPr>
+              <w:t>emático</w:t>
+            </w:r>
           </w:p>
         </w:tc>
         <w:tc>
@@ -17829,6 +18524,20 @@
                 <w:lang w:val="es-CO"/>
               </w:rPr>
             </w:pPr>
+            <w:r>
+              <w:rPr>
+                <w:rStyle w:val="normaltextrun"/>
+                <w:rFonts w:cs="Calibri"/>
+              </w:rPr>
+              <w:t>Centro de Comercio y Servicios - Regional Atlántico  </w:t>
+            </w:r>
+            <w:r>
+              <w:rPr>
+                <w:rStyle w:val="eop"/>
+                <w:rFonts w:cs="Calibri"/>
+              </w:rPr>
+              <w:t> </w:t>
+            </w:r>
           </w:p>
         </w:tc>
       </w:tr>
@@ -17844,6 +18553,14 @@
                 <w:lang w:val="es-CO"/>
               </w:rPr>
             </w:pPr>
+            <w:r>
+              <w:rPr>
+                <w:rFonts w:cs="Calibri"/>
+                <w:color w:val="242424"/>
+                <w:shd w:val="clear" w:color="auto" w:fill="FFFFFF"/>
+              </w:rPr>
+              <w:t>Rosmery Conde</w:t>
+            </w:r>
           </w:p>
         </w:tc>
         <w:tc>
@@ -17857,6 +18574,18 @@
                 <w:lang w:val="es-CO"/>
               </w:rPr>
             </w:pPr>
+            <w:r>
+              <w:rPr>
+                <w:rFonts w:eastAsia="Calibri" w:cs="Calibri"/>
+              </w:rPr>
+              <w:t>Evaluador</w:t>
+            </w:r>
+            <w:r>
+              <w:rPr>
+                <w:rFonts w:eastAsia="Calibri" w:cs="Calibri"/>
+              </w:rPr>
+              <w:t>a instruccional</w:t>
+            </w:r>
           </w:p>
         </w:tc>
         <w:tc>
@@ -17870,6 +18599,20 @@
                 <w:lang w:val="es-CO"/>
               </w:rPr>
             </w:pPr>
+            <w:r>
+              <w:rPr>
+                <w:rStyle w:val="normaltextrun"/>
+                <w:rFonts w:cs="Calibri"/>
+              </w:rPr>
+              <w:t>Centro de Comercio y Servicios - Regional Atlántico  </w:t>
+            </w:r>
+            <w:r>
+              <w:rPr>
+                <w:rStyle w:val="eop"/>
+                <w:rFonts w:cs="Calibri"/>
+              </w:rPr>
+              <w:t> </w:t>
+            </w:r>
           </w:p>
         </w:tc>
       </w:tr>
@@ -17888,6 +18631,12 @@
                 <w:lang w:val="es-CO"/>
               </w:rPr>
             </w:pPr>
+            <w:r>
+              <w:rPr>
+                <w:rFonts w:eastAsia="Calibri" w:cs="Calibri"/>
+              </w:rPr>
+              <w:t>Andrés Felipe Herrera Roldan</w:t>
+            </w:r>
           </w:p>
         </w:tc>
         <w:tc>
@@ -17901,6 +18650,13 @@
                 <w:lang w:val="es-CO"/>
               </w:rPr>
             </w:pPr>
+            <w:r>
+              <w:rPr>
+                <w:rFonts w:eastAsia="Calibri" w:cs="Calibri"/>
+                <w:lang w:val="es-ES"/>
+              </w:rPr>
+              <w:t>Diseñador de contenidos digitales</w:t>
+            </w:r>
           </w:p>
         </w:tc>
         <w:tc>
@@ -17914,6 +18670,20 @@
                 <w:lang w:val="es-CO"/>
               </w:rPr>
             </w:pPr>
+            <w:r>
+              <w:rPr>
+                <w:rStyle w:val="normaltextrun"/>
+                <w:rFonts w:cs="Calibri"/>
+              </w:rPr>
+              <w:t>Centro de Comercio y Servicios - Regional Atlántico  </w:t>
+            </w:r>
+            <w:r>
+              <w:rPr>
+                <w:rStyle w:val="eop"/>
+                <w:rFonts w:cs="Calibri"/>
+              </w:rPr>
+              <w:t> </w:t>
+            </w:r>
           </w:p>
         </w:tc>
       </w:tr>
@@ -17929,6 +18699,12 @@
                 <w:lang w:val="es-CO"/>
               </w:rPr>
             </w:pPr>
+            <w:r>
+              <w:rPr>
+                <w:rFonts w:eastAsia="Calibri" w:cs="Calibri"/>
+              </w:rPr>
+              <w:t>Álvaro Guillermo Araújo Angarita</w:t>
+            </w:r>
           </w:p>
         </w:tc>
         <w:tc>
@@ -17942,6 +18718,18 @@
                 <w:lang w:val="es-CO"/>
               </w:rPr>
             </w:pPr>
+            <w:r>
+              <w:rPr>
+                <w:rFonts w:eastAsia="Calibri" w:cs="Calibri"/>
+              </w:rPr>
+              <w:t xml:space="preserve">Desarrollador </w:t>
+            </w:r>
+            <w:r>
+              <w:rPr>
+                <w:rStyle w:val="Extranjerismo"/>
+              </w:rPr>
+              <w:t>full stack</w:t>
+            </w:r>
           </w:p>
         </w:tc>
         <w:tc>
@@ -17955,6 +18743,20 @@
                 <w:lang w:val="es-CO"/>
               </w:rPr>
             </w:pPr>
+            <w:r>
+              <w:rPr>
+                <w:rStyle w:val="normaltextrun"/>
+                <w:rFonts w:cs="Calibri"/>
+              </w:rPr>
+              <w:t>Centro de Comercio y Servicios - Regional Atlántico  </w:t>
+            </w:r>
+            <w:r>
+              <w:rPr>
+                <w:rStyle w:val="eop"/>
+                <w:rFonts w:cs="Calibri"/>
+              </w:rPr>
+              <w:t> </w:t>
+            </w:r>
           </w:p>
         </w:tc>
       </w:tr>
@@ -17970,6 +18772,12 @@
             <w:pPr>
               <w:pStyle w:val="TextoTablas"/>
             </w:pPr>
+            <w:r>
+              <w:rPr>
+                <w:rFonts w:eastAsia="Calibri" w:cs="Calibri"/>
+              </w:rPr>
+              <w:t>Alexander Rafael Acosta Bedoya</w:t>
+            </w:r>
           </w:p>
         </w:tc>
         <w:tc>
@@ -17983,6 +18791,13 @@
                 <w:lang w:val="es-CO"/>
               </w:rPr>
             </w:pPr>
+            <w:r>
+              <w:rPr>
+                <w:rFonts w:eastAsia="Calibri" w:cs="Calibri"/>
+                <w:lang w:val="es-ES"/>
+              </w:rPr>
+              <w:t>Animador y productor audiovisual</w:t>
+            </w:r>
           </w:p>
         </w:tc>
         <w:tc>
@@ -17996,6 +18811,20 @@
                 <w:lang w:val="es-CO"/>
               </w:rPr>
             </w:pPr>
+            <w:r>
+              <w:rPr>
+                <w:rStyle w:val="normaltextrun"/>
+                <w:rFonts w:cs="Calibri"/>
+              </w:rPr>
+              <w:t>Centro de Comercio y Servicios - Regional Atlántico  </w:t>
+            </w:r>
+            <w:r>
+              <w:rPr>
+                <w:rStyle w:val="eop"/>
+                <w:rFonts w:cs="Calibri"/>
+              </w:rPr>
+              <w:t> </w:t>
+            </w:r>
           </w:p>
         </w:tc>
       </w:tr>
@@ -18008,6 +18837,12 @@
             <w:pPr>
               <w:pStyle w:val="TextoTablas"/>
             </w:pPr>
+            <w:r>
+              <w:rPr>
+                <w:rFonts w:eastAsia="Calibri" w:cs="Calibri"/>
+              </w:rPr>
+              <w:t>Nelson Iván Vera Briceño</w:t>
+            </w:r>
           </w:p>
         </w:tc>
         <w:tc>
@@ -18021,6 +18856,13 @@
                 <w:lang w:val="es-CO"/>
               </w:rPr>
             </w:pPr>
+            <w:r>
+              <w:rPr>
+                <w:rFonts w:eastAsia="Calibri" w:cs="Calibri"/>
+                <w:lang w:val="es-ES"/>
+              </w:rPr>
+              <w:t>Animador y productor audiovisual</w:t>
+            </w:r>
           </w:p>
         </w:tc>
         <w:tc>
@@ -18034,6 +18876,20 @@
                 <w:lang w:val="es-CO"/>
               </w:rPr>
             </w:pPr>
+            <w:r>
+              <w:rPr>
+                <w:rStyle w:val="normaltextrun"/>
+                <w:rFonts w:cs="Calibri"/>
+              </w:rPr>
+              <w:t>Centro de Comercio y Servicios - Regional Atlántico  </w:t>
+            </w:r>
+            <w:r>
+              <w:rPr>
+                <w:rStyle w:val="eop"/>
+                <w:rFonts w:cs="Calibri"/>
+              </w:rPr>
+              <w:t> </w:t>
+            </w:r>
           </w:p>
         </w:tc>
       </w:tr>
@@ -18049,6 +18905,12 @@
             <w:pPr>
               <w:pStyle w:val="TextoTablas"/>
             </w:pPr>
+            <w:r>
+              <w:rPr>
+                <w:rFonts w:eastAsia="Calibri" w:cs="Calibri"/>
+              </w:rPr>
+              <w:t>Luz Karime Amaya Cabra</w:t>
+            </w:r>
           </w:p>
         </w:tc>
         <w:tc>
@@ -18062,6 +18924,18 @@
                 <w:lang w:val="es-CO"/>
               </w:rPr>
             </w:pPr>
+            <w:r>
+              <w:rPr>
+                <w:rFonts w:eastAsia="Calibri" w:cs="Calibri"/>
+              </w:rPr>
+              <w:t xml:space="preserve">Evaluadora </w:t>
+            </w:r>
+            <w:r>
+              <w:rPr>
+                <w:rFonts w:eastAsia="Calibri" w:cs="Calibri"/>
+              </w:rPr>
+              <w:t>de contenidos inclusivos y accesibles</w:t>
+            </w:r>
           </w:p>
         </w:tc>
         <w:tc>
@@ -18075,6 +18949,20 @@
                 <w:lang w:val="es-CO"/>
               </w:rPr>
             </w:pPr>
+            <w:r>
+              <w:rPr>
+                <w:rStyle w:val="normaltextrun"/>
+                <w:rFonts w:cs="Calibri"/>
+              </w:rPr>
+              <w:t>Centro de Comercio y Servicios - Regional Atlántico  </w:t>
+            </w:r>
+            <w:r>
+              <w:rPr>
+                <w:rStyle w:val="eop"/>
+                <w:rFonts w:cs="Calibri"/>
+              </w:rPr>
+              <w:t> </w:t>
+            </w:r>
           </w:p>
         </w:tc>
       </w:tr>
@@ -18090,6 +18978,12 @@
                 <w:lang w:val="es-CO"/>
               </w:rPr>
             </w:pPr>
+            <w:r>
+              <w:rPr>
+                <w:rFonts w:eastAsia="Calibri" w:cs="Calibri"/>
+              </w:rPr>
+              <w:t>Laura Daniela Burgos Rueda</w:t>
+            </w:r>
           </w:p>
         </w:tc>
         <w:tc>
@@ -18103,6 +18997,18 @@
                 <w:lang w:val="es-CO"/>
               </w:rPr>
             </w:pPr>
+            <w:r>
+              <w:rPr>
+                <w:rFonts w:eastAsia="Calibri" w:cs="Calibri"/>
+              </w:rPr>
+              <w:t xml:space="preserve">Evaluadora </w:t>
+            </w:r>
+            <w:r>
+              <w:rPr>
+                <w:rFonts w:eastAsia="Calibri" w:cs="Calibri"/>
+              </w:rPr>
+              <w:t>de contenidos inclusivos y accesibles</w:t>
+            </w:r>
           </w:p>
         </w:tc>
         <w:tc>
@@ -18116,6 +19022,20 @@
                 <w:lang w:val="es-CO"/>
               </w:rPr>
             </w:pPr>
+            <w:r>
+              <w:rPr>
+                <w:rStyle w:val="normaltextrun"/>
+                <w:rFonts w:cs="Calibri"/>
+              </w:rPr>
+              <w:t>Centro de Comercio y Servicios - Regional Atlántico  </w:t>
+            </w:r>
+            <w:r>
+              <w:rPr>
+                <w:rStyle w:val="eop"/>
+                <w:rFonts w:cs="Calibri"/>
+              </w:rPr>
+              <w:t> </w:t>
+            </w:r>
           </w:p>
         </w:tc>
       </w:tr>
@@ -18134,6 +19054,12 @@
                 <w:lang w:val="es-CO"/>
               </w:rPr>
             </w:pPr>
+            <w:r>
+              <w:rPr>
+                <w:rFonts w:eastAsia="Calibri" w:cs="Calibri"/>
+              </w:rPr>
+              <w:t>Jonathan Adié Villafañe</w:t>
+            </w:r>
           </w:p>
         </w:tc>
         <w:tc>
@@ -18147,6 +19073,12 @@
                 <w:lang w:val="es-CO"/>
               </w:rPr>
             </w:pPr>
+            <w:r>
+              <w:rPr>
+                <w:rFonts w:eastAsia="Calibri" w:cs="Calibri"/>
+              </w:rPr>
+              <w:t>Validador y vinculador de recursos educativos digitales</w:t>
+            </w:r>
           </w:p>
         </w:tc>
         <w:tc>
@@ -18160,6 +19092,20 @@
                 <w:lang w:val="es-CO"/>
               </w:rPr>
             </w:pPr>
+            <w:r>
+              <w:rPr>
+                <w:rStyle w:val="normaltextrun"/>
+                <w:rFonts w:cs="Calibri"/>
+              </w:rPr>
+              <w:t>Centro de Comercio y Servicios - Regional Atlántico  </w:t>
+            </w:r>
+            <w:r>
+              <w:rPr>
+                <w:rStyle w:val="eop"/>
+                <w:rFonts w:cs="Calibri"/>
+              </w:rPr>
+              <w:t> </w:t>
+            </w:r>
           </w:p>
         </w:tc>
       </w:tr>
@@ -18175,6 +19121,13 @@
                 <w:lang w:val="es-CO"/>
               </w:rPr>
             </w:pPr>
+            <w:r>
+              <w:rPr>
+                <w:rFonts w:eastAsia="Calibri" w:cs="Calibri"/>
+              </w:rPr>
+              <w:lastRenderedPageBreak/>
+              <w:t>Karine Isabel Ospino Fritz</w:t>
+            </w:r>
           </w:p>
         </w:tc>
         <w:tc>
@@ -18188,6 +19141,36 @@
                 <w:lang w:val="es-CO"/>
               </w:rPr>
             </w:pPr>
+            <w:r>
+              <w:rPr>
+                <w:rFonts w:eastAsia="Calibri" w:cs="Calibri"/>
+              </w:rPr>
+              <w:t>Validador</w:t>
+            </w:r>
+            <w:r>
+              <w:rPr>
+                <w:rFonts w:eastAsia="Calibri" w:cs="Calibri"/>
+              </w:rPr>
+              <w:t xml:space="preserve">a </w:t>
+            </w:r>
+            <w:r>
+              <w:rPr>
+                <w:rFonts w:eastAsia="Calibri" w:cs="Calibri"/>
+              </w:rPr>
+              <w:t>y vinculador</w:t>
+            </w:r>
+            <w:r>
+              <w:rPr>
+                <w:rFonts w:eastAsia="Calibri" w:cs="Calibri"/>
+              </w:rPr>
+              <w:t>a</w:t>
+            </w:r>
+            <w:r>
+              <w:rPr>
+                <w:rFonts w:eastAsia="Calibri" w:cs="Calibri"/>
+              </w:rPr>
+              <w:t xml:space="preserve"> de recursos educativos digitales</w:t>
+            </w:r>
           </w:p>
         </w:tc>
         <w:tc>
@@ -18201,220 +19184,20 @@
                 <w:lang w:val="es-CO"/>
               </w:rPr>
             </w:pPr>
-          </w:p>
-        </w:tc>
-      </w:tr>
-      <w:tr>
-        <w:trPr>
-          <w:cnfStyle w:val="000000100000" w:firstRow="0" w:lastRow="0" w:firstColumn="0" w:lastColumn="0" w:oddVBand="0" w:evenVBand="0" w:oddHBand="1" w:evenHBand="0" w:firstRowFirstColumn="0" w:firstRowLastColumn="0" w:lastRowFirstColumn="0" w:lastRowLastColumn="0"/>
-        </w:trPr>
-        <w:tc>
-          <w:tcPr>
-            <w:tcW w:w="2830" w:type="dxa"/>
-          </w:tcPr>
-          <w:p>
-            <w:pPr>
-              <w:pStyle w:val="TextoTablas"/>
-              <w:rPr>
-                <w:lang w:val="es-CO"/>
-              </w:rPr>
-            </w:pPr>
-          </w:p>
-        </w:tc>
-        <w:tc>
-          <w:tcPr>
-            <w:tcW w:w="3261" w:type="dxa"/>
-          </w:tcPr>
-          <w:p>
-            <w:pPr>
-              <w:pStyle w:val="TextoTablas"/>
-              <w:rPr>
-                <w:lang w:val="es-CO"/>
-              </w:rPr>
-            </w:pPr>
-          </w:p>
-        </w:tc>
-        <w:tc>
-          <w:tcPr>
-            <w:tcW w:w="3969" w:type="dxa"/>
-          </w:tcPr>
-          <w:p>
-            <w:pPr>
-              <w:pStyle w:val="TextoTablas"/>
-              <w:rPr>
-                <w:lang w:val="es-CO"/>
-              </w:rPr>
-            </w:pPr>
-          </w:p>
-        </w:tc>
-      </w:tr>
-      <w:tr>
-        <w:tc>
-          <w:tcPr>
-            <w:tcW w:w="2830" w:type="dxa"/>
-          </w:tcPr>
-          <w:p>
-            <w:pPr>
-              <w:pStyle w:val="TextoTablas"/>
-              <w:rPr>
-                <w:lang w:val="es-CO"/>
-              </w:rPr>
-            </w:pPr>
-          </w:p>
-        </w:tc>
-        <w:tc>
-          <w:tcPr>
-            <w:tcW w:w="3261" w:type="dxa"/>
-          </w:tcPr>
-          <w:p>
-            <w:pPr>
-              <w:pStyle w:val="TextoTablas"/>
-              <w:rPr>
-                <w:lang w:val="es-CO"/>
-              </w:rPr>
-            </w:pPr>
-          </w:p>
-        </w:tc>
-        <w:tc>
-          <w:tcPr>
-            <w:tcW w:w="3969" w:type="dxa"/>
-          </w:tcPr>
-          <w:p>
-            <w:pPr>
-              <w:pStyle w:val="TextoTablas"/>
-              <w:rPr>
-                <w:lang w:val="es-CO"/>
-              </w:rPr>
-            </w:pPr>
-          </w:p>
-        </w:tc>
-      </w:tr>
-      <w:tr>
-        <w:trPr>
-          <w:cnfStyle w:val="000000100000" w:firstRow="0" w:lastRow="0" w:firstColumn="0" w:lastColumn="0" w:oddVBand="0" w:evenVBand="0" w:oddHBand="1" w:evenHBand="0" w:firstRowFirstColumn="0" w:firstRowLastColumn="0" w:lastRowFirstColumn="0" w:lastRowLastColumn="0"/>
-        </w:trPr>
-        <w:tc>
-          <w:tcPr>
-            <w:tcW w:w="2830" w:type="dxa"/>
-          </w:tcPr>
-          <w:p>
-            <w:pPr>
-              <w:pStyle w:val="TextoTablas"/>
-              <w:rPr>
-                <w:lang w:val="es-CO"/>
-              </w:rPr>
-            </w:pPr>
-          </w:p>
-        </w:tc>
-        <w:tc>
-          <w:tcPr>
-            <w:tcW w:w="3261" w:type="dxa"/>
-          </w:tcPr>
-          <w:p>
-            <w:pPr>
-              <w:pStyle w:val="TextoTablas"/>
-              <w:rPr>
-                <w:lang w:val="es-CO"/>
-              </w:rPr>
-            </w:pPr>
-          </w:p>
-        </w:tc>
-        <w:tc>
-          <w:tcPr>
-            <w:tcW w:w="3969" w:type="dxa"/>
-          </w:tcPr>
-          <w:p>
-            <w:pPr>
-              <w:pStyle w:val="TextoTablas"/>
-              <w:rPr>
-                <w:lang w:val="es-CO"/>
-              </w:rPr>
-            </w:pPr>
-          </w:p>
-        </w:tc>
-      </w:tr>
-      <w:tr>
-        <w:tc>
-          <w:tcPr>
-            <w:tcW w:w="2830" w:type="dxa"/>
-          </w:tcPr>
-          <w:p>
-            <w:pPr>
-              <w:pStyle w:val="TextoTablas"/>
-              <w:rPr>
-                <w:lang w:val="es-CO"/>
-              </w:rPr>
-            </w:pPr>
-          </w:p>
-        </w:tc>
-        <w:tc>
-          <w:tcPr>
-            <w:tcW w:w="3261" w:type="dxa"/>
-          </w:tcPr>
-          <w:p>
-            <w:pPr>
-              <w:pStyle w:val="TextoTablas"/>
-              <w:rPr>
-                <w:lang w:val="es-CO"/>
-              </w:rPr>
-            </w:pPr>
-          </w:p>
-        </w:tc>
-        <w:tc>
-          <w:tcPr>
-            <w:tcW w:w="3969" w:type="dxa"/>
-          </w:tcPr>
-          <w:p>
-            <w:pPr>
-              <w:pStyle w:val="TextoTablas"/>
-              <w:rPr>
-                <w:lang w:val="es-CO"/>
-              </w:rPr>
-            </w:pPr>
-          </w:p>
-        </w:tc>
-      </w:tr>
-      <w:tr>
-        <w:trPr>
-          <w:cnfStyle w:val="000000100000" w:firstRow="0" w:lastRow="0" w:firstColumn="0" w:lastColumn="0" w:oddVBand="0" w:evenVBand="0" w:oddHBand="1" w:evenHBand="0" w:firstRowFirstColumn="0" w:firstRowLastColumn="0" w:lastRowFirstColumn="0" w:lastRowLastColumn="0"/>
-        </w:trPr>
-        <w:tc>
-          <w:tcPr>
-            <w:tcW w:w="2830" w:type="dxa"/>
-          </w:tcPr>
-          <w:p>
-            <w:pPr>
-              <w:pStyle w:val="TextoTablas"/>
-              <w:rPr>
-                <w:lang w:val="es-CO"/>
-              </w:rPr>
-            </w:pPr>
-          </w:p>
-        </w:tc>
-        <w:tc>
-          <w:tcPr>
-            <w:tcW w:w="3261" w:type="dxa"/>
-          </w:tcPr>
-          <w:p>
-            <w:pPr>
-              <w:pStyle w:val="TextoTablas"/>
-              <w:rPr>
-                <w:lang w:val="es-CO"/>
-              </w:rPr>
-            </w:pPr>
-          </w:p>
-        </w:tc>
-        <w:tc>
-          <w:tcPr>
-            <w:tcW w:w="3969" w:type="dxa"/>
-          </w:tcPr>
-          <w:p>
-            <w:pPr>
-              <w:pStyle w:val="TextoTablas"/>
-              <w:rPr>
-                <w:lang w:val="es-CO"/>
-              </w:rPr>
-            </w:pPr>
+            <w:r>
+              <w:rPr>
+                <w:rStyle w:val="normaltextrun"/>
+                <w:rFonts w:cs="Calibri"/>
+              </w:rPr>
+              <w:t>Centro de Comercio y Servicios - Regional Atlántico  </w:t>
+            </w:r>
+            <w:r>
+              <w:rPr>
+                <w:rStyle w:val="eop"/>
+                <w:rFonts w:cs="Calibri"/>
+              </w:rPr>
+              <w:t> </w:t>
+            </w:r>
           </w:p>
         </w:tc>
       </w:tr>
@@ -18427,8 +19210,8 @@
       </w:pPr>
     </w:p>
     <w:sectPr>
-      <w:headerReference w:type="default" r:id="rId27"/>
-      <w:footerReference w:type="default" r:id="rId28"/>
+      <w:headerReference w:type="default" r:id="rId29"/>
+      <w:footerReference w:type="default" r:id="rId30"/>
       <w:pgSz w:w="12240" w:h="15840"/>
       <w:pgMar w:top="1701" w:right="1134" w:bottom="1134" w:left="1134" w:header="709" w:footer="737" w:gutter="0"/>
       <w:pgNumType w:start="1"/>
@@ -19104,6 +19887,119 @@
     </w:lvl>
   </w:abstractNum>
   <w:abstractNum w:abstractNumId="5" w15:restartNumberingAfterBreak="0">
+    <w:nsid w:val="096E7475"/>
+    <w:multiLevelType w:val="hybridMultilevel"/>
+    <w:tmpl w:val="F9C25206"/>
+    <w:lvl w:ilvl="0" w:tplc="240A0001">
+      <w:start w:val="1"/>
+      <w:numFmt w:val="bullet"/>
+      <w:lvlText w:val=""/>
+      <w:lvlJc w:val="left"/>
+      <w:pPr>
+        <w:ind w:left="1429" w:hanging="360"/>
+      </w:pPr>
+      <w:rPr>
+        <w:rFonts w:ascii="Symbol" w:hAnsi="Symbol" w:hint="default"/>
+      </w:rPr>
+    </w:lvl>
+    <w:lvl w:ilvl="1" w:tplc="240A0003" w:tentative="1">
+      <w:start w:val="1"/>
+      <w:numFmt w:val="bullet"/>
+      <w:lvlText w:val="o"/>
+      <w:lvlJc w:val="left"/>
+      <w:pPr>
+        <w:ind w:left="2149" w:hanging="360"/>
+      </w:pPr>
+      <w:rPr>
+        <w:rFonts w:ascii="Courier New" w:hAnsi="Courier New" w:cs="Courier New" w:hint="default"/>
+      </w:rPr>
+    </w:lvl>
+    <w:lvl w:ilvl="2" w:tplc="240A0005" w:tentative="1">
+      <w:start w:val="1"/>
+      <w:numFmt w:val="bullet"/>
+      <w:lvlText w:val=""/>
+      <w:lvlJc w:val="left"/>
+      <w:pPr>
+        <w:ind w:left="2869" w:hanging="360"/>
+      </w:pPr>
+      <w:rPr>
+        <w:rFonts w:ascii="Wingdings" w:hAnsi="Wingdings" w:hint="default"/>
+      </w:rPr>
+    </w:lvl>
+    <w:lvl w:ilvl="3" w:tplc="240A0001" w:tentative="1">
+      <w:start w:val="1"/>
+      <w:numFmt w:val="bullet"/>
+      <w:lvlText w:val=""/>
+      <w:lvlJc w:val="left"/>
+      <w:pPr>
+        <w:ind w:left="3589" w:hanging="360"/>
+      </w:pPr>
+      <w:rPr>
+        <w:rFonts w:ascii="Symbol" w:hAnsi="Symbol" w:hint="default"/>
+      </w:rPr>
+    </w:lvl>
+    <w:lvl w:ilvl="4" w:tplc="240A0003" w:tentative="1">
+      <w:start w:val="1"/>
+      <w:numFmt w:val="bullet"/>
+      <w:lvlText w:val="o"/>
+      <w:lvlJc w:val="left"/>
+      <w:pPr>
+        <w:ind w:left="4309" w:hanging="360"/>
+      </w:pPr>
+      <w:rPr>
+        <w:rFonts w:ascii="Courier New" w:hAnsi="Courier New" w:cs="Courier New" w:hint="default"/>
+      </w:rPr>
+    </w:lvl>
+    <w:lvl w:ilvl="5" w:tplc="240A0005" w:tentative="1">
+      <w:start w:val="1"/>
+      <w:numFmt w:val="bullet"/>
+      <w:lvlText w:val=""/>
+      <w:lvlJc w:val="left"/>
+      <w:pPr>
+        <w:ind w:left="5029" w:hanging="360"/>
+      </w:pPr>
+      <w:rPr>
+        <w:rFonts w:ascii="Wingdings" w:hAnsi="Wingdings" w:hint="default"/>
+      </w:rPr>
+    </w:lvl>
+    <w:lvl w:ilvl="6" w:tplc="240A0001" w:tentative="1">
+      <w:start w:val="1"/>
+      <w:numFmt w:val="bullet"/>
+      <w:lvlText w:val=""/>
+      <w:lvlJc w:val="left"/>
+      <w:pPr>
+        <w:ind w:left="5749" w:hanging="360"/>
+      </w:pPr>
+      <w:rPr>
+        <w:rFonts w:ascii="Symbol" w:hAnsi="Symbol" w:hint="default"/>
+      </w:rPr>
+    </w:lvl>
+    <w:lvl w:ilvl="7" w:tplc="240A0003" w:tentative="1">
+      <w:start w:val="1"/>
+      <w:numFmt w:val="bullet"/>
+      <w:lvlText w:val="o"/>
+      <w:lvlJc w:val="left"/>
+      <w:pPr>
+        <w:ind w:left="6469" w:hanging="360"/>
+      </w:pPr>
+      <w:rPr>
+        <w:rFonts w:ascii="Courier New" w:hAnsi="Courier New" w:cs="Courier New" w:hint="default"/>
+      </w:rPr>
+    </w:lvl>
+    <w:lvl w:ilvl="8" w:tplc="240A0005" w:tentative="1">
+      <w:start w:val="1"/>
+      <w:numFmt w:val="bullet"/>
+      <w:lvlText w:val=""/>
+      <w:lvlJc w:val="left"/>
+      <w:pPr>
+        <w:ind w:left="7189" w:hanging="360"/>
+      </w:pPr>
+      <w:rPr>
+        <w:rFonts w:ascii="Wingdings" w:hAnsi="Wingdings" w:hint="default"/>
+      </w:rPr>
+    </w:lvl>
+  </w:abstractNum>
+  <w:abstractNum w:abstractNumId="6" w15:restartNumberingAfterBreak="0">
     <w:nsid w:val="0B1566A4"/>
     <w:multiLevelType w:val="hybridMultilevel"/>
     <w:tmpl w:val="D73A5C0E"/>
@@ -19216,7 +20112,7 @@
       </w:rPr>
     </w:lvl>
   </w:abstractNum>
-  <w:abstractNum w:abstractNumId="6" w15:restartNumberingAfterBreak="0">
+  <w:abstractNum w:abstractNumId="7" w15:restartNumberingAfterBreak="0">
     <w:nsid w:val="0B4C0EBC"/>
     <w:multiLevelType w:val="hybridMultilevel"/>
     <w:tmpl w:val="EE8C2CE4"/>
@@ -19302,7 +20198,7 @@
       </w:pPr>
     </w:lvl>
   </w:abstractNum>
-  <w:abstractNum w:abstractNumId="7" w15:restartNumberingAfterBreak="0">
+  <w:abstractNum w:abstractNumId="8" w15:restartNumberingAfterBreak="0">
     <w:nsid w:val="14F0786A"/>
     <w:multiLevelType w:val="hybridMultilevel"/>
     <w:tmpl w:val="DECA6468"/>
@@ -19415,7 +20311,7 @@
       </w:rPr>
     </w:lvl>
   </w:abstractNum>
-  <w:abstractNum w:abstractNumId="8" w15:restartNumberingAfterBreak="0">
+  <w:abstractNum w:abstractNumId="9" w15:restartNumberingAfterBreak="0">
     <w:nsid w:val="16A150C4"/>
     <w:multiLevelType w:val="hybridMultilevel"/>
     <w:tmpl w:val="B1BC1532"/>
@@ -19528,7 +20424,7 @@
       </w:rPr>
     </w:lvl>
   </w:abstractNum>
-  <w:abstractNum w:abstractNumId="9" w15:restartNumberingAfterBreak="0">
+  <w:abstractNum w:abstractNumId="10" w15:restartNumberingAfterBreak="0">
     <w:nsid w:val="16BE296B"/>
     <w:multiLevelType w:val="hybridMultilevel"/>
     <w:tmpl w:val="DCFC2D72"/>
@@ -19641,7 +20537,7 @@
       </w:rPr>
     </w:lvl>
   </w:abstractNum>
-  <w:abstractNum w:abstractNumId="10" w15:restartNumberingAfterBreak="0">
+  <w:abstractNum w:abstractNumId="11" w15:restartNumberingAfterBreak="0">
     <w:nsid w:val="1F40090F"/>
     <w:multiLevelType w:val="hybridMultilevel"/>
     <w:tmpl w:val="6D70D016"/>
@@ -19754,7 +20650,7 @@
       </w:rPr>
     </w:lvl>
   </w:abstractNum>
-  <w:abstractNum w:abstractNumId="11" w15:restartNumberingAfterBreak="0">
+  <w:abstractNum w:abstractNumId="12" w15:restartNumberingAfterBreak="0">
     <w:nsid w:val="203F4C7A"/>
     <w:multiLevelType w:val="hybridMultilevel"/>
     <w:tmpl w:val="FDCAD340"/>
@@ -19867,7 +20763,7 @@
       </w:rPr>
     </w:lvl>
   </w:abstractNum>
-  <w:abstractNum w:abstractNumId="12" w15:restartNumberingAfterBreak="0">
+  <w:abstractNum w:abstractNumId="13" w15:restartNumberingAfterBreak="0">
     <w:nsid w:val="264A0D39"/>
     <w:multiLevelType w:val="hybridMultilevel"/>
     <w:tmpl w:val="DBCE14BC"/>
@@ -19980,7 +20876,7 @@
       </w:rPr>
     </w:lvl>
   </w:abstractNum>
-  <w:abstractNum w:abstractNumId="13" w15:restartNumberingAfterBreak="0">
+  <w:abstractNum w:abstractNumId="14" w15:restartNumberingAfterBreak="0">
     <w:nsid w:val="26670743"/>
     <w:multiLevelType w:val="hybridMultilevel"/>
     <w:tmpl w:val="B55042C4"/>
@@ -20093,7 +20989,7 @@
       </w:rPr>
     </w:lvl>
   </w:abstractNum>
-  <w:abstractNum w:abstractNumId="14" w15:restartNumberingAfterBreak="0">
+  <w:abstractNum w:abstractNumId="15" w15:restartNumberingAfterBreak="0">
     <w:nsid w:val="27412B07"/>
     <w:multiLevelType w:val="hybridMultilevel"/>
     <w:tmpl w:val="9FDADF5E"/>
@@ -20184,7 +21080,7 @@
       </w:pPr>
     </w:lvl>
   </w:abstractNum>
-  <w:abstractNum w:abstractNumId="15" w15:restartNumberingAfterBreak="0">
+  <w:abstractNum w:abstractNumId="16" w15:restartNumberingAfterBreak="0">
     <w:nsid w:val="27AE7AE0"/>
     <w:multiLevelType w:val="hybridMultilevel"/>
     <w:tmpl w:val="7C30D7EC"/>
@@ -20297,7 +21193,7 @@
       </w:rPr>
     </w:lvl>
   </w:abstractNum>
-  <w:abstractNum w:abstractNumId="16" w15:restartNumberingAfterBreak="0">
+  <w:abstractNum w:abstractNumId="17" w15:restartNumberingAfterBreak="0">
     <w:nsid w:val="2BAF0ADF"/>
     <w:multiLevelType w:val="hybridMultilevel"/>
     <w:tmpl w:val="A0DA3CA6"/>
@@ -20410,7 +21306,7 @@
       </w:rPr>
     </w:lvl>
   </w:abstractNum>
-  <w:abstractNum w:abstractNumId="17" w15:restartNumberingAfterBreak="0">
+  <w:abstractNum w:abstractNumId="18" w15:restartNumberingAfterBreak="0">
     <w:nsid w:val="35AA6CBB"/>
     <w:multiLevelType w:val="hybridMultilevel"/>
     <w:tmpl w:val="0DDC13EA"/>
@@ -20523,7 +21419,7 @@
       </w:rPr>
     </w:lvl>
   </w:abstractNum>
-  <w:abstractNum w:abstractNumId="18" w15:restartNumberingAfterBreak="0">
+  <w:abstractNum w:abstractNumId="19" w15:restartNumberingAfterBreak="0">
     <w:nsid w:val="368E176E"/>
     <w:multiLevelType w:val="hybridMultilevel"/>
     <w:tmpl w:val="BDF054FE"/>
@@ -20617,7 +21513,7 @@
       </w:pPr>
     </w:lvl>
   </w:abstractNum>
-  <w:abstractNum w:abstractNumId="19" w15:restartNumberingAfterBreak="0">
+  <w:abstractNum w:abstractNumId="20" w15:restartNumberingAfterBreak="0">
     <w:nsid w:val="37B42AF8"/>
     <w:multiLevelType w:val="hybridMultilevel"/>
     <w:tmpl w:val="A76694FC"/>
@@ -20730,7 +21626,7 @@
       </w:rPr>
     </w:lvl>
   </w:abstractNum>
-  <w:abstractNum w:abstractNumId="20" w15:restartNumberingAfterBreak="0">
+  <w:abstractNum w:abstractNumId="21" w15:restartNumberingAfterBreak="0">
     <w:nsid w:val="3BE73FF1"/>
     <w:multiLevelType w:val="hybridMultilevel"/>
     <w:tmpl w:val="764E251A"/>
@@ -20843,7 +21739,7 @@
       </w:rPr>
     </w:lvl>
   </w:abstractNum>
-  <w:abstractNum w:abstractNumId="21" w15:restartNumberingAfterBreak="0">
+  <w:abstractNum w:abstractNumId="22" w15:restartNumberingAfterBreak="0">
     <w:nsid w:val="3DDF6562"/>
     <w:multiLevelType w:val="multilevel"/>
     <w:tmpl w:val="6C7AF928"/>
@@ -20964,7 +21860,7 @@
       </w:rPr>
     </w:lvl>
   </w:abstractNum>
-  <w:abstractNum w:abstractNumId="22" w15:restartNumberingAfterBreak="0">
+  <w:abstractNum w:abstractNumId="23" w15:restartNumberingAfterBreak="0">
     <w:nsid w:val="40607099"/>
     <w:multiLevelType w:val="hybridMultilevel"/>
     <w:tmpl w:val="BBB45DF0"/>
@@ -21077,7 +21973,7 @@
       </w:rPr>
     </w:lvl>
   </w:abstractNum>
-  <w:abstractNum w:abstractNumId="23" w15:restartNumberingAfterBreak="0">
+  <w:abstractNum w:abstractNumId="24" w15:restartNumberingAfterBreak="0">
     <w:nsid w:val="423F1A50"/>
     <w:multiLevelType w:val="hybridMultilevel"/>
     <w:tmpl w:val="932A58C2"/>
@@ -21190,7 +22086,7 @@
       </w:rPr>
     </w:lvl>
   </w:abstractNum>
-  <w:abstractNum w:abstractNumId="24" w15:restartNumberingAfterBreak="0">
+  <w:abstractNum w:abstractNumId="25" w15:restartNumberingAfterBreak="0">
     <w:nsid w:val="43CD5A89"/>
     <w:multiLevelType w:val="hybridMultilevel"/>
     <w:tmpl w:val="2AEE44C8"/>
@@ -21303,7 +22199,7 @@
       </w:rPr>
     </w:lvl>
   </w:abstractNum>
-  <w:abstractNum w:abstractNumId="25" w15:restartNumberingAfterBreak="0">
+  <w:abstractNum w:abstractNumId="26" w15:restartNumberingAfterBreak="0">
     <w:nsid w:val="476B1E77"/>
     <w:multiLevelType w:val="hybridMultilevel"/>
     <w:tmpl w:val="5A3AC816"/>
@@ -21416,7 +22312,7 @@
       </w:rPr>
     </w:lvl>
   </w:abstractNum>
-  <w:abstractNum w:abstractNumId="26" w15:restartNumberingAfterBreak="0">
+  <w:abstractNum w:abstractNumId="27" w15:restartNumberingAfterBreak="0">
     <w:nsid w:val="4863446E"/>
     <w:multiLevelType w:val="hybridMultilevel"/>
     <w:tmpl w:val="A920A396"/>
@@ -21505,7 +22401,7 @@
       </w:pPr>
     </w:lvl>
   </w:abstractNum>
-  <w:abstractNum w:abstractNumId="27" w15:restartNumberingAfterBreak="0">
+  <w:abstractNum w:abstractNumId="28" w15:restartNumberingAfterBreak="0">
     <w:nsid w:val="4D4C287F"/>
     <w:multiLevelType w:val="hybridMultilevel"/>
     <w:tmpl w:val="79ECBC36"/>
@@ -21618,7 +22514,7 @@
       </w:rPr>
     </w:lvl>
   </w:abstractNum>
-  <w:abstractNum w:abstractNumId="28" w15:restartNumberingAfterBreak="0">
+  <w:abstractNum w:abstractNumId="29" w15:restartNumberingAfterBreak="0">
     <w:nsid w:val="4EBE1EF6"/>
     <w:multiLevelType w:val="hybridMultilevel"/>
     <w:tmpl w:val="AF3C2E24"/>
@@ -21709,7 +22605,7 @@
       </w:pPr>
     </w:lvl>
   </w:abstractNum>
-  <w:abstractNum w:abstractNumId="29" w15:restartNumberingAfterBreak="0">
+  <w:abstractNum w:abstractNumId="30" w15:restartNumberingAfterBreak="0">
     <w:nsid w:val="4F2E5E84"/>
     <w:multiLevelType w:val="hybridMultilevel"/>
     <w:tmpl w:val="89E202D6"/>
@@ -21822,7 +22718,7 @@
       </w:rPr>
     </w:lvl>
   </w:abstractNum>
-  <w:abstractNum w:abstractNumId="30" w15:restartNumberingAfterBreak="0">
+  <w:abstractNum w:abstractNumId="31" w15:restartNumberingAfterBreak="0">
     <w:nsid w:val="558A6954"/>
     <w:multiLevelType w:val="hybridMultilevel"/>
     <w:tmpl w:val="F48AD82E"/>
@@ -21935,7 +22831,7 @@
       </w:rPr>
     </w:lvl>
   </w:abstractNum>
-  <w:abstractNum w:abstractNumId="31" w15:restartNumberingAfterBreak="0">
+  <w:abstractNum w:abstractNumId="32" w15:restartNumberingAfterBreak="0">
     <w:nsid w:val="577F79A8"/>
     <w:multiLevelType w:val="hybridMultilevel"/>
     <w:tmpl w:val="FE6C2E82"/>
@@ -22048,7 +22944,7 @@
       </w:rPr>
     </w:lvl>
   </w:abstractNum>
-  <w:abstractNum w:abstractNumId="32" w15:restartNumberingAfterBreak="0">
+  <w:abstractNum w:abstractNumId="33" w15:restartNumberingAfterBreak="0">
     <w:nsid w:val="5ADD17D0"/>
     <w:multiLevelType w:val="hybridMultilevel"/>
     <w:tmpl w:val="85BAD260"/>
@@ -22138,7 +23034,7 @@
       </w:pPr>
     </w:lvl>
   </w:abstractNum>
-  <w:abstractNum w:abstractNumId="33" w15:restartNumberingAfterBreak="0">
+  <w:abstractNum w:abstractNumId="34" w15:restartNumberingAfterBreak="0">
     <w:nsid w:val="5EC8798B"/>
     <w:multiLevelType w:val="hybridMultilevel"/>
     <w:tmpl w:val="3CE0A9F0"/>
@@ -22251,7 +23147,7 @@
       </w:rPr>
     </w:lvl>
   </w:abstractNum>
-  <w:abstractNum w:abstractNumId="34" w15:restartNumberingAfterBreak="0">
+  <w:abstractNum w:abstractNumId="35" w15:restartNumberingAfterBreak="0">
     <w:nsid w:val="5F743405"/>
     <w:multiLevelType w:val="hybridMultilevel"/>
     <w:tmpl w:val="394A2106"/>
@@ -22364,7 +23260,7 @@
       </w:rPr>
     </w:lvl>
   </w:abstractNum>
-  <w:abstractNum w:abstractNumId="35" w15:restartNumberingAfterBreak="0">
+  <w:abstractNum w:abstractNumId="36" w15:restartNumberingAfterBreak="0">
     <w:nsid w:val="69C4636F"/>
     <w:multiLevelType w:val="hybridMultilevel"/>
     <w:tmpl w:val="18FA80F6"/>
@@ -22477,7 +23373,7 @@
       </w:rPr>
     </w:lvl>
   </w:abstractNum>
-  <w:abstractNum w:abstractNumId="36" w15:restartNumberingAfterBreak="0">
+  <w:abstractNum w:abstractNumId="37" w15:restartNumberingAfterBreak="0">
     <w:nsid w:val="6BE20887"/>
     <w:multiLevelType w:val="hybridMultilevel"/>
     <w:tmpl w:val="A20AF25A"/>
@@ -22590,7 +23486,7 @@
       </w:rPr>
     </w:lvl>
   </w:abstractNum>
-  <w:abstractNum w:abstractNumId="37" w15:restartNumberingAfterBreak="0">
+  <w:abstractNum w:abstractNumId="38" w15:restartNumberingAfterBreak="0">
     <w:nsid w:val="6D646D89"/>
     <w:multiLevelType w:val="hybridMultilevel"/>
     <w:tmpl w:val="C7A0F384"/>
@@ -22703,7 +23599,7 @@
       </w:rPr>
     </w:lvl>
   </w:abstractNum>
-  <w:abstractNum w:abstractNumId="38" w15:restartNumberingAfterBreak="0">
+  <w:abstractNum w:abstractNumId="39" w15:restartNumberingAfterBreak="0">
     <w:nsid w:val="71812AF1"/>
     <w:multiLevelType w:val="hybridMultilevel"/>
     <w:tmpl w:val="3F4CB82C"/>
@@ -22816,7 +23712,7 @@
       </w:rPr>
     </w:lvl>
   </w:abstractNum>
-  <w:abstractNum w:abstractNumId="39" w15:restartNumberingAfterBreak="0">
+  <w:abstractNum w:abstractNumId="40" w15:restartNumberingAfterBreak="0">
     <w:nsid w:val="76C956D4"/>
     <w:multiLevelType w:val="hybridMultilevel"/>
     <w:tmpl w:val="9828A7FA"/>
@@ -22929,7 +23825,7 @@
       </w:rPr>
     </w:lvl>
   </w:abstractNum>
-  <w:abstractNum w:abstractNumId="40" w15:restartNumberingAfterBreak="0">
+  <w:abstractNum w:abstractNumId="41" w15:restartNumberingAfterBreak="0">
     <w:nsid w:val="788C7493"/>
     <w:multiLevelType w:val="hybridMultilevel"/>
     <w:tmpl w:val="3A948F76"/>
@@ -23042,7 +23938,7 @@
       </w:rPr>
     </w:lvl>
   </w:abstractNum>
-  <w:abstractNum w:abstractNumId="41" w15:restartNumberingAfterBreak="0">
+  <w:abstractNum w:abstractNumId="42" w15:restartNumberingAfterBreak="0">
     <w:nsid w:val="7C4943EE"/>
     <w:multiLevelType w:val="hybridMultilevel"/>
     <w:tmpl w:val="A58EA9AA"/>
@@ -23155,7 +24051,7 @@
       </w:rPr>
     </w:lvl>
   </w:abstractNum>
-  <w:abstractNum w:abstractNumId="42" w15:restartNumberingAfterBreak="0">
+  <w:abstractNum w:abstractNumId="43" w15:restartNumberingAfterBreak="0">
     <w:nsid w:val="7CC140AB"/>
     <w:multiLevelType w:val="hybridMultilevel"/>
     <w:tmpl w:val="62D4F916"/>
@@ -23268,7 +24164,7 @@
       </w:rPr>
     </w:lvl>
   </w:abstractNum>
-  <w:abstractNum w:abstractNumId="43" w15:restartNumberingAfterBreak="0">
+  <w:abstractNum w:abstractNumId="44" w15:restartNumberingAfterBreak="0">
     <w:nsid w:val="7CD97276"/>
     <w:multiLevelType w:val="hybridMultilevel"/>
     <w:tmpl w:val="BA2A91BE"/>
@@ -23385,133 +24281,136 @@
     <w:abstractNumId w:val="0"/>
   </w:num>
   <w:num w:numId="2">
-    <w:abstractNumId w:val="14"/>
+    <w:abstractNumId w:val="15"/>
   </w:num>
   <w:num w:numId="3">
-    <w:abstractNumId w:val="28"/>
+    <w:abstractNumId w:val="29"/>
   </w:num>
   <w:num w:numId="4">
-    <w:abstractNumId w:val="18"/>
+    <w:abstractNumId w:val="19"/>
   </w:num>
   <w:num w:numId="5">
+    <w:abstractNumId w:val="22"/>
+  </w:num>
+  <w:num w:numId="6">
+    <w:abstractNumId w:val="16"/>
+  </w:num>
+  <w:num w:numId="7">
+    <w:abstractNumId w:val="31"/>
+  </w:num>
+  <w:num w:numId="8">
+    <w:abstractNumId w:val="23"/>
+  </w:num>
+  <w:num w:numId="9">
+    <w:abstractNumId w:val="11"/>
+  </w:num>
+  <w:num w:numId="10">
+    <w:abstractNumId w:val="42"/>
+  </w:num>
+  <w:num w:numId="11">
+    <w:abstractNumId w:val="17"/>
+  </w:num>
+  <w:num w:numId="12">
     <w:abstractNumId w:val="21"/>
   </w:num>
-  <w:num w:numId="6">
-    <w:abstractNumId w:val="15"/>
-  </w:num>
-  <w:num w:numId="7">
-    <w:abstractNumId w:val="30"/>
-  </w:num>
-  <w:num w:numId="8">
-    <w:abstractNumId w:val="22"/>
-  </w:num>
-  <w:num w:numId="9">
-    <w:abstractNumId w:val="10"/>
-  </w:num>
-  <w:num w:numId="10">
-    <w:abstractNumId w:val="41"/>
-  </w:num>
-  <w:num w:numId="11">
-    <w:abstractNumId w:val="16"/>
-  </w:num>
-  <w:num w:numId="12">
-    <w:abstractNumId w:val="20"/>
-  </w:num>
   <w:num w:numId="13">
-    <w:abstractNumId w:val="12"/>
+    <w:abstractNumId w:val="13"/>
   </w:num>
   <w:num w:numId="14">
-    <w:abstractNumId w:val="7"/>
+    <w:abstractNumId w:val="8"/>
   </w:num>
   <w:num w:numId="15">
     <w:abstractNumId w:val="2"/>
   </w:num>
   <w:num w:numId="16">
-    <w:abstractNumId w:val="5"/>
+    <w:abstractNumId w:val="6"/>
   </w:num>
   <w:num w:numId="17">
-    <w:abstractNumId w:val="11"/>
+    <w:abstractNumId w:val="12"/>
   </w:num>
   <w:num w:numId="18">
-    <w:abstractNumId w:val="31"/>
+    <w:abstractNumId w:val="32"/>
   </w:num>
   <w:num w:numId="19">
-    <w:abstractNumId w:val="24"/>
+    <w:abstractNumId w:val="25"/>
   </w:num>
   <w:num w:numId="20">
+    <w:abstractNumId w:val="28"/>
+  </w:num>
+  <w:num w:numId="21">
+    <w:abstractNumId w:val="33"/>
+  </w:num>
+  <w:num w:numId="22">
+    <w:abstractNumId w:val="37"/>
+  </w:num>
+  <w:num w:numId="23">
+    <w:abstractNumId w:val="18"/>
+  </w:num>
+  <w:num w:numId="24">
+    <w:abstractNumId w:val="43"/>
+  </w:num>
+  <w:num w:numId="25">
+    <w:abstractNumId w:val="35"/>
+  </w:num>
+  <w:num w:numId="26">
+    <w:abstractNumId w:val="10"/>
+  </w:num>
+  <w:num w:numId="27">
+    <w:abstractNumId w:val="38"/>
+  </w:num>
+  <w:num w:numId="28">
+    <w:abstractNumId w:val="44"/>
+  </w:num>
+  <w:num w:numId="29">
+    <w:abstractNumId w:val="41"/>
+  </w:num>
+  <w:num w:numId="30">
+    <w:abstractNumId w:val="36"/>
+  </w:num>
+  <w:num w:numId="31">
+    <w:abstractNumId w:val="26"/>
+  </w:num>
+  <w:num w:numId="32">
     <w:abstractNumId w:val="27"/>
   </w:num>
-  <w:num w:numId="21">
-    <w:abstractNumId w:val="32"/>
-  </w:num>
-  <w:num w:numId="22">
-    <w:abstractNumId w:val="36"/>
-  </w:num>
-  <w:num w:numId="23">
-    <w:abstractNumId w:val="17"/>
-  </w:num>
-  <w:num w:numId="24">
-    <w:abstractNumId w:val="42"/>
-  </w:num>
-  <w:num w:numId="25">
-    <w:abstractNumId w:val="34"/>
-  </w:num>
-  <w:num w:numId="26">
-    <w:abstractNumId w:val="9"/>
-  </w:num>
-  <w:num w:numId="27">
-    <w:abstractNumId w:val="37"/>
-  </w:num>
-  <w:num w:numId="28">
-    <w:abstractNumId w:val="43"/>
-  </w:num>
-  <w:num w:numId="29">
-    <w:abstractNumId w:val="40"/>
-  </w:num>
-  <w:num w:numId="30">
-    <w:abstractNumId w:val="35"/>
-  </w:num>
-  <w:num w:numId="31">
-    <w:abstractNumId w:val="25"/>
-  </w:num>
-  <w:num w:numId="32">
-    <w:abstractNumId w:val="26"/>
-  </w:num>
   <w:num w:numId="33">
-    <w:abstractNumId w:val="6"/>
+    <w:abstractNumId w:val="7"/>
   </w:num>
   <w:num w:numId="34">
     <w:abstractNumId w:val="3"/>
   </w:num>
   <w:num w:numId="35">
-    <w:abstractNumId w:val="38"/>
+    <w:abstractNumId w:val="39"/>
   </w:num>
   <w:num w:numId="36">
-    <w:abstractNumId w:val="8"/>
+    <w:abstractNumId w:val="9"/>
   </w:num>
   <w:num w:numId="37">
-    <w:abstractNumId w:val="13"/>
+    <w:abstractNumId w:val="14"/>
   </w:num>
   <w:num w:numId="38">
     <w:abstractNumId w:val="1"/>
   </w:num>
   <w:num w:numId="39">
-    <w:abstractNumId w:val="19"/>
+    <w:abstractNumId w:val="20"/>
   </w:num>
   <w:num w:numId="40">
-    <w:abstractNumId w:val="29"/>
+    <w:abstractNumId w:val="30"/>
   </w:num>
   <w:num w:numId="41">
-    <w:abstractNumId w:val="33"/>
+    <w:abstractNumId w:val="34"/>
   </w:num>
   <w:num w:numId="42">
-    <w:abstractNumId w:val="23"/>
+    <w:abstractNumId w:val="24"/>
   </w:num>
   <w:num w:numId="43">
     <w:abstractNumId w:val="4"/>
   </w:num>
   <w:num w:numId="44">
-    <w:abstractNumId w:val="39"/>
+    <w:abstractNumId w:val="40"/>
+  </w:num>
+  <w:num w:numId="45">
+    <w:abstractNumId w:val="5"/>
   </w:num>
   <w:numIdMacAtCleanup w:val="21"/>
 </w:numbering>
@@ -24995,6 +25894,16 @@
       <w14:ligatures w14:val="none"/>
     </w:rPr>
   </w:style>
+  <w:style w:type="character" w:customStyle="1" w:styleId="normaltextrun">
+    <w:name w:val="normaltextrun"/>
+    <w:basedOn w:val="Fuentedeprrafopredeter"/>
+    <w:rsid w:val="008B56E6"/>
+  </w:style>
+  <w:style w:type="character" w:customStyle="1" w:styleId="eop">
+    <w:name w:val="eop"/>
+    <w:basedOn w:val="Fuentedeprrafopredeter"/>
+    <w:rsid w:val="008B56E6"/>
+  </w:style>
 </w:styles>
 </file>
 
@@ -25294,6 +26203,30 @@
 </file>
 
 <file path=customXml/item1.xml><?xml version="1.0" encoding="utf-8"?>
+<b:Sources xmlns:b="http://schemas.openxmlformats.org/officeDocument/2006/bibliography" xmlns="http://schemas.openxmlformats.org/officeDocument/2006/bibliography" SelectedStyle="\APASixthEditionOfficeOnline.xsl" StyleName="APA" Version="6"/>
+</file>
+
+<file path=customXml/item2.xml><?xml version="1.0" encoding="utf-8"?>
+<?mso-contentType ?>
+<FormTemplates xmlns="http://schemas.microsoft.com/sharepoint/v3/contenttype/forms">
+  <Display>DocumentLibraryForm</Display>
+  <Edit>DocumentLibraryForm</Edit>
+  <New>DocumentLibraryForm</New>
+</FormTemplates>
+</file>
+
+<file path=customXml/item3.xml><?xml version="1.0" encoding="utf-8"?>
+<p:properties xmlns:p="http://schemas.microsoft.com/office/2006/metadata/properties" xmlns:xsi="http://www.w3.org/2001/XMLSchema-instance" xmlns:pc="http://schemas.microsoft.com/office/infopath/2007/PartnerControls">
+  <documentManagement>
+    <TaxCatchAll xmlns="67a0edcd-0de5-43ed-8c27-e32f38a00c91" xsi:nil="true"/>
+    <lcf76f155ced4ddcb4097134ff3c332f xmlns="42760c81-fd8e-4d59-8953-7cdb9f38b14f">
+      <Terms xmlns="http://schemas.microsoft.com/office/infopath/2007/PartnerControls"/>
+    </lcf76f155ced4ddcb4097134ff3c332f>
+  </documentManagement>
+</p:properties>
+</file>
+
+<file path=customXml/item4.xml><?xml version="1.0" encoding="utf-8"?>
 <ct:contentTypeSchema xmlns:ct="http://schemas.microsoft.com/office/2006/metadata/contentType" xmlns:ma="http://schemas.microsoft.com/office/2006/metadata/properties/metaAttributes" ct:_="" ma:_="" ma:contentTypeName="Documento" ma:contentTypeID="0x01010005252A1EF3BD024F856B47B579AB5244" ma:contentTypeVersion="12" ma:contentTypeDescription="Crear nuevo documento." ma:contentTypeScope="" ma:versionID="32d0e18b85ac20c34eab62df21c0cf58">
   <xsd:schema xmlns:xsd="http://www.w3.org/2001/XMLSchema" xmlns:xs="http://www.w3.org/2001/XMLSchema" xmlns:p="http://schemas.microsoft.com/office/2006/metadata/properties" xmlns:ns2="42760c81-fd8e-4d59-8953-7cdb9f38b14f" xmlns:ns3="67a0edcd-0de5-43ed-8c27-e32f38a00c91" targetNamespace="http://schemas.microsoft.com/office/2006/metadata/properties" ma:root="true" ma:fieldsID="cc2c149e99f10870fd5bc3964e5386d3" ns2:_="" ns3:_="">
     <xsd:import namespace="42760c81-fd8e-4d59-8953-7cdb9f38b14f"/>
@@ -25494,35 +26427,7 @@
 </ct:contentTypeSchema>
 </file>
 
-<file path=customXml/item2.xml><?xml version="1.0" encoding="utf-8"?>
-<b:Sources xmlns:b="http://schemas.openxmlformats.org/officeDocument/2006/bibliography" xmlns="http://schemas.openxmlformats.org/officeDocument/2006/bibliography" SelectedStyle="\APASixthEditionOfficeOnline.xsl" StyleName="APA" Version="6"/>
-</file>
-
-<file path=customXml/item3.xml><?xml version="1.0" encoding="utf-8"?>
-<?mso-contentType ?>
-<FormTemplates xmlns="http://schemas.microsoft.com/sharepoint/v3/contenttype/forms">
-  <Display>DocumentLibraryForm</Display>
-  <Edit>DocumentLibraryForm</Edit>
-  <New>DocumentLibraryForm</New>
-</FormTemplates>
-</file>
-
-<file path=customXml/item4.xml><?xml version="1.0" encoding="utf-8"?>
-<p:properties xmlns:p="http://schemas.microsoft.com/office/2006/metadata/properties" xmlns:xsi="http://www.w3.org/2001/XMLSchema-instance" xmlns:pc="http://schemas.microsoft.com/office/infopath/2007/PartnerControls">
-  <documentManagement>
-    <TaxCatchAll xmlns="67a0edcd-0de5-43ed-8c27-e32f38a00c91" xsi:nil="true"/>
-    <lcf76f155ced4ddcb4097134ff3c332f xmlns="42760c81-fd8e-4d59-8953-7cdb9f38b14f">
-      <Terms xmlns="http://schemas.microsoft.com/office/infopath/2007/PartnerControls"/>
-    </lcf76f155ced4ddcb4097134ff3c332f>
-  </documentManagement>
-</p:properties>
-</file>
-
 <file path=customXml/itemProps1.xml><?xml version="1.0" encoding="utf-8"?>
-<ds:datastoreItem xmlns:ds="http://schemas.openxmlformats.org/officeDocument/2006/customXml" ds:itemID="{8BB8C9FE-5C50-4CEA-9D29-7721F274FCB5}"/>
-</file>
-
-<file path=customXml/itemProps2.xml><?xml version="1.0" encoding="utf-8"?>
 <ds:datastoreItem xmlns:ds="http://schemas.openxmlformats.org/officeDocument/2006/customXml" ds:itemID="{EAE431FD-7059-4C09-804B-C9D69EB7B213}">
   <ds:schemaRefs>
     <ds:schemaRef ds:uri="http://schemas.openxmlformats.org/officeDocument/2006/bibliography"/>
@@ -25530,7 +26435,7 @@
 </ds:datastoreItem>
 </file>
 
-<file path=customXml/itemProps3.xml><?xml version="1.0" encoding="utf-8"?>
+<file path=customXml/itemProps2.xml><?xml version="1.0" encoding="utf-8"?>
 <ds:datastoreItem xmlns:ds="http://schemas.openxmlformats.org/officeDocument/2006/customXml" ds:itemID="{10663269-2064-4804-8290-36D4A57F5557}">
   <ds:schemaRefs>
     <ds:schemaRef ds:uri="http://schemas.microsoft.com/sharepoint/v3/contenttype/forms"/>
@@ -25538,13 +26443,32 @@
 </ds:datastoreItem>
 </file>
 
-<file path=customXml/itemProps4.xml><?xml version="1.0" encoding="utf-8"?>
+<file path=customXml/itemProps3.xml><?xml version="1.0" encoding="utf-8"?>
 <ds:datastoreItem xmlns:ds="http://schemas.openxmlformats.org/officeDocument/2006/customXml" ds:itemID="{1279454D-02BE-4A9C-A117-DCD1573E2608}">
   <ds:schemaRefs>
     <ds:schemaRef ds:uri="http://schemas.microsoft.com/office/2006/metadata/properties"/>
     <ds:schemaRef ds:uri="http://schemas.microsoft.com/office/infopath/2007/PartnerControls"/>
-    <ds:schemaRef ds:uri="13c90a0b-73bc-4dc0-be5f-28d77b615beb"/>
-    <ds:schemaRef ds:uri="13c93bba-48ce-428c-bfe5-88b42c19b028"/>
+    <ds:schemaRef ds:uri="67a0edcd-0de5-43ed-8c27-e32f38a00c91"/>
+    <ds:schemaRef ds:uri="42760c81-fd8e-4d59-8953-7cdb9f38b14f"/>
+  </ds:schemaRefs>
+</ds:datastoreItem>
+</file>
+
+<file path=customXml/itemProps4.xml><?xml version="1.0" encoding="utf-8"?>
+<ds:datastoreItem xmlns:ds="http://schemas.openxmlformats.org/officeDocument/2006/customXml" ds:itemID="{8BB8C9FE-5C50-4CEA-9D29-7721F274FCB5}">
+  <ds:schemaRefs>
+    <ds:schemaRef ds:uri="http://schemas.microsoft.com/office/2006/metadata/contentType"/>
+    <ds:schemaRef ds:uri="http://schemas.microsoft.com/office/2006/metadata/properties/metaAttributes"/>
+    <ds:schemaRef ds:uri="http://www.w3.org/2001/XMLSchema"/>
+    <ds:schemaRef ds:uri="http://schemas.microsoft.com/office/2006/metadata/properties"/>
+    <ds:schemaRef ds:uri="42760c81-fd8e-4d59-8953-7cdb9f38b14f"/>
+    <ds:schemaRef ds:uri="67a0edcd-0de5-43ed-8c27-e32f38a00c91"/>
+    <ds:schemaRef ds:uri="http://schemas.microsoft.com/office/2006/documentManagement/types"/>
+    <ds:schemaRef ds:uri="http://schemas.microsoft.com/office/infopath/2007/PartnerControls"/>
+    <ds:schemaRef ds:uri="http://schemas.openxmlformats.org/package/2006/metadata/core-properties"/>
+    <ds:schemaRef ds:uri="http://purl.org/dc/elements/1.1/"/>
+    <ds:schemaRef ds:uri="http://purl.org/dc/terms/"/>
+    <ds:schemaRef ds:uri="http://schemas.microsoft.com/internal/obd"/>
   </ds:schemaRefs>
 </ds:datastoreItem>
 </file>
--- a/fuentes/63110200_CF02_DU.docx
+++ b/fuentes/63110200_CF02_DU.docx
@@ -555,7 +555,7 @@
           <w:r>
             <w:fldChar w:fldCharType="separate"/>
           </w:r>
-          <w:hyperlink w:anchor="_Toc241506278" w:history="1">
+          <w:hyperlink w:anchor="_Toc241579220" w:history="1">
             <w:r>
               <w:rPr>
                 <w:rStyle w:val="Hipervnculo"/>
@@ -582,7 +582,7 @@
                 <w:noProof/>
                 <w:webHidden/>
               </w:rPr>
-              <w:instrText xml:space="preserve"> PAGEREF _Toc241506278 \h </w:instrText>
+              <w:instrText xml:space="preserve"> PAGEREF _Toc241579220 \h </w:instrText>
             </w:r>
             <w:r>
               <w:rPr>
@@ -627,7 +627,7 @@
               <w:lang w:eastAsia="es-CO"/>
             </w:rPr>
           </w:pPr>
-          <w:hyperlink w:anchor="_Toc241506279" w:history="1">
+          <w:hyperlink w:anchor="_Toc241579221" w:history="1">
             <w:r>
               <w:rPr>
                 <w:rStyle w:val="Hipervnculo"/>
@@ -663,7 +663,7 @@
                 <w:noProof/>
                 <w:webHidden/>
               </w:rPr>
-              <w:instrText xml:space="preserve"> PAGEREF _Toc241506279 \h </w:instrText>
+              <w:instrText xml:space="preserve"> PAGEREF _Toc241579221 \h </w:instrText>
             </w:r>
             <w:r>
               <w:rPr>
@@ -708,7 +708,7 @@
               <w:lang w:eastAsia="es-CO"/>
             </w:rPr>
           </w:pPr>
-          <w:hyperlink w:anchor="_Toc241506280" w:history="1">
+          <w:hyperlink w:anchor="_Toc241579222" w:history="1">
             <w:r>
               <w:rPr>
                 <w:rStyle w:val="Hipervnculo"/>
@@ -735,7 +735,7 @@
                 <w:noProof/>
                 <w:webHidden/>
               </w:rPr>
-              <w:instrText xml:space="preserve"> PAGEREF _Toc241506280 \h </w:instrText>
+              <w:instrText xml:space="preserve"> PAGEREF _Toc241579222 \h </w:instrText>
             </w:r>
             <w:r>
               <w:rPr>
@@ -780,7 +780,7 @@
               <w:lang w:eastAsia="es-CO"/>
             </w:rPr>
           </w:pPr>
-          <w:hyperlink w:anchor="_Toc241506281" w:history="1">
+          <w:hyperlink w:anchor="_Toc241579223" w:history="1">
             <w:r>
               <w:rPr>
                 <w:rStyle w:val="Hipervnculo"/>
@@ -807,7 +807,7 @@
                 <w:noProof/>
                 <w:webHidden/>
               </w:rPr>
-              <w:instrText xml:space="preserve"> PAGEREF _Toc241506281 \h </w:instrText>
+              <w:instrText xml:space="preserve"> PAGEREF _Toc241579223 \h </w:instrText>
             </w:r>
             <w:r>
               <w:rPr>
@@ -852,7 +852,7 @@
               <w:lang w:eastAsia="es-CO"/>
             </w:rPr>
           </w:pPr>
-          <w:hyperlink w:anchor="_Toc241506282" w:history="1">
+          <w:hyperlink w:anchor="_Toc241579224" w:history="1">
             <w:r>
               <w:rPr>
                 <w:rStyle w:val="Hipervnculo"/>
@@ -879,7 +879,7 @@
                 <w:noProof/>
                 <w:webHidden/>
               </w:rPr>
-              <w:instrText xml:space="preserve"> PAGEREF _Toc241506282 \h </w:instrText>
+              <w:instrText xml:space="preserve"> PAGEREF _Toc241579224 \h </w:instrText>
             </w:r>
             <w:r>
               <w:rPr>
@@ -924,7 +924,7 @@
               <w:lang w:eastAsia="es-CO"/>
             </w:rPr>
           </w:pPr>
-          <w:hyperlink w:anchor="_Toc241506283" w:history="1">
+          <w:hyperlink w:anchor="_Toc241579225" w:history="1">
             <w:r>
               <w:rPr>
                 <w:rStyle w:val="Hipervnculo"/>
@@ -953,7 +953,7 @@
                 <w:noProof/>
                 <w:webHidden/>
               </w:rPr>
-              <w:instrText xml:space="preserve"> PAGEREF _Toc241506283 \h </w:instrText>
+              <w:instrText xml:space="preserve"> PAGEREF _Toc241579225 \h </w:instrText>
             </w:r>
             <w:r>
               <w:rPr>
@@ -998,7 +998,7 @@
               <w:lang w:eastAsia="es-CO"/>
             </w:rPr>
           </w:pPr>
-          <w:hyperlink w:anchor="_Toc241506284" w:history="1">
+          <w:hyperlink w:anchor="_Toc241579226" w:history="1">
             <w:r>
               <w:rPr>
                 <w:rStyle w:val="Hipervnculo"/>
@@ -1025,7 +1025,7 @@
                 <w:noProof/>
                 <w:webHidden/>
               </w:rPr>
-              <w:instrText xml:space="preserve"> PAGEREF _Toc241506284 \h </w:instrText>
+              <w:instrText xml:space="preserve"> PAGEREF _Toc241579226 \h </w:instrText>
             </w:r>
             <w:r>
               <w:rPr>
@@ -1070,7 +1070,7 @@
               <w:lang w:eastAsia="es-CO"/>
             </w:rPr>
           </w:pPr>
-          <w:hyperlink w:anchor="_Toc241506285" w:history="1">
+          <w:hyperlink w:anchor="_Toc241579227" w:history="1">
             <w:r>
               <w:rPr>
                 <w:rStyle w:val="Hipervnculo"/>
@@ -1106,7 +1106,7 @@
                 <w:noProof/>
                 <w:webHidden/>
               </w:rPr>
-              <w:instrText xml:space="preserve"> PAGEREF _Toc241506285 \h </w:instrText>
+              <w:instrText xml:space="preserve"> PAGEREF _Toc241579227 \h </w:instrText>
             </w:r>
             <w:r>
               <w:rPr>
@@ -1151,7 +1151,7 @@
               <w:lang w:eastAsia="es-CO"/>
             </w:rPr>
           </w:pPr>
-          <w:hyperlink w:anchor="_Toc241506286" w:history="1">
+          <w:hyperlink w:anchor="_Toc241579228" w:history="1">
             <w:r>
               <w:rPr>
                 <w:rStyle w:val="Hipervnculo"/>
@@ -1178,7 +1178,7 @@
                 <w:noProof/>
                 <w:webHidden/>
               </w:rPr>
-              <w:instrText xml:space="preserve"> PAGEREF _Toc241506286 \h </w:instrText>
+              <w:instrText xml:space="preserve"> PAGEREF _Toc241579228 \h </w:instrText>
             </w:r>
             <w:r>
               <w:rPr>
@@ -1223,7 +1223,7 @@
               <w:lang w:eastAsia="es-CO"/>
             </w:rPr>
           </w:pPr>
-          <w:hyperlink w:anchor="_Toc241506287" w:history="1">
+          <w:hyperlink w:anchor="_Toc241579229" w:history="1">
             <w:r>
               <w:rPr>
                 <w:rStyle w:val="Hipervnculo"/>
@@ -1250,7 +1250,7 @@
                 <w:noProof/>
                 <w:webHidden/>
               </w:rPr>
-              <w:instrText xml:space="preserve"> PAGEREF _Toc241506287 \h </w:instrText>
+              <w:instrText xml:space="preserve"> PAGEREF _Toc241579229 \h </w:instrText>
             </w:r>
             <w:r>
               <w:rPr>
@@ -1295,7 +1295,7 @@
               <w:lang w:eastAsia="es-CO"/>
             </w:rPr>
           </w:pPr>
-          <w:hyperlink w:anchor="_Toc241506288" w:history="1">
+          <w:hyperlink w:anchor="_Toc241579230" w:history="1">
             <w:r>
               <w:rPr>
                 <w:rStyle w:val="Hipervnculo"/>
@@ -1322,7 +1322,7 @@
                 <w:noProof/>
                 <w:webHidden/>
               </w:rPr>
-              <w:instrText xml:space="preserve"> PAGEREF _Toc241506288 \h </w:instrText>
+              <w:instrText xml:space="preserve"> PAGEREF _Toc241579230 \h </w:instrText>
             </w:r>
             <w:r>
               <w:rPr>
@@ -1367,7 +1367,7 @@
               <w:lang w:eastAsia="es-CO"/>
             </w:rPr>
           </w:pPr>
-          <w:hyperlink w:anchor="_Toc241506289" w:history="1">
+          <w:hyperlink w:anchor="_Toc241579231" w:history="1">
             <w:r>
               <w:rPr>
                 <w:rStyle w:val="Hipervnculo"/>
@@ -1396,7 +1396,7 @@
                 <w:noProof/>
                 <w:webHidden/>
               </w:rPr>
-              <w:instrText xml:space="preserve"> PAGEREF _Toc241506289 \h </w:instrText>
+              <w:instrText xml:space="preserve"> PAGEREF _Toc241579231 \h </w:instrText>
             </w:r>
             <w:r>
               <w:rPr>
@@ -1441,7 +1441,7 @@
               <w:lang w:eastAsia="es-CO"/>
             </w:rPr>
           </w:pPr>
-          <w:hyperlink w:anchor="_Toc241506290" w:history="1">
+          <w:hyperlink w:anchor="_Toc241579232" w:history="1">
             <w:r>
               <w:rPr>
                 <w:rStyle w:val="Hipervnculo"/>
@@ -1468,7 +1468,7 @@
                 <w:noProof/>
                 <w:webHidden/>
               </w:rPr>
-              <w:instrText xml:space="preserve"> PAGEREF _Toc241506290 \h </w:instrText>
+              <w:instrText xml:space="preserve"> PAGEREF _Toc241579232 \h </w:instrText>
             </w:r>
             <w:r>
               <w:rPr>
@@ -1513,7 +1513,7 @@
               <w:lang w:eastAsia="es-CO"/>
             </w:rPr>
           </w:pPr>
-          <w:hyperlink w:anchor="_Toc241506291" w:history="1">
+          <w:hyperlink w:anchor="_Toc241579233" w:history="1">
             <w:r>
               <w:rPr>
                 <w:rStyle w:val="Hipervnculo"/>
@@ -1542,7 +1542,7 @@
                 <w:noProof/>
                 <w:webHidden/>
               </w:rPr>
-              <w:instrText xml:space="preserve"> PAGEREF _Toc241506291 \h </w:instrText>
+              <w:instrText xml:space="preserve"> PAGEREF _Toc241579233 \h </w:instrText>
             </w:r>
             <w:r>
               <w:rPr>
@@ -1587,7 +1587,7 @@
               <w:lang w:eastAsia="es-CO"/>
             </w:rPr>
           </w:pPr>
-          <w:hyperlink w:anchor="_Toc241506292" w:history="1">
+          <w:hyperlink w:anchor="_Toc241579234" w:history="1">
             <w:r>
               <w:rPr>
                 <w:rStyle w:val="Hipervnculo"/>
@@ -1614,7 +1614,7 @@
                 <w:noProof/>
                 <w:webHidden/>
               </w:rPr>
-              <w:instrText xml:space="preserve"> PAGEREF _Toc241506292 \h </w:instrText>
+              <w:instrText xml:space="preserve"> PAGEREF _Toc241579234 \h </w:instrText>
             </w:r>
             <w:r>
               <w:rPr>
@@ -1659,7 +1659,7 @@
               <w:lang w:eastAsia="es-CO"/>
             </w:rPr>
           </w:pPr>
-          <w:hyperlink w:anchor="_Toc241506293" w:history="1">
+          <w:hyperlink w:anchor="_Toc241579235" w:history="1">
             <w:r>
               <w:rPr>
                 <w:rStyle w:val="Hipervnculo"/>
@@ -1688,7 +1688,7 @@
                 <w:noProof/>
                 <w:webHidden/>
               </w:rPr>
-              <w:instrText xml:space="preserve"> PAGEREF _Toc241506293 \h </w:instrText>
+              <w:instrText xml:space="preserve"> PAGEREF _Toc241579235 \h </w:instrText>
             </w:r>
             <w:r>
               <w:rPr>
@@ -1733,7 +1733,7 @@
               <w:lang w:eastAsia="es-CO"/>
             </w:rPr>
           </w:pPr>
-          <w:hyperlink w:anchor="_Toc241506294" w:history="1">
+          <w:hyperlink w:anchor="_Toc241579236" w:history="1">
             <w:r>
               <w:rPr>
                 <w:rStyle w:val="Hipervnculo"/>
@@ -1760,7 +1760,7 @@
                 <w:noProof/>
                 <w:webHidden/>
               </w:rPr>
-              <w:instrText xml:space="preserve"> PAGEREF _Toc241506294 \h </w:instrText>
+              <w:instrText xml:space="preserve"> PAGEREF _Toc241579236 \h </w:instrText>
             </w:r>
             <w:r>
               <w:rPr>
@@ -1805,7 +1805,7 @@
               <w:lang w:eastAsia="es-CO"/>
             </w:rPr>
           </w:pPr>
-          <w:hyperlink w:anchor="_Toc241506295" w:history="1">
+          <w:hyperlink w:anchor="_Toc241579237" w:history="1">
             <w:r>
               <w:rPr>
                 <w:rStyle w:val="Hipervnculo"/>
@@ -1832,7 +1832,7 @@
                 <w:noProof/>
                 <w:webHidden/>
               </w:rPr>
-              <w:instrText xml:space="preserve"> PAGEREF _Toc241506295 \h </w:instrText>
+              <w:instrText xml:space="preserve"> PAGEREF _Toc241579237 \h </w:instrText>
             </w:r>
             <w:r>
               <w:rPr>
@@ -1877,7 +1877,7 @@
               <w:lang w:eastAsia="es-CO"/>
             </w:rPr>
           </w:pPr>
-          <w:hyperlink w:anchor="_Toc241506296" w:history="1">
+          <w:hyperlink w:anchor="_Toc241579238" w:history="1">
             <w:r>
               <w:rPr>
                 <w:rStyle w:val="Hipervnculo"/>
@@ -1904,7 +1904,7 @@
                 <w:noProof/>
                 <w:webHidden/>
               </w:rPr>
-              <w:instrText xml:space="preserve"> PAGEREF _Toc241506296 \h </w:instrText>
+              <w:instrText xml:space="preserve"> PAGEREF _Toc241579238 \h </w:instrText>
             </w:r>
             <w:r>
               <w:rPr>
@@ -1949,7 +1949,7 @@
               <w:lang w:eastAsia="es-CO"/>
             </w:rPr>
           </w:pPr>
-          <w:hyperlink w:anchor="_Toc241506297" w:history="1">
+          <w:hyperlink w:anchor="_Toc241579239" w:history="1">
             <w:r>
               <w:rPr>
                 <w:rStyle w:val="Hipervnculo"/>
@@ -1976,7 +1976,7 @@
                 <w:noProof/>
                 <w:webHidden/>
               </w:rPr>
-              <w:instrText xml:space="preserve"> PAGEREF _Toc241506297 \h </w:instrText>
+              <w:instrText xml:space="preserve"> PAGEREF _Toc241579239 \h </w:instrText>
             </w:r>
             <w:r>
               <w:rPr>
@@ -2021,7 +2021,7 @@
               <w:lang w:eastAsia="es-CO"/>
             </w:rPr>
           </w:pPr>
-          <w:hyperlink w:anchor="_Toc241506298" w:history="1">
+          <w:hyperlink w:anchor="_Toc241579240" w:history="1">
             <w:r>
               <w:rPr>
                 <w:rStyle w:val="Hipervnculo"/>
@@ -2048,7 +2048,7 @@
                 <w:noProof/>
                 <w:webHidden/>
               </w:rPr>
-              <w:instrText xml:space="preserve"> PAGEREF _Toc241506298 \h </w:instrText>
+              <w:instrText xml:space="preserve"> PAGEREF _Toc241579240 \h </w:instrText>
             </w:r>
             <w:r>
               <w:rPr>
@@ -2093,7 +2093,7 @@
               <w:lang w:eastAsia="es-CO"/>
             </w:rPr>
           </w:pPr>
-          <w:hyperlink w:anchor="_Toc241506299" w:history="1">
+          <w:hyperlink w:anchor="_Toc241579241" w:history="1">
             <w:r>
               <w:rPr>
                 <w:rStyle w:val="Hipervnculo"/>
@@ -2120,7 +2120,7 @@
                 <w:noProof/>
                 <w:webHidden/>
               </w:rPr>
-              <w:instrText xml:space="preserve"> PAGEREF _Toc241506299 \h </w:instrText>
+              <w:instrText xml:space="preserve"> PAGEREF _Toc241579241 \h </w:instrText>
             </w:r>
             <w:r>
               <w:rPr>
@@ -2165,7 +2165,7 @@
               <w:lang w:eastAsia="es-CO"/>
             </w:rPr>
           </w:pPr>
-          <w:hyperlink w:anchor="_Toc241506300" w:history="1">
+          <w:hyperlink w:anchor="_Toc241579242" w:history="1">
             <w:r>
               <w:rPr>
                 <w:rStyle w:val="Hipervnculo"/>
@@ -2192,7 +2192,7 @@
                 <w:noProof/>
                 <w:webHidden/>
               </w:rPr>
-              <w:instrText xml:space="preserve"> PAGEREF _Toc241506300 \h </w:instrText>
+              <w:instrText xml:space="preserve"> PAGEREF _Toc241579242 \h </w:instrText>
             </w:r>
             <w:r>
               <w:rPr>
@@ -2237,7 +2237,7 @@
               <w:lang w:eastAsia="es-CO"/>
             </w:rPr>
           </w:pPr>
-          <w:hyperlink w:anchor="_Toc241506301" w:history="1">
+          <w:hyperlink w:anchor="_Toc241579243" w:history="1">
             <w:r>
               <w:rPr>
                 <w:rStyle w:val="Hipervnculo"/>
@@ -2264,7 +2264,7 @@
                 <w:noProof/>
                 <w:webHidden/>
               </w:rPr>
-              <w:instrText xml:space="preserve"> PAGEREF _Toc241506301 \h </w:instrText>
+              <w:instrText xml:space="preserve"> PAGEREF _Toc241579243 \h </w:instrText>
             </w:r>
             <w:r>
               <w:rPr>
@@ -2309,7 +2309,7 @@
               <w:lang w:eastAsia="es-CO"/>
             </w:rPr>
           </w:pPr>
-          <w:hyperlink w:anchor="_Toc241506302" w:history="1">
+          <w:hyperlink w:anchor="_Toc241579244" w:history="1">
             <w:r>
               <w:rPr>
                 <w:rStyle w:val="Hipervnculo"/>
@@ -2336,7 +2336,7 @@
                 <w:noProof/>
                 <w:webHidden/>
               </w:rPr>
-              <w:instrText xml:space="preserve"> PAGEREF _Toc241506302 \h </w:instrText>
+              <w:instrText xml:space="preserve"> PAGEREF _Toc241579244 \h </w:instrText>
             </w:r>
             <w:r>
               <w:rPr>
@@ -2381,7 +2381,7 @@
               <w:lang w:eastAsia="es-CO"/>
             </w:rPr>
           </w:pPr>
-          <w:hyperlink w:anchor="_Toc241506303" w:history="1">
+          <w:hyperlink w:anchor="_Toc241579245" w:history="1">
             <w:r>
               <w:rPr>
                 <w:rStyle w:val="Hipervnculo"/>
@@ -2408,7 +2408,7 @@
                 <w:noProof/>
                 <w:webHidden/>
               </w:rPr>
-              <w:instrText xml:space="preserve"> PAGEREF _Toc241506303 \h </w:instrText>
+              <w:instrText xml:space="preserve"> PAGEREF _Toc241579245 \h </w:instrText>
             </w:r>
             <w:r>
               <w:rPr>
@@ -2453,7 +2453,7 @@
               <w:lang w:eastAsia="es-CO"/>
             </w:rPr>
           </w:pPr>
-          <w:hyperlink w:anchor="_Toc241506304" w:history="1">
+          <w:hyperlink w:anchor="_Toc241579246" w:history="1">
             <w:r>
               <w:rPr>
                 <w:rStyle w:val="Hipervnculo"/>
@@ -2480,7 +2480,7 @@
                 <w:noProof/>
                 <w:webHidden/>
               </w:rPr>
-              <w:instrText xml:space="preserve"> PAGEREF _Toc241506304 \h </w:instrText>
+              <w:instrText xml:space="preserve"> PAGEREF _Toc241579246 \h </w:instrText>
             </w:r>
             <w:r>
               <w:rPr>
@@ -2525,7 +2525,7 @@
               <w:lang w:eastAsia="es-CO"/>
             </w:rPr>
           </w:pPr>
-          <w:hyperlink w:anchor="_Toc241506305" w:history="1">
+          <w:hyperlink w:anchor="_Toc241579247" w:history="1">
             <w:r>
               <w:rPr>
                 <w:rStyle w:val="Hipervnculo"/>
@@ -2552,7 +2552,7 @@
                 <w:noProof/>
                 <w:webHidden/>
               </w:rPr>
-              <w:instrText xml:space="preserve"> PAGEREF _Toc241506305 \h </w:instrText>
+              <w:instrText xml:space="preserve"> PAGEREF _Toc241579247 \h </w:instrText>
             </w:r>
             <w:r>
               <w:rPr>
@@ -2597,7 +2597,7 @@
               <w:lang w:eastAsia="es-CO"/>
             </w:rPr>
           </w:pPr>
-          <w:hyperlink w:anchor="_Toc241506306" w:history="1">
+          <w:hyperlink w:anchor="_Toc241579248" w:history="1">
             <w:r>
               <w:rPr>
                 <w:rStyle w:val="Hipervnculo"/>
@@ -2624,7 +2624,7 @@
                 <w:noProof/>
                 <w:webHidden/>
               </w:rPr>
-              <w:instrText xml:space="preserve"> PAGEREF _Toc241506306 \h </w:instrText>
+              <w:instrText xml:space="preserve"> PAGEREF _Toc241579248 \h </w:instrText>
             </w:r>
             <w:r>
               <w:rPr>
@@ -2669,7 +2669,7 @@
               <w:lang w:eastAsia="es-CO"/>
             </w:rPr>
           </w:pPr>
-          <w:hyperlink w:anchor="_Toc241506307" w:history="1">
+          <w:hyperlink w:anchor="_Toc241579249" w:history="1">
             <w:r>
               <w:rPr>
                 <w:rStyle w:val="Hipervnculo"/>
@@ -2696,7 +2696,7 @@
                 <w:noProof/>
                 <w:webHidden/>
               </w:rPr>
-              <w:instrText xml:space="preserve"> PAGEREF _Toc241506307 \h </w:instrText>
+              <w:instrText xml:space="preserve"> PAGEREF _Toc241579249 \h </w:instrText>
             </w:r>
             <w:r>
               <w:rPr>
@@ -2741,7 +2741,7 @@
               <w:lang w:eastAsia="es-CO"/>
             </w:rPr>
           </w:pPr>
-          <w:hyperlink w:anchor="_Toc241506308" w:history="1">
+          <w:hyperlink w:anchor="_Toc241579250" w:history="1">
             <w:r>
               <w:rPr>
                 <w:rStyle w:val="Hipervnculo"/>
@@ -2768,7 +2768,7 @@
                 <w:noProof/>
                 <w:webHidden/>
               </w:rPr>
-              <w:instrText xml:space="preserve"> PAGEREF _Toc241506308 \h </w:instrText>
+              <w:instrText xml:space="preserve"> PAGEREF _Toc241579250 \h </w:instrText>
             </w:r>
             <w:r>
               <w:rPr>
@@ -2813,7 +2813,7 @@
               <w:lang w:eastAsia="es-CO"/>
             </w:rPr>
           </w:pPr>
-          <w:hyperlink w:anchor="_Toc241506309" w:history="1">
+          <w:hyperlink w:anchor="_Toc241579251" w:history="1">
             <w:r>
               <w:rPr>
                 <w:rStyle w:val="Hipervnculo"/>
@@ -2840,7 +2840,7 @@
                 <w:noProof/>
                 <w:webHidden/>
               </w:rPr>
-              <w:instrText xml:space="preserve"> PAGEREF _Toc241506309 \h </w:instrText>
+              <w:instrText xml:space="preserve"> PAGEREF _Toc241579251 \h </w:instrText>
             </w:r>
             <w:r>
               <w:rPr>
@@ -2885,7 +2885,7 @@
               <w:lang w:eastAsia="es-CO"/>
             </w:rPr>
           </w:pPr>
-          <w:hyperlink w:anchor="_Toc241506310" w:history="1">
+          <w:hyperlink w:anchor="_Toc241579252" w:history="1">
             <w:r>
               <w:rPr>
                 <w:rStyle w:val="Hipervnculo"/>
@@ -2912,7 +2912,7 @@
                 <w:noProof/>
                 <w:webHidden/>
               </w:rPr>
-              <w:instrText xml:space="preserve"> PAGEREF _Toc241506310 \h </w:instrText>
+              <w:instrText xml:space="preserve"> PAGEREF _Toc241579252 \h </w:instrText>
             </w:r>
             <w:r>
               <w:rPr>
@@ -2957,7 +2957,7 @@
               <w:lang w:eastAsia="es-CO"/>
             </w:rPr>
           </w:pPr>
-          <w:hyperlink w:anchor="_Toc241506311" w:history="1">
+          <w:hyperlink w:anchor="_Toc241579253" w:history="1">
             <w:r>
               <w:rPr>
                 <w:rStyle w:val="Hipervnculo"/>
@@ -2984,7 +2984,7 @@
                 <w:noProof/>
                 <w:webHidden/>
               </w:rPr>
-              <w:instrText xml:space="preserve"> PAGEREF _Toc241506311 \h </w:instrText>
+              <w:instrText xml:space="preserve"> PAGEREF _Toc241579253 \h </w:instrText>
             </w:r>
             <w:r>
               <w:rPr>
@@ -3029,7 +3029,7 @@
               <w:lang w:eastAsia="es-CO"/>
             </w:rPr>
           </w:pPr>
-          <w:hyperlink w:anchor="_Toc241506312" w:history="1">
+          <w:hyperlink w:anchor="_Toc241579254" w:history="1">
             <w:r>
               <w:rPr>
                 <w:rStyle w:val="Hipervnculo"/>
@@ -3056,7 +3056,7 @@
                 <w:noProof/>
                 <w:webHidden/>
               </w:rPr>
-              <w:instrText xml:space="preserve"> PAGEREF _Toc241506312 \h </w:instrText>
+              <w:instrText xml:space="preserve"> PAGEREF _Toc241579254 \h </w:instrText>
             </w:r>
             <w:r>
               <w:rPr>
@@ -3101,7 +3101,7 @@
               <w:lang w:eastAsia="es-CO"/>
             </w:rPr>
           </w:pPr>
-          <w:hyperlink w:anchor="_Toc241506313" w:history="1">
+          <w:hyperlink w:anchor="_Toc241579255" w:history="1">
             <w:r>
               <w:rPr>
                 <w:rStyle w:val="Hipervnculo"/>
@@ -3128,7 +3128,7 @@
                 <w:noProof/>
                 <w:webHidden/>
               </w:rPr>
-              <w:instrText xml:space="preserve"> PAGEREF _Toc241506313 \h </w:instrText>
+              <w:instrText xml:space="preserve"> PAGEREF _Toc241579255 \h </w:instrText>
             </w:r>
             <w:r>
               <w:rPr>
@@ -3173,7 +3173,7 @@
               <w:lang w:eastAsia="es-CO"/>
             </w:rPr>
           </w:pPr>
-          <w:hyperlink w:anchor="_Toc241506314" w:history="1">
+          <w:hyperlink w:anchor="_Toc241579256" w:history="1">
             <w:r>
               <w:rPr>
                 <w:rStyle w:val="Hipervnculo"/>
@@ -3200,7 +3200,7 @@
                 <w:noProof/>
                 <w:webHidden/>
               </w:rPr>
-              <w:instrText xml:space="preserve"> PAGEREF _Toc241506314 \h </w:instrText>
+              <w:instrText xml:space="preserve"> PAGEREF _Toc241579256 \h </w:instrText>
             </w:r>
             <w:r>
               <w:rPr>
@@ -3245,7 +3245,7 @@
               <w:lang w:eastAsia="es-CO"/>
             </w:rPr>
           </w:pPr>
-          <w:hyperlink w:anchor="_Toc241506315" w:history="1">
+          <w:hyperlink w:anchor="_Toc241579257" w:history="1">
             <w:r>
               <w:rPr>
                 <w:rStyle w:val="Hipervnculo"/>
@@ -3272,7 +3272,7 @@
                 <w:noProof/>
                 <w:webHidden/>
               </w:rPr>
-              <w:instrText xml:space="preserve"> PAGEREF _Toc241506315 \h </w:instrText>
+              <w:instrText xml:space="preserve"> PAGEREF _Toc241579257 \h </w:instrText>
             </w:r>
             <w:r>
               <w:rPr>
@@ -3317,7 +3317,7 @@
               <w:lang w:eastAsia="es-CO"/>
             </w:rPr>
           </w:pPr>
-          <w:hyperlink w:anchor="_Toc241506316" w:history="1">
+          <w:hyperlink w:anchor="_Toc241579258" w:history="1">
             <w:r>
               <w:rPr>
                 <w:rStyle w:val="Hipervnculo"/>
@@ -3344,7 +3344,7 @@
                 <w:noProof/>
                 <w:webHidden/>
               </w:rPr>
-              <w:instrText xml:space="preserve"> PAGEREF _Toc241506316 \h </w:instrText>
+              <w:instrText xml:space="preserve"> PAGEREF _Toc241579258 \h </w:instrText>
             </w:r>
             <w:r>
               <w:rPr>
@@ -3389,7 +3389,7 @@
               <w:lang w:eastAsia="es-CO"/>
             </w:rPr>
           </w:pPr>
-          <w:hyperlink w:anchor="_Toc241506317" w:history="1">
+          <w:hyperlink w:anchor="_Toc241579259" w:history="1">
             <w:r>
               <w:rPr>
                 <w:rStyle w:val="Hipervnculo"/>
@@ -3416,7 +3416,7 @@
                 <w:noProof/>
                 <w:webHidden/>
               </w:rPr>
-              <w:instrText xml:space="preserve"> PAGEREF _Toc241506317 \h </w:instrText>
+              <w:instrText xml:space="preserve"> PAGEREF _Toc241579259 \h </w:instrText>
             </w:r>
             <w:r>
               <w:rPr>
@@ -3461,7 +3461,7 @@
               <w:lang w:eastAsia="es-CO"/>
             </w:rPr>
           </w:pPr>
-          <w:hyperlink w:anchor="_Toc241506318" w:history="1">
+          <w:hyperlink w:anchor="_Toc241579260" w:history="1">
             <w:r>
               <w:rPr>
                 <w:rStyle w:val="Hipervnculo"/>
@@ -3488,7 +3488,7 @@
                 <w:noProof/>
                 <w:webHidden/>
               </w:rPr>
-              <w:instrText xml:space="preserve"> PAGEREF _Toc241506318 \h </w:instrText>
+              <w:instrText xml:space="preserve"> PAGEREF _Toc241579260 \h </w:instrText>
             </w:r>
             <w:r>
               <w:rPr>
@@ -3533,7 +3533,7 @@
               <w:lang w:eastAsia="es-CO"/>
             </w:rPr>
           </w:pPr>
-          <w:hyperlink w:anchor="_Toc241506319" w:history="1">
+          <w:hyperlink w:anchor="_Toc241579261" w:history="1">
             <w:r>
               <w:rPr>
                 <w:rStyle w:val="Hipervnculo"/>
@@ -3560,7 +3560,7 @@
                 <w:noProof/>
                 <w:webHidden/>
               </w:rPr>
-              <w:instrText xml:space="preserve"> PAGEREF _Toc241506319 \h </w:instrText>
+              <w:instrText xml:space="preserve"> PAGEREF _Toc241579261 \h </w:instrText>
             </w:r>
             <w:r>
               <w:rPr>
@@ -3605,13 +3605,13 @@
               <w:lang w:eastAsia="es-CO"/>
             </w:rPr>
           </w:pPr>
-          <w:hyperlink w:anchor="_Toc241506320" w:history="1">
+          <w:hyperlink w:anchor="_Toc241579262" w:history="1">
             <w:r>
               <w:rPr>
                 <w:rStyle w:val="Hipervnculo"/>
                 <w:noProof/>
               </w:rPr>
-              <w:t>8.3. Los KPI</w:t>
+              <w:t>8.3. KPI</w:t>
             </w:r>
             <w:r>
               <w:rPr>
@@ -3632,7 +3632,7 @@
                 <w:noProof/>
                 <w:webHidden/>
               </w:rPr>
-              <w:instrText xml:space="preserve"> PAGEREF _Toc241506320 \h </w:instrText>
+              <w:instrText xml:space="preserve"> PAGEREF _Toc241579262 \h </w:instrText>
             </w:r>
             <w:r>
               <w:rPr>
@@ -3677,7 +3677,7 @@
               <w:lang w:eastAsia="es-CO"/>
             </w:rPr>
           </w:pPr>
-          <w:hyperlink w:anchor="_Toc241506321" w:history="1">
+          <w:hyperlink w:anchor="_Toc241579263" w:history="1">
             <w:r>
               <w:rPr>
                 <w:rStyle w:val="Hipervnculo"/>
@@ -3704,7 +3704,7 @@
                 <w:noProof/>
                 <w:webHidden/>
               </w:rPr>
-              <w:instrText xml:space="preserve"> PAGEREF _Toc241506321 \h </w:instrText>
+              <w:instrText xml:space="preserve"> PAGEREF _Toc241579263 \h </w:instrText>
             </w:r>
             <w:r>
               <w:rPr>
@@ -3749,7 +3749,7 @@
               <w:lang w:eastAsia="es-CO"/>
             </w:rPr>
           </w:pPr>
-          <w:hyperlink w:anchor="_Toc241506322" w:history="1">
+          <w:hyperlink w:anchor="_Toc241579264" w:history="1">
             <w:r>
               <w:rPr>
                 <w:rStyle w:val="Hipervnculo"/>
@@ -3776,7 +3776,7 @@
                 <w:noProof/>
                 <w:webHidden/>
               </w:rPr>
-              <w:instrText xml:space="preserve"> PAGEREF _Toc241506322 \h </w:instrText>
+              <w:instrText xml:space="preserve"> PAGEREF _Toc241579264 \h </w:instrText>
             </w:r>
             <w:r>
               <w:rPr>
@@ -3821,7 +3821,7 @@
               <w:lang w:eastAsia="es-CO"/>
             </w:rPr>
           </w:pPr>
-          <w:hyperlink w:anchor="_Toc241506323" w:history="1">
+          <w:hyperlink w:anchor="_Toc241579265" w:history="1">
             <w:r>
               <w:rPr>
                 <w:rStyle w:val="Hipervnculo"/>
@@ -3848,7 +3848,7 @@
                 <w:noProof/>
                 <w:webHidden/>
               </w:rPr>
-              <w:instrText xml:space="preserve"> PAGEREF _Toc241506323 \h </w:instrText>
+              <w:instrText xml:space="preserve"> PAGEREF _Toc241579265 \h </w:instrText>
             </w:r>
             <w:r>
               <w:rPr>
@@ -3893,7 +3893,7 @@
               <w:lang w:eastAsia="es-CO"/>
             </w:rPr>
           </w:pPr>
-          <w:hyperlink w:anchor="_Toc241506324" w:history="1">
+          <w:hyperlink w:anchor="_Toc241579266" w:history="1">
             <w:r>
               <w:rPr>
                 <w:rStyle w:val="Hipervnculo"/>
@@ -3920,7 +3920,7 @@
                 <w:noProof/>
                 <w:webHidden/>
               </w:rPr>
-              <w:instrText xml:space="preserve"> PAGEREF _Toc241506324 \h </w:instrText>
+              <w:instrText xml:space="preserve"> PAGEREF _Toc241579266 \h </w:instrText>
             </w:r>
             <w:r>
               <w:rPr>
@@ -3968,7 +3968,7 @@
       <w:pPr>
         <w:pStyle w:val="Titulosgenerales"/>
       </w:pPr>
-      <w:bookmarkStart w:id="0" w:name="_Toc241506278"/>
+      <w:bookmarkStart w:id="0" w:name="_Toc241579220"/>
       <w:r>
         <w:lastRenderedPageBreak/>
         <w:t>Introducción</w:t>
@@ -4016,7 +4016,7 @@
       <w:pPr>
         <w:pStyle w:val="Ttulo1"/>
       </w:pPr>
-      <w:bookmarkStart w:id="1" w:name="_Toc241506279"/>
+      <w:bookmarkStart w:id="1" w:name="_Toc241579221"/>
       <w:r>
         <w:lastRenderedPageBreak/>
         <w:t xml:space="preserve">Estrategia comercial en </w:t>
@@ -4059,7 +4059,7 @@
       <w:pPr>
         <w:pStyle w:val="Ttulo2"/>
       </w:pPr>
-      <w:bookmarkStart w:id="2" w:name="_Toc241506280"/>
+      <w:bookmarkStart w:id="2" w:name="_Toc241579222"/>
       <w:r>
         <w:t>Venta</w:t>
       </w:r>
@@ -4343,7 +4343,7 @@
       <w:pPr>
         <w:pStyle w:val="Ttulo2"/>
       </w:pPr>
-      <w:bookmarkStart w:id="3" w:name="_Toc241506281"/>
+      <w:bookmarkStart w:id="3" w:name="_Toc241579223"/>
       <w:r>
         <w:t>Objetivos SMART</w:t>
       </w:r>
@@ -4762,7 +4762,7 @@
       <w:pPr>
         <w:pStyle w:val="Ttulo2"/>
       </w:pPr>
-      <w:bookmarkStart w:id="4" w:name="_Toc241506282"/>
+      <w:bookmarkStart w:id="4" w:name="_Toc241579224"/>
       <w:r>
         <w:lastRenderedPageBreak/>
         <w:t>Producto</w:t>
@@ -4861,7 +4861,7 @@
           <w:rStyle w:val="Extranjerismo"/>
         </w:rPr>
       </w:pPr>
-      <w:bookmarkStart w:id="5" w:name="_Toc241506283"/>
+      <w:bookmarkStart w:id="5" w:name="_Toc241579225"/>
       <w:r>
         <w:rPr>
           <w:rStyle w:val="Extranjerismo"/>
@@ -5262,7 +5262,7 @@
       <w:pPr>
         <w:pStyle w:val="Ttulo2"/>
       </w:pPr>
-      <w:bookmarkStart w:id="6" w:name="_Toc241506284"/>
+      <w:bookmarkStart w:id="6" w:name="_Toc241579226"/>
       <w:r>
         <w:t>Embudo de ventas</w:t>
       </w:r>
@@ -5444,7 +5444,7 @@
       <w:pPr>
         <w:pStyle w:val="Ttulo2"/>
       </w:pPr>
-      <w:bookmarkStart w:id="7" w:name="_Toc241506285"/>
+      <w:bookmarkStart w:id="7" w:name="_Toc241579227"/>
       <w:r>
         <w:lastRenderedPageBreak/>
         <w:t xml:space="preserve">Canales de venta de </w:t>
@@ -5616,7 +5616,7 @@
       <w:pPr>
         <w:pStyle w:val="Ttulo1"/>
       </w:pPr>
-      <w:bookmarkStart w:id="8" w:name="_Toc241506286"/>
+      <w:bookmarkStart w:id="8" w:name="_Toc241579228"/>
       <w:r>
         <w:lastRenderedPageBreak/>
         <w:t>Segmentación y posicionamiento comercial digital</w:t>
@@ -5653,7 +5653,7 @@
       <w:pPr>
         <w:pStyle w:val="Ttulo2"/>
       </w:pPr>
-      <w:bookmarkStart w:id="9" w:name="_Toc241506287"/>
+      <w:bookmarkStart w:id="9" w:name="_Toc241579229"/>
       <w:r>
         <w:t>Segmentación</w:t>
       </w:r>
@@ -5746,7 +5746,7 @@
       <w:pPr>
         <w:pStyle w:val="Ttulo2"/>
       </w:pPr>
-      <w:bookmarkStart w:id="10" w:name="_Toc241506288"/>
+      <w:bookmarkStart w:id="10" w:name="_Toc241579230"/>
       <w:r>
         <w:t>Posicionamiento</w:t>
       </w:r>
@@ -6031,7 +6031,7 @@
           <w:rStyle w:val="Extranjerismo"/>
         </w:rPr>
       </w:pPr>
-      <w:bookmarkStart w:id="11" w:name="_Toc241506289"/>
+      <w:bookmarkStart w:id="11" w:name="_Toc241579231"/>
       <w:r>
         <w:rPr>
           <w:rStyle w:val="Extranjerismo"/>
@@ -6426,7 +6426,7 @@
       <w:pPr>
         <w:pStyle w:val="Ttulo2"/>
       </w:pPr>
-      <w:bookmarkStart w:id="12" w:name="_Toc241506290"/>
+      <w:bookmarkStart w:id="12" w:name="_Toc241579232"/>
       <w:r>
         <w:t>Palabras clave e intenciones de búsqueda</w:t>
       </w:r>
@@ -6743,7 +6743,7 @@
           <w:rStyle w:val="Extranjerismo"/>
         </w:rPr>
       </w:pPr>
-      <w:bookmarkStart w:id="13" w:name="_Toc241506291"/>
+      <w:bookmarkStart w:id="13" w:name="_Toc241579233"/>
       <w:r>
         <w:rPr>
           <w:rStyle w:val="Extranjerismo"/>
@@ -7250,7 +7250,7 @@
       <w:pPr>
         <w:pStyle w:val="Ttulo1"/>
       </w:pPr>
-      <w:bookmarkStart w:id="14" w:name="_Toc241506292"/>
+      <w:bookmarkStart w:id="14" w:name="_Toc241579234"/>
       <w:r>
         <w:lastRenderedPageBreak/>
         <w:t>Construcción de marca y comunicación persuasiva</w:t>
@@ -7303,7 +7303,7 @@
           <w:rStyle w:val="Extranjerismo"/>
         </w:rPr>
       </w:pPr>
-      <w:bookmarkStart w:id="15" w:name="_Toc241506293"/>
+      <w:bookmarkStart w:id="15" w:name="_Toc241579235"/>
       <w:r>
         <w:rPr>
           <w:rStyle w:val="Extranjerismo"/>
@@ -7693,7 +7693,7 @@
       <w:pPr>
         <w:pStyle w:val="Ttulo2"/>
       </w:pPr>
-      <w:bookmarkStart w:id="16" w:name="_Toc241506294"/>
+      <w:bookmarkStart w:id="16" w:name="_Toc241579236"/>
       <w:r>
         <w:t>Llamados a la acción y contenidos persuasivos</w:t>
       </w:r>
@@ -7887,7 +7887,7 @@
       <w:pPr>
         <w:pStyle w:val="Ttulo2"/>
       </w:pPr>
-      <w:bookmarkStart w:id="17" w:name="_Toc241506295"/>
+      <w:bookmarkStart w:id="17" w:name="_Toc241579237"/>
       <w:r>
         <w:lastRenderedPageBreak/>
         <w:t>Guiones técnicos para contenidos digitales</w:t>
@@ -8113,7 +8113,7 @@
       <w:pPr>
         <w:pStyle w:val="Ttulo2"/>
       </w:pPr>
-      <w:bookmarkStart w:id="18" w:name="_Toc241506296"/>
+      <w:bookmarkStart w:id="18" w:name="_Toc241579238"/>
       <w:r>
         <w:t>Tono de marca</w:t>
       </w:r>
@@ -8392,7 +8392,7 @@
       <w:pPr>
         <w:pStyle w:val="Ttulo2"/>
       </w:pPr>
-      <w:bookmarkStart w:id="19" w:name="_Toc241506297"/>
+      <w:bookmarkStart w:id="19" w:name="_Toc241579239"/>
       <w:r>
         <w:t>Prisma de la marca</w:t>
       </w:r>
@@ -8650,7 +8650,7 @@
       <w:pPr>
         <w:pStyle w:val="Ttulo2"/>
       </w:pPr>
-      <w:bookmarkStart w:id="20" w:name="_Toc241506298"/>
+      <w:bookmarkStart w:id="20" w:name="_Toc241579240"/>
       <w:r>
         <w:t>Contenidos digitales</w:t>
       </w:r>
@@ -8867,7 +8867,7 @@
       <w:pPr>
         <w:pStyle w:val="Ttulo1"/>
       </w:pPr>
-      <w:bookmarkStart w:id="21" w:name="_Toc241506299"/>
+      <w:bookmarkStart w:id="21" w:name="_Toc241579241"/>
       <w:r>
         <w:lastRenderedPageBreak/>
         <w:t>Producción de contenidos digitales</w:t>
@@ -8904,7 +8904,7 @@
       <w:pPr>
         <w:pStyle w:val="Ttulo2"/>
       </w:pPr>
-      <w:bookmarkStart w:id="22" w:name="_Toc241506300"/>
+      <w:bookmarkStart w:id="22" w:name="_Toc241579242"/>
       <w:r>
         <w:t>Plataformas de inteligencia artificial</w:t>
       </w:r>
@@ -9251,7 +9251,7 @@
       <w:pPr>
         <w:pStyle w:val="Ttulo2"/>
       </w:pPr>
-      <w:bookmarkStart w:id="23" w:name="_Toc241506301"/>
+      <w:bookmarkStart w:id="23" w:name="_Toc241579243"/>
       <w:r>
         <w:t>Plataformas de diseño y edición multimedia</w:t>
       </w:r>
@@ -9843,7 +9843,7 @@
       <w:pPr>
         <w:pStyle w:val="Ttulo2"/>
       </w:pPr>
-      <w:bookmarkStart w:id="24" w:name="_Toc241506302"/>
+      <w:bookmarkStart w:id="24" w:name="_Toc241579244"/>
       <w:r>
         <w:t>Técnicas básicas de edición de imagen</w:t>
       </w:r>
@@ -10183,7 +10183,7 @@
       <w:pPr>
         <w:pStyle w:val="Ttulo2"/>
       </w:pPr>
-      <w:bookmarkStart w:id="25" w:name="_Toc241506303"/>
+      <w:bookmarkStart w:id="25" w:name="_Toc241579245"/>
       <w:r>
         <w:t>Técnicas básicas de edición de video</w:t>
       </w:r>
@@ -10536,7 +10536,7 @@
       <w:pPr>
         <w:pStyle w:val="Ttulo2"/>
       </w:pPr>
-      <w:bookmarkStart w:id="26" w:name="_Toc241506304"/>
+      <w:bookmarkStart w:id="26" w:name="_Toc241579246"/>
       <w:r>
         <w:t>Medios digitales</w:t>
       </w:r>
@@ -10917,7 +10917,7 @@
       <w:pPr>
         <w:pStyle w:val="Ttulo1"/>
       </w:pPr>
-      <w:bookmarkStart w:id="27" w:name="_Toc241506305"/>
+      <w:bookmarkStart w:id="27" w:name="_Toc241579247"/>
       <w:r>
         <w:lastRenderedPageBreak/>
         <w:t>Planificación, publicación y optimización de contenidos</w:t>
@@ -10954,7 +10954,7 @@
       <w:pPr>
         <w:pStyle w:val="Ttulo2"/>
       </w:pPr>
-      <w:bookmarkStart w:id="28" w:name="_Toc241506306"/>
+      <w:bookmarkStart w:id="28" w:name="_Toc241579248"/>
       <w:r>
         <w:t>Parrilla de contenidos</w:t>
       </w:r>
@@ -12724,7 +12724,7 @@
       <w:pPr>
         <w:pStyle w:val="Ttulo2"/>
       </w:pPr>
-      <w:bookmarkStart w:id="29" w:name="_Toc241506307"/>
+      <w:bookmarkStart w:id="29" w:name="_Toc241579249"/>
       <w:r>
         <w:t>Calendario de publicaciones</w:t>
       </w:r>
@@ -13235,7 +13235,7 @@
       <w:pPr>
         <w:pStyle w:val="Ttulo2"/>
       </w:pPr>
-      <w:bookmarkStart w:id="30" w:name="_Toc241506308"/>
+      <w:bookmarkStart w:id="30" w:name="_Toc241579250"/>
       <w:r>
         <w:t>Divulgación de contenido digital</w:t>
       </w:r>
@@ -13786,7 +13786,7 @@
       <w:pPr>
         <w:pStyle w:val="Ttulo2"/>
       </w:pPr>
-      <w:bookmarkStart w:id="31" w:name="_Toc241506309"/>
+      <w:bookmarkStart w:id="31" w:name="_Toc241579251"/>
       <w:r>
         <w:t>Protocolos de publicación e indexación de contenidos digitales</w:t>
       </w:r>
@@ -14070,7 +14070,7 @@
       <w:pPr>
         <w:pStyle w:val="Ttulo2"/>
       </w:pPr>
-      <w:bookmarkStart w:id="32" w:name="_Toc241506310"/>
+      <w:bookmarkStart w:id="32" w:name="_Toc241579252"/>
       <w:r>
         <w:lastRenderedPageBreak/>
         <w:t>Netiqueta</w:t>
@@ -14187,7 +14187,7 @@
           <w:noProof/>
         </w:rPr>
         <w:drawing>
-          <wp:inline distT="0" distB="0" distL="0" distR="0" wp14:anchorId="19D756F1" wp14:editId="4D1EF43D">
+          <wp:inline distT="0" distB="0" distL="0" distR="0" wp14:anchorId="19D756F1" wp14:editId="79D3662A">
             <wp:extent cx="4680000" cy="2631600"/>
             <wp:effectExtent l="0" t="0" r="6350" b="0"/>
             <wp:docPr id="6" name="Imagen 6">
@@ -14546,7 +14546,7 @@
       <w:pPr>
         <w:pStyle w:val="Ttulo1"/>
       </w:pPr>
-      <w:bookmarkStart w:id="33" w:name="_Toc241506311"/>
+      <w:bookmarkStart w:id="33" w:name="_Toc241579253"/>
       <w:r>
         <w:lastRenderedPageBreak/>
         <w:t>Cierre de ventas digitales</w:t>
@@ -14583,7 +14583,7 @@
       <w:pPr>
         <w:pStyle w:val="Ttulo2"/>
       </w:pPr>
-      <w:bookmarkStart w:id="34" w:name="_Toc241506312"/>
+      <w:bookmarkStart w:id="34" w:name="_Toc241579254"/>
       <w:r>
         <w:t>Conversión</w:t>
       </w:r>
@@ -14903,7 +14903,7 @@
       <w:pPr>
         <w:pStyle w:val="Ttulo2"/>
       </w:pPr>
-      <w:bookmarkStart w:id="35" w:name="_Toc241506313"/>
+      <w:bookmarkStart w:id="35" w:name="_Toc241579255"/>
       <w:r>
         <w:t>Medios de pago</w:t>
       </w:r>
@@ -15543,7 +15543,7 @@
       <w:pPr>
         <w:pStyle w:val="Ttulo1"/>
       </w:pPr>
-      <w:bookmarkStart w:id="37" w:name="_Toc241506314"/>
+      <w:bookmarkStart w:id="37" w:name="_Toc241579256"/>
       <w:r>
         <w:lastRenderedPageBreak/>
         <w:t>Entrega y garantía</w:t>
@@ -15580,7 +15580,7 @@
       <w:pPr>
         <w:pStyle w:val="Ttulo2"/>
       </w:pPr>
-      <w:bookmarkStart w:id="38" w:name="_Toc241506315"/>
+      <w:bookmarkStart w:id="38" w:name="_Toc241579257"/>
       <w:r>
         <w:t>Sistemas de entrega</w:t>
       </w:r>
@@ -15907,7 +15907,7 @@
       <w:pPr>
         <w:pStyle w:val="Ttulo2"/>
       </w:pPr>
-      <w:bookmarkStart w:id="39" w:name="_Toc241506316"/>
+      <w:bookmarkStart w:id="39" w:name="_Toc241579258"/>
       <w:r>
         <w:t>Garantía</w:t>
       </w:r>
@@ -16237,7 +16237,7 @@
       <w:pPr>
         <w:pStyle w:val="Ttulo1"/>
       </w:pPr>
-      <w:bookmarkStart w:id="40" w:name="_Toc241506317"/>
+      <w:bookmarkStart w:id="40" w:name="_Toc241579259"/>
       <w:r>
         <w:lastRenderedPageBreak/>
         <w:t>Análisis comercial</w:t>
@@ -16287,7 +16287,7 @@
       <w:pPr>
         <w:pStyle w:val="Ttulo2"/>
       </w:pPr>
-      <w:bookmarkStart w:id="41" w:name="_Toc241506318"/>
+      <w:bookmarkStart w:id="41" w:name="_Toc241579260"/>
       <w:r>
         <w:t>Reporte</w:t>
       </w:r>
@@ -16676,7 +16676,7 @@
       <w:pPr>
         <w:pStyle w:val="Ttulo2"/>
       </w:pPr>
-      <w:bookmarkStart w:id="42" w:name="_Toc241506319"/>
+      <w:bookmarkStart w:id="42" w:name="_Toc241579261"/>
       <w:r>
         <w:t>Métricas de ventas</w:t>
       </w:r>
@@ -17285,10 +17285,7 @@
       <w:pPr>
         <w:pStyle w:val="Ttulo2"/>
       </w:pPr>
-      <w:bookmarkStart w:id="43" w:name="_Toc241506320"/>
-      <w:r>
-        <w:t xml:space="preserve">Los </w:t>
-      </w:r>
+      <w:bookmarkStart w:id="43" w:name="_Toc241579262"/>
       <w:r>
         <w:t>KPI</w:t>
       </w:r>
@@ -18746,7 +18743,7 @@
           <w:u w:val="single"/>
         </w:rPr>
       </w:pPr>
-      <w:bookmarkStart w:id="44" w:name="_Toc241506321"/>
+      <w:bookmarkStart w:id="44" w:name="_Toc241579263"/>
       <w:r>
         <w:lastRenderedPageBreak/>
         <w:t>Síntesis</w:t>
@@ -18891,7 +18888,7 @@
       <w:pPr>
         <w:pStyle w:val="Titulosgenerales"/>
       </w:pPr>
-      <w:bookmarkStart w:id="45" w:name="_Toc241506322"/>
+      <w:bookmarkStart w:id="45" w:name="_Toc241579264"/>
       <w:r>
         <w:lastRenderedPageBreak/>
         <w:t>Glosario</w:t>
@@ -19033,7 +19030,7 @@
       <w:pPr>
         <w:pStyle w:val="Titulosgenerales"/>
       </w:pPr>
-      <w:bookmarkStart w:id="46" w:name="_Toc241506323"/>
+      <w:bookmarkStart w:id="46" w:name="_Toc241579265"/>
       <w:r>
         <w:lastRenderedPageBreak/>
         <w:t>Referencias bibliográficas</w:t>
@@ -19156,7 +19153,7 @@
       <w:pPr>
         <w:pStyle w:val="Titulosgenerales"/>
       </w:pPr>
-      <w:bookmarkStart w:id="47" w:name="_Toc241506324"/>
+      <w:bookmarkStart w:id="47" w:name="_Toc241579266"/>
       <w:r>
         <w:lastRenderedPageBreak/>
         <w:t>Créditos</w:t>
@@ -27749,6 +27746,15 @@
 </file>
 
 <file path=customXml/item1.xml><?xml version="1.0" encoding="utf-8"?>
+<?mso-contentType ?>
+<FormTemplates xmlns="http://schemas.microsoft.com/sharepoint/v3/contenttype/forms">
+  <Display>DocumentLibraryForm</Display>
+  <Edit>DocumentLibraryForm</Edit>
+  <New>DocumentLibraryForm</New>
+</FormTemplates>
+</file>
+
+<file path=customXml/item2.xml><?xml version="1.0" encoding="utf-8"?>
 <p:properties xmlns:p="http://schemas.microsoft.com/office/2006/metadata/properties" xmlns:xsi="http://www.w3.org/2001/XMLSchema-instance" xmlns:pc="http://schemas.microsoft.com/office/infopath/2007/PartnerControls">
   <documentManagement>
     <TaxCatchAll xmlns="67a0edcd-0de5-43ed-8c27-e32f38a00c91" xsi:nil="true"/>
@@ -27759,16 +27765,11 @@
 </p:properties>
 </file>
 
-<file path=customXml/item2.xml><?xml version="1.0" encoding="utf-8"?>
-<?mso-contentType ?>
-<FormTemplates xmlns="http://schemas.microsoft.com/sharepoint/v3/contenttype/forms">
-  <Display>DocumentLibraryForm</Display>
-  <Edit>DocumentLibraryForm</Edit>
-  <New>DocumentLibraryForm</New>
-</FormTemplates>
+<file path=customXml/item3.xml><?xml version="1.0" encoding="utf-8"?>
+<b:Sources xmlns:b="http://schemas.openxmlformats.org/officeDocument/2006/bibliography" xmlns="http://schemas.openxmlformats.org/officeDocument/2006/bibliography" SelectedStyle="\APASixthEditionOfficeOnline.xsl" StyleName="APA" Version="6"/>
 </file>
 
-<file path=customXml/item3.xml><?xml version="1.0" encoding="utf-8"?>
+<file path=customXml/item4.xml><?xml version="1.0" encoding="utf-8"?>
 <ct:contentTypeSchema xmlns:ct="http://schemas.microsoft.com/office/2006/metadata/contentType" xmlns:ma="http://schemas.microsoft.com/office/2006/metadata/properties/metaAttributes" ct:_="" ma:_="" ma:contentTypeName="Documento" ma:contentTypeID="0x01010005252A1EF3BD024F856B47B579AB5244" ma:contentTypeVersion="13" ma:contentTypeDescription="Crear nuevo documento." ma:contentTypeScope="" ma:versionID="ddfaac56a287547bce89452cd31c5884">
   <xsd:schema xmlns:xsd="http://www.w3.org/2001/XMLSchema" xmlns:xs="http://www.w3.org/2001/XMLSchema" xmlns:p="http://schemas.microsoft.com/office/2006/metadata/properties" xmlns:ns2="42760c81-fd8e-4d59-8953-7cdb9f38b14f" xmlns:ns3="67a0edcd-0de5-43ed-8c27-e32f38a00c91" targetNamespace="http://schemas.microsoft.com/office/2006/metadata/properties" ma:root="true" ma:fieldsID="5ac878f7c8dbf4633d03f1982e859186" ns2:_="" ns3:_="">
     <xsd:import namespace="42760c81-fd8e-4d59-8953-7cdb9f38b14f"/>
@@ -27975,11 +27976,15 @@
 </ct:contentTypeSchema>
 </file>
 
-<file path=customXml/item4.xml><?xml version="1.0" encoding="utf-8"?>
-<b:Sources xmlns:b="http://schemas.openxmlformats.org/officeDocument/2006/bibliography" xmlns="http://schemas.openxmlformats.org/officeDocument/2006/bibliography" SelectedStyle="\APASixthEditionOfficeOnline.xsl" StyleName="APA" Version="6"/>
+<file path=customXml/itemProps1.xml><?xml version="1.0" encoding="utf-8"?>
+<ds:datastoreItem xmlns:ds="http://schemas.openxmlformats.org/officeDocument/2006/customXml" ds:itemID="{10663269-2064-4804-8290-36D4A57F5557}">
+  <ds:schemaRefs>
+    <ds:schemaRef ds:uri="http://schemas.microsoft.com/sharepoint/v3/contenttype/forms"/>
+  </ds:schemaRefs>
+</ds:datastoreItem>
 </file>
 
-<file path=customXml/itemProps1.xml><?xml version="1.0" encoding="utf-8"?>
+<file path=customXml/itemProps2.xml><?xml version="1.0" encoding="utf-8"?>
 <ds:datastoreItem xmlns:ds="http://schemas.openxmlformats.org/officeDocument/2006/customXml" ds:itemID="{1279454D-02BE-4A9C-A117-DCD1573E2608}">
   <ds:schemaRefs>
     <ds:schemaRef ds:uri="http://schemas.microsoft.com/office/2006/metadata/properties"/>
@@ -27990,22 +27995,14 @@
 </ds:datastoreItem>
 </file>
 
-<file path=customXml/itemProps2.xml><?xml version="1.0" encoding="utf-8"?>
-<ds:datastoreItem xmlns:ds="http://schemas.openxmlformats.org/officeDocument/2006/customXml" ds:itemID="{10663269-2064-4804-8290-36D4A57F5557}">
-  <ds:schemaRefs>
-    <ds:schemaRef ds:uri="http://schemas.microsoft.com/sharepoint/v3/contenttype/forms"/>
-  </ds:schemaRefs>
-</ds:datastoreItem>
-</file>
-
 <file path=customXml/itemProps3.xml><?xml version="1.0" encoding="utf-8"?>
-<ds:datastoreItem xmlns:ds="http://schemas.openxmlformats.org/officeDocument/2006/customXml" ds:itemID="{67E14C7A-F7FD-49C1-9F73-73996BF80E90}"/>
-</file>
-
-<file path=customXml/itemProps4.xml><?xml version="1.0" encoding="utf-8"?>
 <ds:datastoreItem xmlns:ds="http://schemas.openxmlformats.org/officeDocument/2006/customXml" ds:itemID="{EAE431FD-7059-4C09-804B-C9D69EB7B213}">
   <ds:schemaRefs>
     <ds:schemaRef ds:uri="http://schemas.openxmlformats.org/officeDocument/2006/bibliography"/>
   </ds:schemaRefs>
 </ds:datastoreItem>
+</file>
+
+<file path=customXml/itemProps4.xml><?xml version="1.0" encoding="utf-8"?>
+<ds:datastoreItem xmlns:ds="http://schemas.openxmlformats.org/officeDocument/2006/customXml" ds:itemID="{4335A9E8-D4C2-4239-804A-D3A9849682BB}"/>
 </file>